--- a/EMR/Bird_Over_Time_EMR.docx
+++ b/EMR/Bird_Over_Time_EMR.docx
@@ -747,7 +747,7 @@
           <w:rFonts w:ascii="Times New Roman" w:hAnsi="Times New Roman"/>
           <w:sz w:val="20"/>
         </w:rPr>
-        <w:t>We analyze the Charlie Parker Aligned Digital Omnibook, comprising 50 transcribed performances (composed melodies and solos) with aligned MusicXML and MIDI data. The notated source is the Charlie Parker Omnibook, transcribed by Ken Slone and edited by Jamey Aebersold (Slone, 1978). Déguernel, Vincent, and Assayag (Déguernel et al., 2016) encoded those transcriptions as MusicXML and MIDI files; Riley and Dixon (Riley &amp; Dixon, 2024) then used an audio-to-score transcription pipeline to align the notated material to the original recordings, which is what supplies a timestamp for each notated event. We take the pitches and rhythms from the Omnibook transcription and the timings from that alignment. This corpus provides:</w:t>
+        <w:t>We analyze the Charlie Parker Aligned Digital Omnibook, comprising 50 transcribed performances (composed melodies and solos) with aligned MusicXML and MIDI data. The notated source is the Charlie Parker Omnibook, transcribed by Ken Slone and edited by Jamey Aebersold (Slone, 1978). Déguernel et al. (2016) encoded those transcriptions as MusicXML and MIDI files; Riley and Dixon (2024) then used an audio-to-score transcription pipeline to align the notated material to the original recordings, which is what supplies a timestamp for each notated event. We take the pitches and rhythms from the Omnibook transcription and the timings from that alignment. This corpus provides:</w:t>
       </w:r>
     </w:p>
     <w:p>

--- a/EMR/Bird_Over_Time_EMR.docx
+++ b/EMR/Bird_Over_Time_EMR.docx
@@ -1476,7 +1476,7 @@
           <w:rFonts w:ascii="Times New Roman" w:hAnsi="Times New Roman"/>
           <w:sz w:val="20"/>
         </w:rPr>
-        <w:t>The resulting phrases are short. A phrase spans a median of 1 harmonic segment (M = 2.01, range 1–12), and 54.3% of phrases consist of a single segment while 74.6% consist of two or fewer. This follows from the interaction of two facts already stated: bebop phrasing is densely articulated with short rests, while segments are as long as the harmonic rhythm. A phrase that falls within one chord symbol therefore contributes a single observation, and for just over half the corpus the phrase-level series is effectively a subsampled segment-level series. Phrase-level results below should be read with this in mind: they describe organization at the scale of rest-delimited gestures, which in this repertoire is often the scale of one chord, and the phrase-level analyses are for that reason reported alongside rolling-window and chorus-level analyses rather than on their own. Figure 8 sets out the five analyses that proceed from the detected phrases and the scale each addresses.</w:t>
+        <w:t>The resulting phrases are short. A phrase spans a median of 1 harmonic segment (M = 2.01, range 1–12), and 54.3% of phrases consist of a single segment while 74.6% consist of two or fewer. This follows from the interaction of two facts already stated: bebop phrasing is densely articulated with short rests, while segments are as long as the harmonic rhythm. A phrase that falls within one chord symbol therefore contributes a single observation, and for just over half the corpus the phrase-level series is effectively a subsampled segment-level series. Phrase-level results below should be read with this in mind: they describe organization at the scale of rest-delimited gestures, which in this repertoire is often the scale of one chord, and the phrase-level analyses are for that reason reported alongside rolling-window and chorus-level analyses rather than on their own. Figure 11 sets out the five analyses that proceed from the detected phrases and the scale each addresses.</w:t>
       </w:r>
     </w:p>
     <w:p>
@@ -5694,28 +5694,8 @@
           <w:rFonts w:ascii="Times New Roman" w:hAnsi="Times New Roman"/>
           <w:sz w:val="20"/>
         </w:rPr>
-        <w:t xml:space="preserve"> likely reflects melodic construction prioritizing memorable contour and singability over maximal harmonic density. Heads establish the core vocabulary while maintaining thematic clarity; improvised choruses then explore denser harmonic regions enabled by the absence of melodic memorability constraints. Figure 9 compares mean complexity across chorus positions directly.</w:t>
-      </w:r>
-    </w:p>
-    <w:p>
-      <w:pPr>
-        <w:spacing w:before="0" w:after="0"/>
-        <w:ind w:firstLine="720"/>
-        <w:jc w:val="both"/>
-      </w:pPr>
-      <w:r>
-        <w:rPr>
-          <w:rFonts w:ascii="Times New Roman" w:hAnsi="Times New Roman"/>
-          <w:sz w:val="20"/>
-        </w:rPr>
-        <w:t>Parker's core harmonic vocabulary is largely established in Chorus 1, the composed head. Chorus 1 already contains 81.1% of all distinct interval vectors that appear anywhere in the corpus, Chorus 2 adds a further 16.5%, and Choruses 3 and later contribute 2.4% between them (Figure 4). This is a corpus-level statistic rather than a single performance: chorus numbers are assigned per tune by dividing measure position by form length (12 bars for blues, 32 otherwise), the distinct vectors occurring in each chorus position are pooled across all 46 MIDI-aligned tunes, and coverage is then accumulated across chorus positions. Temporal evolution thus reflects primarily the exploration of new pathways connecting existing harmonic nodes rather than progressive vocabulary expansion.</w:t>
-      </w:r>
-    </w:p>
-    <w:p>
-      <w:pPr>
-        <w:spacing w:before="0" w:after="0"/>
-        <w:jc w:val="both"/>
-      </w:pPr>
+        <w:t xml:space="preserve"> likely reflects melodic construction prioritizing memorable contour and singability over maximal harmonic density. Heads establish the core vocabulary while maintaining thematic clarity; improvised choruses then explore denser harmonic regions enabled by the absence of melodic memorability constraints. Figure 4 compares mean complexity across chorus positions directly.</w:t>
+      </w:r>
     </w:p>
     <w:p>
       <w:pPr>
@@ -5733,7 +5713,7 @@
               <a:graphicData uri="http://schemas.openxmlformats.org/drawingml/2006/picture">
                 <pic:pic>
                   <pic:nvPicPr>
-                    <pic:cNvPr id="0" name="fig_6.png"/>
+                    <pic:cNvPr id="0" name="fig_7.png"/>
                     <pic:cNvPicPr/>
                   </pic:nvPicPr>
                   <pic:blipFill>
@@ -5774,6 +5754,92 @@
           <w:rFonts w:ascii="Times New Roman" w:hAnsi="Times New Roman"/>
           <w:sz w:val="20"/>
         </w:rPr>
+        <w:t>Cross-chorus complexity comparison showing head is simpler than improvised choruses.</w:t>
+      </w:r>
+    </w:p>
+    <w:p>
+      <w:pPr>
+        <w:spacing w:before="0" w:after="0"/>
+        <w:jc w:val="both"/>
+      </w:pPr>
+    </w:p>
+    <w:p>
+      <w:pPr>
+        <w:spacing w:before="0" w:after="0"/>
+        <w:ind w:firstLine="720"/>
+        <w:jc w:val="both"/>
+      </w:pPr>
+      <w:r>
+        <w:rPr>
+          <w:rFonts w:ascii="Times New Roman" w:hAnsi="Times New Roman"/>
+          <w:sz w:val="20"/>
+        </w:rPr>
+        <w:t>Parker's core harmonic vocabulary is largely established in Chorus 1, the composed head. Chorus 1 already contains 81.1% of all distinct interval vectors that appear anywhere in the corpus, Chorus 2 adds a further 16.5%, and Choruses 3 and later contribute 2.4% between them (Figure 5). This is a corpus-level statistic rather than a single performance: chorus numbers are assigned per tune by dividing measure position by form length (12 bars for blues, 32 otherwise), the distinct vectors occurring in each chorus position are pooled across all 46 MIDI-aligned tunes, and coverage is then accumulated across chorus positions. Temporal evolution thus reflects primarily the exploration of new pathways connecting existing harmonic nodes rather than progressive vocabulary expansion.</w:t>
+      </w:r>
+    </w:p>
+    <w:p>
+      <w:pPr>
+        <w:spacing w:before="0" w:after="0"/>
+        <w:jc w:val="both"/>
+      </w:pPr>
+    </w:p>
+    <w:p>
+      <w:pPr>
+        <w:jc w:val="center"/>
+      </w:pPr>
+      <w:r>
+        <w:drawing>
+          <wp:inline xmlns:a="http://schemas.openxmlformats.org/drawingml/2006/main" xmlns:pic="http://schemas.openxmlformats.org/drawingml/2006/picture">
+            <wp:extent cx="5029200" cy="2514600"/>
+            <wp:docPr id="5" name="Picture 5"/>
+            <wp:cNvGraphicFramePr>
+              <a:graphicFrameLocks noChangeAspect="1"/>
+            </wp:cNvGraphicFramePr>
+            <a:graphic>
+              <a:graphicData uri="http://schemas.openxmlformats.org/drawingml/2006/picture">
+                <pic:pic>
+                  <pic:nvPicPr>
+                    <pic:cNvPr id="0" name="fig_6.png"/>
+                    <pic:cNvPicPr/>
+                  </pic:nvPicPr>
+                  <pic:blipFill>
+                    <a:blip r:embed="rId21"/>
+                    <a:stretch>
+                      <a:fillRect/>
+                    </a:stretch>
+                  </pic:blipFill>
+                  <pic:spPr>
+                    <a:xfrm>
+                      <a:off x="0" y="0"/>
+                      <a:ext cx="5029200" cy="2514600"/>
+                    </a:xfrm>
+                    <a:prstGeom prst="rect"/>
+                  </pic:spPr>
+                </pic:pic>
+              </a:graphicData>
+            </a:graphic>
+          </wp:inline>
+        </w:drawing>
+      </w:r>
+    </w:p>
+    <w:p>
+      <w:pPr>
+        <w:spacing w:before="120" w:after="120"/>
+        <w:jc w:val="both"/>
+      </w:pPr>
+      <w:r>
+        <w:rPr>
+          <w:rFonts w:ascii="Times New Roman" w:hAnsi="Times New Roman"/>
+          <w:b/>
+          <w:sz w:val="20"/>
+        </w:rPr>
+        <w:t xml:space="preserve">Fig. 5. </w:t>
+      </w:r>
+      <w:r>
+        <w:rPr>
+          <w:rFonts w:ascii="Times New Roman" w:hAnsi="Times New Roman"/>
+          <w:sz w:val="20"/>
+        </w:rPr>
         <w:t>Cumulative vocabulary coverage across chorus positions, pooled across the 46 MIDI-aligned tunes. Chorus 1 (the head) accounts for 81.1% of all distinct interval vectors in the corpus, Chorus 2 (the first improvised chorus) adds 16.5%, and Choruses 3–5 add 2.4% in total. The curves are flat over long stretches because each step adds only interval vectors not already seen: once the common vocabulary has appeared, most later segments repeat it and contribute nothing new.</w:t>
       </w:r>
     </w:p>
@@ -5900,8 +5966,80 @@
           <w:rFonts w:ascii="Times New Roman" w:hAnsi="Times New Roman"/>
           <w:sz w:val="20"/>
         </w:rPr>
-        <w:t>This finding suggests Parker conceives each tune's improvisational arc holistically rather than applying a single approach across all contexts. Figure 10 plots the two contours against one another, with the composed head shown alongside the improvised choruses in each case.</w:t>
-      </w:r>
+        <w:t>This finding suggests Parker conceives each tune's improvisational arc holistically rather than applying a single approach across all contexts. Figure 6 plots the two contours against one another, with the composed head shown alongside the improvised choruses in each case.</w:t>
+      </w:r>
+    </w:p>
+    <w:p>
+      <w:pPr>
+        <w:spacing w:before="0" w:after="0"/>
+        <w:jc w:val="both"/>
+      </w:pPr>
+    </w:p>
+    <w:p>
+      <w:pPr>
+        <w:jc w:val="center"/>
+      </w:pPr>
+      <w:r>
+        <w:drawing>
+          <wp:inline xmlns:a="http://schemas.openxmlformats.org/drawingml/2006/main" xmlns:pic="http://schemas.openxmlformats.org/drawingml/2006/picture">
+            <wp:extent cx="5029200" cy="3771900"/>
+            <wp:docPr id="6" name="Picture 6"/>
+            <wp:cNvGraphicFramePr>
+              <a:graphicFrameLocks noChangeAspect="1"/>
+            </wp:cNvGraphicFramePr>
+            <a:graphic>
+              <a:graphicData uri="http://schemas.openxmlformats.org/drawingml/2006/picture">
+                <pic:pic>
+                  <pic:nvPicPr>
+                    <pic:cNvPr id="0" name="fig_8.png"/>
+                    <pic:cNvPicPr/>
+                  </pic:nvPicPr>
+                  <pic:blipFill>
+                    <a:blip r:embed="rId22"/>
+                    <a:stretch>
+                      <a:fillRect/>
+                    </a:stretch>
+                  </pic:blipFill>
+                  <pic:spPr>
+                    <a:xfrm>
+                      <a:off x="0" y="0"/>
+                      <a:ext cx="5029200" cy="3771900"/>
+                    </a:xfrm>
+                    <a:prstGeom prst="rect"/>
+                  </pic:spPr>
+                </pic:pic>
+              </a:graphicData>
+            </a:graphic>
+          </wp:inline>
+        </w:drawing>
+      </w:r>
+    </w:p>
+    <w:p>
+      <w:pPr>
+        <w:spacing w:before="120" w:after="120"/>
+        <w:jc w:val="both"/>
+      </w:pPr>
+      <w:r>
+        <w:rPr>
+          <w:rFonts w:ascii="Times New Roman" w:hAnsi="Times New Roman"/>
+          <w:b/>
+          <w:sz w:val="20"/>
+        </w:rPr>
+        <w:t xml:space="preserve">Fig. 6. </w:t>
+      </w:r>
+      <w:r>
+        <w:rPr>
+          <w:rFonts w:ascii="Times New Roman" w:hAnsi="Times New Roman"/>
+          <w:sz w:val="20"/>
+        </w:rPr>
+        <w:t>Comparing composed melody and solo development between "Cosmic Rays" and "Bluebird."</w:t>
+      </w:r>
+    </w:p>
+    <w:p>
+      <w:pPr>
+        <w:spacing w:before="0" w:after="0"/>
+        <w:jc w:val="both"/>
+      </w:pPr>
     </w:p>
     <w:p>
       <w:pPr>
@@ -6034,8 +6172,80 @@
           <w:rFonts w:ascii="Times New Roman" w:hAnsi="Times New Roman"/>
           <w:sz w:val="20"/>
         </w:rPr>
-        <w:t>. We use this term, which is our own and is not standard in the literature, for a performance in which the series alternates between two well-separated levels rather than varying continuously around a central tendency: complexity holds at a low plateau, drops or leaps abruptly to the other level, and returns, as though passing through a door in the floor. The signature is high volatility combined with high lag-1 autocorrelation, since each level persists for several phrases once entered. Unlike other tunes, where volatility rises with mean complexity, "My Little Suede Shoes" achieves high volatility through this alternation rather than through sustained complexity (Figure 11).</w:t>
-      </w:r>
+        <w:t>. We use this term, which is our own and is not standard in the literature, for a performance in which the series alternates between two well-separated levels rather than varying continuously around a central tendency: complexity holds at a low plateau, drops or leaps abruptly to the other level, and returns, as though passing through a door in the floor. The signature is high volatility combined with high lag-1 autocorrelation, since each level persists for several phrases once entered. Unlike other tunes, where volatility rises with mean complexity, "My Little Suede Shoes" achieves high volatility through this alternation rather than through sustained complexity (Figure 7).</w:t>
+      </w:r>
+    </w:p>
+    <w:p>
+      <w:pPr>
+        <w:spacing w:before="0" w:after="0"/>
+        <w:jc w:val="both"/>
+      </w:pPr>
+    </w:p>
+    <w:p>
+      <w:pPr>
+        <w:jc w:val="center"/>
+      </w:pPr>
+      <w:r>
+        <w:drawing>
+          <wp:inline xmlns:a="http://schemas.openxmlformats.org/drawingml/2006/main" xmlns:pic="http://schemas.openxmlformats.org/drawingml/2006/picture">
+            <wp:extent cx="5029200" cy="3143250"/>
+            <wp:docPr id="7" name="Picture 7"/>
+            <wp:cNvGraphicFramePr>
+              <a:graphicFrameLocks noChangeAspect="1"/>
+            </wp:cNvGraphicFramePr>
+            <a:graphic>
+              <a:graphicData uri="http://schemas.openxmlformats.org/drawingml/2006/picture">
+                <pic:pic>
+                  <pic:nvPicPr>
+                    <pic:cNvPr id="0" name="fig_9.png"/>
+                    <pic:cNvPicPr/>
+                  </pic:nvPicPr>
+                  <pic:blipFill>
+                    <a:blip r:embed="rId23"/>
+                    <a:stretch>
+                      <a:fillRect/>
+                    </a:stretch>
+                  </pic:blipFill>
+                  <pic:spPr>
+                    <a:xfrm>
+                      <a:off x="0" y="0"/>
+                      <a:ext cx="5029200" cy="3143250"/>
+                    </a:xfrm>
+                    <a:prstGeom prst="rect"/>
+                  </pic:spPr>
+                </pic:pic>
+              </a:graphicData>
+            </a:graphic>
+          </wp:inline>
+        </w:drawing>
+      </w:r>
+    </w:p>
+    <w:p>
+      <w:pPr>
+        <w:spacing w:before="120" w:after="120"/>
+        <w:jc w:val="both"/>
+      </w:pPr>
+      <w:r>
+        <w:rPr>
+          <w:rFonts w:ascii="Times New Roman" w:hAnsi="Times New Roman"/>
+          <w:b/>
+          <w:sz w:val="20"/>
+        </w:rPr>
+        <w:t xml:space="preserve">Fig. 7. </w:t>
+      </w:r>
+      <w:r>
+        <w:rPr>
+          <w:rFonts w:ascii="Times New Roman" w:hAnsi="Times New Roman"/>
+          <w:sz w:val="20"/>
+        </w:rPr>
+        <w:t>The outlier "My Little Suede Shoes" showing extreme alternation between simple and complex passages.</w:t>
+      </w:r>
+    </w:p>
+    <w:p>
+      <w:pPr>
+        <w:spacing w:before="0" w:after="0"/>
+        <w:jc w:val="both"/>
+      </w:pPr>
     </w:p>
     <w:p>
       <w:pPr>
@@ -7040,7 +7250,7 @@
           <w:rFonts w:ascii="Times New Roman" w:hAnsi="Times New Roman"/>
           <w:sz w:val="20"/>
         </w:rPr>
-        <w:t>These strategies are not claims about conscious performer choice but emergent properties of tune-specific temporal organization. Figure 5 shows how the four groups separate across the clustering features, and Figure 13 gives their autocorrelation profiles across lags 1–5, where the contrast between continuous development and alternation is clearest.</w:t>
+        <w:t>These strategies are not claims about conscious performer choice but emergent properties of tune-specific temporal organization. Figure 8 shows how the four groups separate across the clustering features, and Figure 13 gives their autocorrelation profiles across lags 1–5, where the contrast between continuous development and alternation is clearest.</w:t>
       </w:r>
     </w:p>
     <w:p>
@@ -7057,7 +7267,7 @@
         <w:drawing>
           <wp:inline xmlns:a="http://schemas.openxmlformats.org/drawingml/2006/main" xmlns:pic="http://schemas.openxmlformats.org/drawingml/2006/picture">
             <wp:extent cx="5029200" cy="3572300"/>
-            <wp:docPr id="5" name="Picture 5"/>
+            <wp:docPr id="8" name="Picture 8"/>
             <wp:cNvGraphicFramePr>
               <a:graphicFrameLocks noChangeAspect="1"/>
             </wp:cNvGraphicFramePr>
@@ -7069,7 +7279,7 @@
                     <pic:cNvPicPr/>
                   </pic:nvPicPr>
                   <pic:blipFill>
-                    <a:blip r:embed="rId21"/>
+                    <a:blip r:embed="rId24"/>
                     <a:stretch>
                       <a:fillRect/>
                     </a:stretch>
@@ -7099,7 +7309,7 @@
           <w:b/>
           <w:sz w:val="20"/>
         </w:rPr>
-        <w:t xml:space="preserve">Fig. 5. </w:t>
+        <w:t xml:space="preserve">Fig. 8. </w:t>
       </w:r>
       <w:r>
         <w:rPr>
@@ -7697,7 +7907,7 @@
           <w:rFonts w:ascii="Times New Roman" w:hAnsi="Times New Roman"/>
           <w:sz w:val="20"/>
         </w:rPr>
-        <w:t>This finding reframes improvisation not as uniformly spontaneous but as strategically variable: Parker selects organizational modes, reactive navigation vs. composed architecture vs. phrase-length modulation, appropriate to each tune's character and formal constraints. The "Exploratory" strategy's near-absence of phrase-level Granger causation (1 of 28 significant effects across 7 tunes) suggests that predetermined chorus-level planning can operate independently of local reactive processes. Figure 6 gives the significance rates for all four tests across the 46 tunes.</w:t>
+        <w:t>This finding reframes improvisation not as uniformly spontaneous but as strategically variable: Parker selects organizational modes, reactive navigation vs. composed architecture vs. phrase-length modulation, appropriate to each tune's character and formal constraints. The "Exploratory" strategy's near-absence of phrase-level Granger causation (1 of 28 significant effects across 7 tunes) suggests that predetermined chorus-level planning can operate independently of local reactive processes. Figure 9 gives the significance rates for all four tests across the 46 tunes.</w:t>
       </w:r>
     </w:p>
     <w:p>
@@ -7714,7 +7924,7 @@
         <w:drawing>
           <wp:inline xmlns:a="http://schemas.openxmlformats.org/drawingml/2006/main" xmlns:pic="http://schemas.openxmlformats.org/drawingml/2006/picture">
             <wp:extent cx="5029200" cy="2489228"/>
-            <wp:docPr id="6" name="Picture 6"/>
+            <wp:docPr id="9" name="Picture 9"/>
             <wp:cNvGraphicFramePr>
               <a:graphicFrameLocks noChangeAspect="1"/>
             </wp:cNvGraphicFramePr>
@@ -7726,7 +7936,7 @@
                     <pic:cNvPicPr/>
                   </pic:nvPicPr>
                   <pic:blipFill>
-                    <a:blip r:embed="rId22"/>
+                    <a:blip r:embed="rId25"/>
                     <a:stretch>
                       <a:fillRect/>
                     </a:stretch>
@@ -7756,7 +7966,7 @@
           <w:b/>
           <w:sz w:val="20"/>
         </w:rPr>
-        <w:t xml:space="preserve">Fig. 6. </w:t>
+        <w:t xml:space="preserve">Fig. 9. </w:t>
       </w:r>
       <w:r>
         <w:rPr>
@@ -7994,7 +8204,7 @@
           <w:rFonts w:ascii="Times New Roman" w:hAnsi="Times New Roman"/>
           <w:sz w:val="20"/>
         </w:rPr>
-        <w:t xml:space="preserve"> &lt; .001). This gradient demonstrates that triadic sparsity correlates systematically with Parker's usage preferences rather than occurring by chance. Figure 7 plots triadic content against usage frequency for all 165 interval vectors, showing that the relationship holds across the full range rather than only between the quartile extremes.</w:t>
+        <w:t xml:space="preserve"> &lt; .001). This gradient demonstrates that triadic sparsity correlates systematically with Parker's usage preferences rather than occurring by chance. Figure 10 plots triadic content against usage frequency for all 165 interval vectors, showing that the relationship holds across the full range rather than only between the quartile extremes.</w:t>
       </w:r>
     </w:p>
     <w:p>
@@ -8439,7 +8649,7 @@
         <w:drawing>
           <wp:inline xmlns:a="http://schemas.openxmlformats.org/drawingml/2006/main" xmlns:pic="http://schemas.openxmlformats.org/drawingml/2006/picture">
             <wp:extent cx="5029200" cy="3709811"/>
-            <wp:docPr id="7" name="Picture 7"/>
+            <wp:docPr id="10" name="Picture 10"/>
             <wp:cNvGraphicFramePr>
               <a:graphicFrameLocks noChangeAspect="1"/>
             </wp:cNvGraphicFramePr>
@@ -8451,7 +8661,7 @@
                     <pic:cNvPicPr/>
                   </pic:nvPicPr>
                   <pic:blipFill>
-                    <a:blip r:embed="rId23"/>
+                    <a:blip r:embed="rId26"/>
                     <a:stretch>
                       <a:fillRect/>
                     </a:stretch>
@@ -8481,7 +8691,7 @@
           <w:b/>
           <w:sz w:val="20"/>
         </w:rPr>
-        <w:t xml:space="preserve">Fig. 7. </w:t>
+        <w:t xml:space="preserve">Fig. 10. </w:t>
       </w:r>
       <w:r>
         <w:rPr>
@@ -11022,7 +11232,7 @@
         <w:drawing>
           <wp:inline xmlns:a="http://schemas.openxmlformats.org/drawingml/2006/main" xmlns:pic="http://schemas.openxmlformats.org/drawingml/2006/picture">
             <wp:extent cx="5029200" cy="13719886"/>
-            <wp:docPr id="8" name="Picture 8"/>
+            <wp:docPr id="11" name="Picture 11"/>
             <wp:cNvGraphicFramePr>
               <a:graphicFrameLocks noChangeAspect="1"/>
             </wp:cNvGraphicFramePr>
@@ -11034,7 +11244,7 @@
                     <pic:cNvPicPr/>
                   </pic:nvPicPr>
                   <pic:blipFill>
-                    <a:blip r:embed="rId24"/>
+                    <a:blip r:embed="rId27"/>
                     <a:stretch>
                       <a:fillRect/>
                     </a:stretch>
@@ -11064,7 +11274,7 @@
           <w:b/>
           <w:sz w:val="20"/>
         </w:rPr>
-        <w:t xml:space="preserve">Fig. 8. </w:t>
+        <w:t xml:space="preserve">Fig. 11. </w:t>
       </w:r>
       <w:r>
         <w:rPr>
@@ -11072,216 +11282,6 @@
           <w:sz w:val="20"/>
         </w:rPr>
         <w:t>After phrase detection, five parallel approaches examine temporal patterns at different scales: local dynamics (rolling windows), predictability (autocorrelation), strategies (clustering), directional prediction (Granger testing), and structural properties (robustness).</w:t>
-      </w:r>
-    </w:p>
-    <w:p>
-      <w:pPr>
-        <w:spacing w:before="0" w:after="0"/>
-        <w:jc w:val="both"/>
-      </w:pPr>
-    </w:p>
-    <w:p>
-      <w:pPr>
-        <w:jc w:val="center"/>
-      </w:pPr>
-      <w:r>
-        <w:drawing>
-          <wp:inline xmlns:a="http://schemas.openxmlformats.org/drawingml/2006/main" xmlns:pic="http://schemas.openxmlformats.org/drawingml/2006/picture">
-            <wp:extent cx="5029200" cy="2514600"/>
-            <wp:docPr id="9" name="Picture 9"/>
-            <wp:cNvGraphicFramePr>
-              <a:graphicFrameLocks noChangeAspect="1"/>
-            </wp:cNvGraphicFramePr>
-            <a:graphic>
-              <a:graphicData uri="http://schemas.openxmlformats.org/drawingml/2006/picture">
-                <pic:pic>
-                  <pic:nvPicPr>
-                    <pic:cNvPr id="0" name="fig_7.png"/>
-                    <pic:cNvPicPr/>
-                  </pic:nvPicPr>
-                  <pic:blipFill>
-                    <a:blip r:embed="rId25"/>
-                    <a:stretch>
-                      <a:fillRect/>
-                    </a:stretch>
-                  </pic:blipFill>
-                  <pic:spPr>
-                    <a:xfrm>
-                      <a:off x="0" y="0"/>
-                      <a:ext cx="5029200" cy="2514600"/>
-                    </a:xfrm>
-                    <a:prstGeom prst="rect"/>
-                  </pic:spPr>
-                </pic:pic>
-              </a:graphicData>
-            </a:graphic>
-          </wp:inline>
-        </w:drawing>
-      </w:r>
-    </w:p>
-    <w:p>
-      <w:pPr>
-        <w:spacing w:before="120" w:after="120"/>
-        <w:jc w:val="both"/>
-      </w:pPr>
-      <w:r>
-        <w:rPr>
-          <w:rFonts w:ascii="Times New Roman" w:hAnsi="Times New Roman"/>
-          <w:b/>
-          <w:sz w:val="20"/>
-        </w:rPr>
-        <w:t xml:space="preserve">Fig. 9. </w:t>
-      </w:r>
-      <w:r>
-        <w:rPr>
-          <w:rFonts w:ascii="Times New Roman" w:hAnsi="Times New Roman"/>
-          <w:sz w:val="20"/>
-        </w:rPr>
-        <w:t>Cross-chorus complexity comparison showing head is simpler than improvised choruses.</w:t>
-      </w:r>
-    </w:p>
-    <w:p>
-      <w:pPr>
-        <w:spacing w:before="0" w:after="0"/>
-        <w:jc w:val="both"/>
-      </w:pPr>
-    </w:p>
-    <w:p>
-      <w:pPr>
-        <w:spacing w:before="0" w:after="0"/>
-        <w:jc w:val="both"/>
-      </w:pPr>
-    </w:p>
-    <w:p>
-      <w:pPr>
-        <w:jc w:val="center"/>
-      </w:pPr>
-      <w:r>
-        <w:drawing>
-          <wp:inline xmlns:a="http://schemas.openxmlformats.org/drawingml/2006/main" xmlns:pic="http://schemas.openxmlformats.org/drawingml/2006/picture">
-            <wp:extent cx="5029200" cy="3771900"/>
-            <wp:docPr id="10" name="Picture 10"/>
-            <wp:cNvGraphicFramePr>
-              <a:graphicFrameLocks noChangeAspect="1"/>
-            </wp:cNvGraphicFramePr>
-            <a:graphic>
-              <a:graphicData uri="http://schemas.openxmlformats.org/drawingml/2006/picture">
-                <pic:pic>
-                  <pic:nvPicPr>
-                    <pic:cNvPr id="0" name="fig_8.png"/>
-                    <pic:cNvPicPr/>
-                  </pic:nvPicPr>
-                  <pic:blipFill>
-                    <a:blip r:embed="rId26"/>
-                    <a:stretch>
-                      <a:fillRect/>
-                    </a:stretch>
-                  </pic:blipFill>
-                  <pic:spPr>
-                    <a:xfrm>
-                      <a:off x="0" y="0"/>
-                      <a:ext cx="5029200" cy="3771900"/>
-                    </a:xfrm>
-                    <a:prstGeom prst="rect"/>
-                  </pic:spPr>
-                </pic:pic>
-              </a:graphicData>
-            </a:graphic>
-          </wp:inline>
-        </w:drawing>
-      </w:r>
-    </w:p>
-    <w:p>
-      <w:pPr>
-        <w:spacing w:before="120" w:after="120"/>
-        <w:jc w:val="both"/>
-      </w:pPr>
-      <w:r>
-        <w:rPr>
-          <w:rFonts w:ascii="Times New Roman" w:hAnsi="Times New Roman"/>
-          <w:b/>
-          <w:sz w:val="20"/>
-        </w:rPr>
-        <w:t xml:space="preserve">Fig. 10. </w:t>
-      </w:r>
-      <w:r>
-        <w:rPr>
-          <w:rFonts w:ascii="Times New Roman" w:hAnsi="Times New Roman"/>
-          <w:sz w:val="20"/>
-        </w:rPr>
-        <w:t>Comparing composed melody and solo development between "Cosmic Rays" and "Bluebird."</w:t>
-      </w:r>
-    </w:p>
-    <w:p>
-      <w:pPr>
-        <w:spacing w:before="0" w:after="0"/>
-        <w:jc w:val="both"/>
-      </w:pPr>
-    </w:p>
-    <w:p>
-      <w:pPr>
-        <w:spacing w:before="0" w:after="0"/>
-        <w:jc w:val="both"/>
-      </w:pPr>
-    </w:p>
-    <w:p>
-      <w:pPr>
-        <w:jc w:val="center"/>
-      </w:pPr>
-      <w:r>
-        <w:drawing>
-          <wp:inline xmlns:a="http://schemas.openxmlformats.org/drawingml/2006/main" xmlns:pic="http://schemas.openxmlformats.org/drawingml/2006/picture">
-            <wp:extent cx="5029200" cy="3143250"/>
-            <wp:docPr id="11" name="Picture 11"/>
-            <wp:cNvGraphicFramePr>
-              <a:graphicFrameLocks noChangeAspect="1"/>
-            </wp:cNvGraphicFramePr>
-            <a:graphic>
-              <a:graphicData uri="http://schemas.openxmlformats.org/drawingml/2006/picture">
-                <pic:pic>
-                  <pic:nvPicPr>
-                    <pic:cNvPr id="0" name="fig_9.png"/>
-                    <pic:cNvPicPr/>
-                  </pic:nvPicPr>
-                  <pic:blipFill>
-                    <a:blip r:embed="rId27"/>
-                    <a:stretch>
-                      <a:fillRect/>
-                    </a:stretch>
-                  </pic:blipFill>
-                  <pic:spPr>
-                    <a:xfrm>
-                      <a:off x="0" y="0"/>
-                      <a:ext cx="5029200" cy="3143250"/>
-                    </a:xfrm>
-                    <a:prstGeom prst="rect"/>
-                  </pic:spPr>
-                </pic:pic>
-              </a:graphicData>
-            </a:graphic>
-          </wp:inline>
-        </w:drawing>
-      </w:r>
-    </w:p>
-    <w:p>
-      <w:pPr>
-        <w:spacing w:before="120" w:after="120"/>
-        <w:jc w:val="both"/>
-      </w:pPr>
-      <w:r>
-        <w:rPr>
-          <w:rFonts w:ascii="Times New Roman" w:hAnsi="Times New Roman"/>
-          <w:b/>
-          <w:sz w:val="20"/>
-        </w:rPr>
-        <w:t xml:space="preserve">Fig. 11. </w:t>
-      </w:r>
-      <w:r>
-        <w:rPr>
-          <w:rFonts w:ascii="Times New Roman" w:hAnsi="Times New Roman"/>
-          <w:sz w:val="20"/>
-        </w:rPr>
-        <w:t>The outlier "My Little Suede Shoes" showing extreme alternation between simple and complex passages.</w:t>
       </w:r>
     </w:p>
     <w:p>

--- a/EMR/Bird_Over_Time_EMR.docx
+++ b/EMR/Bird_Over_Time_EMR.docx
@@ -1476,7 +1476,7 @@
           <w:rFonts w:ascii="Times New Roman" w:hAnsi="Times New Roman"/>
           <w:sz w:val="20"/>
         </w:rPr>
-        <w:t>The resulting phrases are short. A phrase spans a median of 1 harmonic segment (M = 2.01, range 1–12), and 54.3% of phrases consist of a single segment while 74.6% consist of two or fewer. This follows from the interaction of two facts already stated: bebop phrasing is densely articulated with short rests, while segments are as long as the harmonic rhythm. A phrase that falls within one chord symbol therefore contributes a single observation, and for just over half the corpus the phrase-level series is effectively a subsampled segment-level series. Phrase-level results below should be read with this in mind: they describe organization at the scale of rest-delimited gestures, which in this repertoire is often the scale of one chord, and the phrase-level analyses are for that reason reported alongside rolling-window and chorus-level analyses rather than on their own. Figure 11 sets out the five analyses that proceed from the detected phrases and the scale each addresses.</w:t>
+        <w:t>The resulting phrases are short. A phrase spans a median of 1 harmonic segment (M = 2.01, range 1–12), and 54.3% of phrases consist of a single segment while 74.6% consist of two or fewer. This follows from the interaction of two facts already stated: bebop phrasing is densely articulated with short rests, while segments are as long as the harmonic rhythm. A phrase that falls within one chord symbol therefore contributes a single observation, and for just over half the corpus the phrase-level series is effectively a subsampled segment-level series. Phrase-level results below should be read with this in mind: they describe organization at the scale of rest-delimited gestures, which in this repertoire is often the scale of one chord, and the phrase-level analyses are for that reason reported alongside rolling-window and chorus-level analyses rather than on their own. Figure 10 sets out the five analyses that proceed from the detected phrases and the scale each addresses.</w:t>
       </w:r>
     </w:p>
     <w:p>
@@ -5694,8 +5694,28 @@
           <w:rFonts w:ascii="Times New Roman" w:hAnsi="Times New Roman"/>
           <w:sz w:val="20"/>
         </w:rPr>
-        <w:t xml:space="preserve"> likely reflects melodic construction prioritizing memorable contour and singability over maximal harmonic density. Heads establish the core vocabulary while maintaining thematic clarity; improvised choruses then explore denser harmonic regions enabled by the absence of melodic memorability constraints. Figure 4 compares mean complexity across chorus positions directly.</w:t>
-      </w:r>
+        <w:t xml:space="preserve"> likely reflects melodic construction prioritizing memorable contour and singability over maximal harmonic density. Heads establish the core vocabulary while maintaining thematic clarity; improvised choruses then explore denser harmonic regions enabled by the absence of melodic memorability constraints. Figure 11 compares mean complexity across chorus positions directly.</w:t>
+      </w:r>
+    </w:p>
+    <w:p>
+      <w:pPr>
+        <w:spacing w:before="0" w:after="0"/>
+        <w:ind w:firstLine="720"/>
+        <w:jc w:val="both"/>
+      </w:pPr>
+      <w:r>
+        <w:rPr>
+          <w:rFonts w:ascii="Times New Roman" w:hAnsi="Times New Roman"/>
+          <w:sz w:val="20"/>
+        </w:rPr>
+        <w:t>Parker's core harmonic vocabulary is largely established in Chorus 1, the composed head. Chorus 1 already contains 81.1% of all distinct interval vectors that appear anywhere in the corpus, Chorus 2 adds a further 16.5%, and Choruses 3 and later contribute 2.4% between them (Figure 4). This is a corpus-level statistic rather than a single performance: chorus numbers are assigned per tune by dividing measure position by form length (12 bars for blues, 32 otherwise), the distinct vectors occurring in each chorus position are pooled across all 46 MIDI-aligned tunes, and coverage is then accumulated across chorus positions. Temporal evolution thus reflects primarily the exploration of new pathways connecting existing harmonic nodes rather than progressive vocabulary expansion.</w:t>
+      </w:r>
+    </w:p>
+    <w:p>
+      <w:pPr>
+        <w:spacing w:before="0" w:after="0"/>
+        <w:jc w:val="both"/>
+      </w:pPr>
     </w:p>
     <w:p>
       <w:pPr>
@@ -5713,7 +5733,7 @@
               <a:graphicData uri="http://schemas.openxmlformats.org/drawingml/2006/picture">
                 <pic:pic>
                   <pic:nvPicPr>
-                    <pic:cNvPr id="0" name="fig_7.png"/>
+                    <pic:cNvPr id="0" name="fig_6.png"/>
                     <pic:cNvPicPr/>
                   </pic:nvPicPr>
                   <pic:blipFill>
@@ -5754,92 +5774,6 @@
           <w:rFonts w:ascii="Times New Roman" w:hAnsi="Times New Roman"/>
           <w:sz w:val="20"/>
         </w:rPr>
-        <w:t>Cross-chorus complexity comparison showing head is simpler than improvised choruses.</w:t>
-      </w:r>
-    </w:p>
-    <w:p>
-      <w:pPr>
-        <w:spacing w:before="0" w:after="0"/>
-        <w:jc w:val="both"/>
-      </w:pPr>
-    </w:p>
-    <w:p>
-      <w:pPr>
-        <w:spacing w:before="0" w:after="0"/>
-        <w:ind w:firstLine="720"/>
-        <w:jc w:val="both"/>
-      </w:pPr>
-      <w:r>
-        <w:rPr>
-          <w:rFonts w:ascii="Times New Roman" w:hAnsi="Times New Roman"/>
-          <w:sz w:val="20"/>
-        </w:rPr>
-        <w:t>Parker's core harmonic vocabulary is largely established in Chorus 1, the composed head. Chorus 1 already contains 81.1% of all distinct interval vectors that appear anywhere in the corpus, Chorus 2 adds a further 16.5%, and Choruses 3 and later contribute 2.4% between them (Figure 5). This is a corpus-level statistic rather than a single performance: chorus numbers are assigned per tune by dividing measure position by form length (12 bars for blues, 32 otherwise), the distinct vectors occurring in each chorus position are pooled across all 46 MIDI-aligned tunes, and coverage is then accumulated across chorus positions. Temporal evolution thus reflects primarily the exploration of new pathways connecting existing harmonic nodes rather than progressive vocabulary expansion.</w:t>
-      </w:r>
-    </w:p>
-    <w:p>
-      <w:pPr>
-        <w:spacing w:before="0" w:after="0"/>
-        <w:jc w:val="both"/>
-      </w:pPr>
-    </w:p>
-    <w:p>
-      <w:pPr>
-        <w:jc w:val="center"/>
-      </w:pPr>
-      <w:r>
-        <w:drawing>
-          <wp:inline xmlns:a="http://schemas.openxmlformats.org/drawingml/2006/main" xmlns:pic="http://schemas.openxmlformats.org/drawingml/2006/picture">
-            <wp:extent cx="5029200" cy="2514600"/>
-            <wp:docPr id="5" name="Picture 5"/>
-            <wp:cNvGraphicFramePr>
-              <a:graphicFrameLocks noChangeAspect="1"/>
-            </wp:cNvGraphicFramePr>
-            <a:graphic>
-              <a:graphicData uri="http://schemas.openxmlformats.org/drawingml/2006/picture">
-                <pic:pic>
-                  <pic:nvPicPr>
-                    <pic:cNvPr id="0" name="fig_6.png"/>
-                    <pic:cNvPicPr/>
-                  </pic:nvPicPr>
-                  <pic:blipFill>
-                    <a:blip r:embed="rId21"/>
-                    <a:stretch>
-                      <a:fillRect/>
-                    </a:stretch>
-                  </pic:blipFill>
-                  <pic:spPr>
-                    <a:xfrm>
-                      <a:off x="0" y="0"/>
-                      <a:ext cx="5029200" cy="2514600"/>
-                    </a:xfrm>
-                    <a:prstGeom prst="rect"/>
-                  </pic:spPr>
-                </pic:pic>
-              </a:graphicData>
-            </a:graphic>
-          </wp:inline>
-        </w:drawing>
-      </w:r>
-    </w:p>
-    <w:p>
-      <w:pPr>
-        <w:spacing w:before="120" w:after="120"/>
-        <w:jc w:val="both"/>
-      </w:pPr>
-      <w:r>
-        <w:rPr>
-          <w:rFonts w:ascii="Times New Roman" w:hAnsi="Times New Roman"/>
-          <w:b/>
-          <w:sz w:val="20"/>
-        </w:rPr>
-        <w:t xml:space="preserve">Fig. 5. </w:t>
-      </w:r>
-      <w:r>
-        <w:rPr>
-          <w:rFonts w:ascii="Times New Roman" w:hAnsi="Times New Roman"/>
-          <w:sz w:val="20"/>
-        </w:rPr>
         <w:t>Cumulative vocabulary coverage across chorus positions, pooled across the 46 MIDI-aligned tunes. Chorus 1 (the head) accounts for 81.1% of all distinct interval vectors in the corpus, Chorus 2 (the first improvised chorus) adds 16.5%, and Choruses 3–5 add 2.4% in total. The curves are flat over long stretches because each step adds only interval vectors not already seen: once the common vocabulary has appeared, most later segments repeat it and contribute nothing new.</w:t>
       </w:r>
     </w:p>
@@ -5966,7 +5900,7 @@
           <w:rFonts w:ascii="Times New Roman" w:hAnsi="Times New Roman"/>
           <w:sz w:val="20"/>
         </w:rPr>
-        <w:t>This finding suggests Parker conceives each tune's improvisational arc holistically rather than applying a single approach across all contexts. Figure 6 plots the two contours against one another, with the composed head shown alongside the improvised choruses in each case.</w:t>
+        <w:t>This finding suggests Parker conceives each tune's improvisational arc holistically rather than applying a single approach across all contexts. Figure 5 plots the two contours against one another, with the composed head shown alongside the improvised choruses in each case.</w:t>
       </w:r>
     </w:p>
     <w:p>
@@ -5983,7 +5917,7 @@
         <w:drawing>
           <wp:inline xmlns:a="http://schemas.openxmlformats.org/drawingml/2006/main" xmlns:pic="http://schemas.openxmlformats.org/drawingml/2006/picture">
             <wp:extent cx="5029200" cy="3771900"/>
-            <wp:docPr id="6" name="Picture 6"/>
+            <wp:docPr id="5" name="Picture 5"/>
             <wp:cNvGraphicFramePr>
               <a:graphicFrameLocks noChangeAspect="1"/>
             </wp:cNvGraphicFramePr>
@@ -5995,7 +5929,7 @@
                     <pic:cNvPicPr/>
                   </pic:nvPicPr>
                   <pic:blipFill>
-                    <a:blip r:embed="rId22"/>
+                    <a:blip r:embed="rId21"/>
                     <a:stretch>
                       <a:fillRect/>
                     </a:stretch>
@@ -6025,7 +5959,7 @@
           <w:b/>
           <w:sz w:val="20"/>
         </w:rPr>
-        <w:t xml:space="preserve">Fig. 6. </w:t>
+        <w:t xml:space="preserve">Fig. 5. </w:t>
       </w:r>
       <w:r>
         <w:rPr>
@@ -6172,7 +6106,7 @@
           <w:rFonts w:ascii="Times New Roman" w:hAnsi="Times New Roman"/>
           <w:sz w:val="20"/>
         </w:rPr>
-        <w:t>. We use this term, which is our own and is not standard in the literature, for a performance in which the series alternates between two well-separated levels rather than varying continuously around a central tendency: complexity holds at a low plateau, drops or leaps abruptly to the other level, and returns, as though passing through a door in the floor. The signature is high volatility combined with high lag-1 autocorrelation, since each level persists for several phrases once entered. Unlike other tunes, where volatility rises with mean complexity, "My Little Suede Shoes" achieves high volatility through this alternation rather than through sustained complexity (Figure 7).</w:t>
+        <w:t>. We use this term, which is our own and is not standard in the literature, for a performance in which the series alternates between two well-separated levels rather than varying continuously around a central tendency: complexity holds at a low plateau, drops or leaps abruptly to the other level, and returns, as though passing through a door in the floor. The signature is high volatility combined with high lag-1 autocorrelation, since each level persists for several phrases once entered. Unlike other tunes, where volatility rises with mean complexity, "My Little Suede Shoes" achieves high volatility through this alternation rather than through sustained complexity (Figure 6).</w:t>
       </w:r>
     </w:p>
     <w:p>
@@ -6189,7 +6123,7 @@
         <w:drawing>
           <wp:inline xmlns:a="http://schemas.openxmlformats.org/drawingml/2006/main" xmlns:pic="http://schemas.openxmlformats.org/drawingml/2006/picture">
             <wp:extent cx="5029200" cy="3143250"/>
-            <wp:docPr id="7" name="Picture 7"/>
+            <wp:docPr id="6" name="Picture 6"/>
             <wp:cNvGraphicFramePr>
               <a:graphicFrameLocks noChangeAspect="1"/>
             </wp:cNvGraphicFramePr>
@@ -6201,7 +6135,7 @@
                     <pic:cNvPicPr/>
                   </pic:nvPicPr>
                   <pic:blipFill>
-                    <a:blip r:embed="rId23"/>
+                    <a:blip r:embed="rId22"/>
                     <a:stretch>
                       <a:fillRect/>
                     </a:stretch>
@@ -6231,7 +6165,7 @@
           <w:b/>
           <w:sz w:val="20"/>
         </w:rPr>
-        <w:t xml:space="preserve">Fig. 7. </w:t>
+        <w:t xml:space="preserve">Fig. 6. </w:t>
       </w:r>
       <w:r>
         <w:rPr>
@@ -7250,7 +7184,7 @@
           <w:rFonts w:ascii="Times New Roman" w:hAnsi="Times New Roman"/>
           <w:sz w:val="20"/>
         </w:rPr>
-        <w:t>These strategies are not claims about conscious performer choice but emergent properties of tune-specific temporal organization. Figure 8 shows how the four groups separate across the clustering features, and Figure 13 gives their autocorrelation profiles across lags 1–5, where the contrast between continuous development and alternation is clearest.</w:t>
+        <w:t>These strategies are not claims about conscious performer choice but emergent properties of tune-specific temporal organization. Figure 7 shows how the four groups separate across the clustering features, and Figure 13 gives their autocorrelation profiles across lags 1–5, where the contrast between continuous development and alternation is clearest.</w:t>
       </w:r>
     </w:p>
     <w:p>
@@ -7267,7 +7201,7 @@
         <w:drawing>
           <wp:inline xmlns:a="http://schemas.openxmlformats.org/drawingml/2006/main" xmlns:pic="http://schemas.openxmlformats.org/drawingml/2006/picture">
             <wp:extent cx="5029200" cy="3572300"/>
-            <wp:docPr id="8" name="Picture 8"/>
+            <wp:docPr id="7" name="Picture 7"/>
             <wp:cNvGraphicFramePr>
               <a:graphicFrameLocks noChangeAspect="1"/>
             </wp:cNvGraphicFramePr>
@@ -7279,7 +7213,7 @@
                     <pic:cNvPicPr/>
                   </pic:nvPicPr>
                   <pic:blipFill>
-                    <a:blip r:embed="rId24"/>
+                    <a:blip r:embed="rId23"/>
                     <a:stretch>
                       <a:fillRect/>
                     </a:stretch>
@@ -7309,7 +7243,7 @@
           <w:b/>
           <w:sz w:val="20"/>
         </w:rPr>
-        <w:t xml:space="preserve">Fig. 8. </w:t>
+        <w:t xml:space="preserve">Fig. 7. </w:t>
       </w:r>
       <w:r>
         <w:rPr>
@@ -7907,7 +7841,7 @@
           <w:rFonts w:ascii="Times New Roman" w:hAnsi="Times New Roman"/>
           <w:sz w:val="20"/>
         </w:rPr>
-        <w:t>This finding reframes improvisation not as uniformly spontaneous but as strategically variable: Parker selects organizational modes, reactive navigation vs. composed architecture vs. phrase-length modulation, appropriate to each tune's character and formal constraints. The "Exploratory" strategy's near-absence of phrase-level Granger causation (1 of 28 significant effects across 7 tunes) suggests that predetermined chorus-level planning can operate independently of local reactive processes. Figure 9 gives the significance rates for all four tests across the 46 tunes.</w:t>
+        <w:t>This finding reframes improvisation not as uniformly spontaneous but as strategically variable: Parker selects organizational modes, reactive navigation vs. composed architecture vs. phrase-length modulation, appropriate to each tune's character and formal constraints. The "Exploratory" strategy's near-absence of phrase-level Granger causation (1 of 28 significant effects across 7 tunes) suggests that predetermined chorus-level planning can operate independently of local reactive processes. Figure 8 gives the significance rates for all four tests across the 46 tunes.</w:t>
       </w:r>
     </w:p>
     <w:p>
@@ -7924,7 +7858,7 @@
         <w:drawing>
           <wp:inline xmlns:a="http://schemas.openxmlformats.org/drawingml/2006/main" xmlns:pic="http://schemas.openxmlformats.org/drawingml/2006/picture">
             <wp:extent cx="5029200" cy="2489228"/>
-            <wp:docPr id="9" name="Picture 9"/>
+            <wp:docPr id="8" name="Picture 8"/>
             <wp:cNvGraphicFramePr>
               <a:graphicFrameLocks noChangeAspect="1"/>
             </wp:cNvGraphicFramePr>
@@ -7936,7 +7870,7 @@
                     <pic:cNvPicPr/>
                   </pic:nvPicPr>
                   <pic:blipFill>
-                    <a:blip r:embed="rId25"/>
+                    <a:blip r:embed="rId24"/>
                     <a:stretch>
                       <a:fillRect/>
                     </a:stretch>
@@ -7966,7 +7900,7 @@
           <w:b/>
           <w:sz w:val="20"/>
         </w:rPr>
-        <w:t xml:space="preserve">Fig. 9. </w:t>
+        <w:t xml:space="preserve">Fig. 8. </w:t>
       </w:r>
       <w:r>
         <w:rPr>
@@ -8204,7 +8138,7 @@
           <w:rFonts w:ascii="Times New Roman" w:hAnsi="Times New Roman"/>
           <w:sz w:val="20"/>
         </w:rPr>
-        <w:t xml:space="preserve"> &lt; .001). This gradient demonstrates that triadic sparsity correlates systematically with Parker's usage preferences rather than occurring by chance. Figure 10 plots triadic content against usage frequency for all 165 interval vectors, showing that the relationship holds across the full range rather than only between the quartile extremes.</w:t>
+        <w:t xml:space="preserve"> &lt; .001). This gradient demonstrates that triadic sparsity correlates systematically with Parker's usage preferences rather than occurring by chance. Figure 9 plots triadic content against usage frequency for all 165 interval vectors, showing that the relationship holds across the full range rather than only between the quartile extremes.</w:t>
       </w:r>
     </w:p>
     <w:p>
@@ -8649,7 +8583,7 @@
         <w:drawing>
           <wp:inline xmlns:a="http://schemas.openxmlformats.org/drawingml/2006/main" xmlns:pic="http://schemas.openxmlformats.org/drawingml/2006/picture">
             <wp:extent cx="5029200" cy="3709811"/>
-            <wp:docPr id="10" name="Picture 10"/>
+            <wp:docPr id="9" name="Picture 9"/>
             <wp:cNvGraphicFramePr>
               <a:graphicFrameLocks noChangeAspect="1"/>
             </wp:cNvGraphicFramePr>
@@ -8661,7 +8595,7 @@
                     <pic:cNvPicPr/>
                   </pic:nvPicPr>
                   <pic:blipFill>
-                    <a:blip r:embed="rId26"/>
+                    <a:blip r:embed="rId25"/>
                     <a:stretch>
                       <a:fillRect/>
                     </a:stretch>
@@ -8691,7 +8625,7 @@
           <w:b/>
           <w:sz w:val="20"/>
         </w:rPr>
-        <w:t xml:space="preserve">Fig. 10. </w:t>
+        <w:t xml:space="preserve">Fig. 9. </w:t>
       </w:r>
       <w:r>
         <w:rPr>
@@ -11232,7 +11166,7 @@
         <w:drawing>
           <wp:inline xmlns:a="http://schemas.openxmlformats.org/drawingml/2006/main" xmlns:pic="http://schemas.openxmlformats.org/drawingml/2006/picture">
             <wp:extent cx="5029200" cy="13719886"/>
-            <wp:docPr id="11" name="Picture 11"/>
+            <wp:docPr id="10" name="Picture 10"/>
             <wp:cNvGraphicFramePr>
               <a:graphicFrameLocks noChangeAspect="1"/>
             </wp:cNvGraphicFramePr>
@@ -11244,7 +11178,7 @@
                     <pic:cNvPicPr/>
                   </pic:nvPicPr>
                   <pic:blipFill>
-                    <a:blip r:embed="rId27"/>
+                    <a:blip r:embed="rId26"/>
                     <a:stretch>
                       <a:fillRect/>
                     </a:stretch>
@@ -11274,6 +11208,72 @@
           <w:b/>
           <w:sz w:val="20"/>
         </w:rPr>
+        <w:t xml:space="preserve">Fig. 10. </w:t>
+      </w:r>
+      <w:r>
+        <w:rPr>
+          <w:rFonts w:ascii="Times New Roman" w:hAnsi="Times New Roman"/>
+          <w:sz w:val="20"/>
+        </w:rPr>
+        <w:t>After phrase detection, five parallel approaches examine temporal patterns at different scales: local dynamics (rolling windows), predictability (autocorrelation), strategies (clustering), directional prediction (Granger testing), and structural properties (robustness).</w:t>
+      </w:r>
+    </w:p>
+    <w:p>
+      <w:pPr>
+        <w:spacing w:before="0" w:after="0"/>
+        <w:jc w:val="both"/>
+      </w:pPr>
+    </w:p>
+    <w:p>
+      <w:pPr>
+        <w:jc w:val="center"/>
+      </w:pPr>
+      <w:r>
+        <w:drawing>
+          <wp:inline xmlns:a="http://schemas.openxmlformats.org/drawingml/2006/main" xmlns:pic="http://schemas.openxmlformats.org/drawingml/2006/picture">
+            <wp:extent cx="5029200" cy="2514600"/>
+            <wp:docPr id="11" name="Picture 11"/>
+            <wp:cNvGraphicFramePr>
+              <a:graphicFrameLocks noChangeAspect="1"/>
+            </wp:cNvGraphicFramePr>
+            <a:graphic>
+              <a:graphicData uri="http://schemas.openxmlformats.org/drawingml/2006/picture">
+                <pic:pic>
+                  <pic:nvPicPr>
+                    <pic:cNvPr id="0" name="fig_7.png"/>
+                    <pic:cNvPicPr/>
+                  </pic:nvPicPr>
+                  <pic:blipFill>
+                    <a:blip r:embed="rId27"/>
+                    <a:stretch>
+                      <a:fillRect/>
+                    </a:stretch>
+                  </pic:blipFill>
+                  <pic:spPr>
+                    <a:xfrm>
+                      <a:off x="0" y="0"/>
+                      <a:ext cx="5029200" cy="2514600"/>
+                    </a:xfrm>
+                    <a:prstGeom prst="rect"/>
+                  </pic:spPr>
+                </pic:pic>
+              </a:graphicData>
+            </a:graphic>
+          </wp:inline>
+        </w:drawing>
+      </w:r>
+    </w:p>
+    <w:p>
+      <w:pPr>
+        <w:spacing w:before="120" w:after="120"/>
+        <w:jc w:val="both"/>
+      </w:pPr>
+      <w:r>
+        <w:rPr>
+          <w:rFonts w:ascii="Times New Roman" w:hAnsi="Times New Roman"/>
+          <w:b/>
+          <w:sz w:val="20"/>
+        </w:rPr>
         <w:t xml:space="preserve">Fig. 11. </w:t>
       </w:r>
       <w:r>
@@ -11281,7 +11281,7 @@
           <w:rFonts w:ascii="Times New Roman" w:hAnsi="Times New Roman"/>
           <w:sz w:val="20"/>
         </w:rPr>
-        <w:t>After phrase detection, five parallel approaches examine temporal patterns at different scales: local dynamics (rolling windows), predictability (autocorrelation), strategies (clustering), directional prediction (Granger testing), and structural properties (robustness).</w:t>
+        <w:t>Cross-chorus complexity comparison showing head is simpler than improvised choruses.</w:t>
       </w:r>
     </w:p>
     <w:p>

--- a/EMR/Bird_Over_Time_EMR.docx
+++ b/EMR/Bird_Over_Time_EMR.docx
@@ -917,7 +917,7 @@
           <w:rFonts w:ascii="Times New Roman" w:hAnsi="Times New Roman"/>
           <w:sz w:val="20"/>
         </w:rPr>
-        <w:t>The pipeline processed all 50 tunes successfully, extracting 3,371 harmonic segments. We identified 165 unique interval vectors and 2,145 unique transitions. MIDI alignment successfully mapped 3,024 segments (89.7%) to precise timestamps; 4 tunes failed alignment due to missing MIDI files ("Anthropology", "Shaw 'Nuff", "Segment", and "Chasing the Bird") but retained all other analytical data. Subsequent analyses requiring precise timestamps (rolling windows, autocorrelation, Granger causality) were performed on the 46 successfully aligned tunes (3,024 segments).</w:t>
+        <w:t>The pipeline processed all 50 tunes successfully, extracting 3,371 segments. We identified 165 unique interval vectors and 2,145 unique transitions. MIDI alignment successfully mapped 3,024 segments (89.7%) to precise timestamps; 4 tunes failed alignment due to missing MIDI files ("Anthropology", "Shaw 'Nuff", "Segment", and "Chasing the Bird") but retained all other analytical data. Subsequent analyses requiring precise timestamps (rolling windows, autocorrelation, Granger causality) were performed on the 46 successfully aligned tunes (3,024 segments).</w:t>
       </w:r>
     </w:p>
     <w:p>
@@ -946,26 +946,26 @@
           <w:b w:val="0"/>
           <w:sz w:val="18"/>
         </w:rPr>
-        <w:t>HARMONIC SEGMENTATION</w:t>
-      </w:r>
-    </w:p>
-    <w:p>
-      <w:pPr>
-        <w:spacing w:before="0" w:after="0"/>
-        <w:jc w:val="both"/>
-      </w:pPr>
-    </w:p>
-    <w:p>
-      <w:pPr>
-        <w:spacing w:before="0" w:after="0"/>
-        <w:jc w:val="both"/>
-      </w:pPr>
-      <w:r>
-        <w:rPr>
-          <w:rFonts w:ascii="Times New Roman" w:hAnsi="Times New Roman"/>
-          <w:sz w:val="20"/>
-        </w:rPr>
-        <w:t>The harmonic segment is the atomic unit of every analysis reported below, so we specify its construction in full. A segment is the span of a single chord symbol as annotated in the MusicXML score. Segment boundaries are therefore given by the corpus annotation rather than inferred: a new segment begins wherever a new chord symbol appears, and ends where the next one does. Every notated pitch whose onset falls within that span is collected, reduced to a pitch class (so that octave register is discarded and repeated pitches are counted once), and the resulting set is the segment's pitch-class content. Rests contribute nothing. A segment is retained only if its pitch-class set has cardinality of at least 3, since a two-element set has a degenerate interval vector; segments falling below this threshold are dropped rather than merged with their neighbors.</w:t>
+        <w:t>SEGMENTATION</w:t>
+      </w:r>
+    </w:p>
+    <w:p>
+      <w:pPr>
+        <w:spacing w:before="0" w:after="0"/>
+        <w:jc w:val="both"/>
+      </w:pPr>
+    </w:p>
+    <w:p>
+      <w:pPr>
+        <w:spacing w:before="0" w:after="0"/>
+        <w:jc w:val="both"/>
+      </w:pPr>
+      <w:r>
+        <w:rPr>
+          <w:rFonts w:ascii="Times New Roman" w:hAnsi="Times New Roman"/>
+          <w:sz w:val="20"/>
+        </w:rPr>
+        <w:t>The segment is the atomic unit of every analysis reported below, so we specify its construction in full. A segment is the span of a single chord symbol as annotated in the MusicXML score. Segment boundaries are therefore given by the corpus annotation rather than inferred: a new segment begins wherever a new chord symbol appears, and ends where the next one does. Every notated pitch whose onset falls within that span is collected, reduced to a pitch class (so that octave register is discarded and repeated pitches are counted once), and the resulting set is the segment's pitch-class content. Rests contribute nothing. A segment is retained only if its pitch-class set has cardinality of at least 3, since a two-element set has a degenerate interval vector; segments falling below this threshold are dropped rather than merged with their neighbors.</w:t>
       </w:r>
     </w:p>
     <w:p>
@@ -1079,7 +1079,7 @@
           <w:rFonts w:ascii="Times New Roman" w:hAnsi="Times New Roman"/>
           <w:sz w:val="20"/>
         </w:rPr>
-        <w:t>Temporal evolution of harmonic metrics for "Confirmation." IV sum (complexity), dissonance, and IV distance (rate of change) are normalized to [0,1] scale. Position normalized to percentage enables comparison across performances of different lengths. Green spikes indicate rapid harmonic shifts; blue and orange show concurrent changes in complexity and dissonance. Mean values shown relative to corpus averages.</w:t>
+        <w:t>Temporal evolution of harmonic metrics for "Confirmation." IV sum (complexity), dissonance, and IV distance (rate of change) are normalized to [0,1] scale. Position normalized to percentage enables comparison across performances of different lengths. Green spikes indicate rapid harmonic shifts; blue and orange show concurrent changes in complexity and dissonance. Each metric is plotted alongside its corpus-wide mean for comparison.</w:t>
       </w:r>
     </w:p>
     <w:p>
@@ -1120,7 +1120,20 @@
           <w:b/>
           <w:sz w:val="20"/>
         </w:rPr>
-        <w:t xml:space="preserve">Complexity (iv_sum): </w:t>
+        <w:t>Complexity (iv_sum)</w:t>
+      </w:r>
+    </w:p>
+    <w:p>
+      <w:pPr>
+        <w:spacing w:before="80" w:after="80"/>
+        <w:jc w:val="center"/>
+      </w:pPr>
+      <w:r>
+        <w:rPr>
+          <w:rFonts w:ascii="Times New Roman" w:hAnsi="Times New Roman"/>
+          <w:sz w:val="20"/>
+        </w:rPr>
+        <w:t xml:space="preserve">complexity = </w:t>
       </w:r>
       <w:r>
         <w:rPr>
@@ -1134,13 +1147,14 @@
           <w:rFonts w:ascii="Times New Roman" w:hAnsi="Times New Roman"/>
           <w:sz w:val="20"/>
         </w:rPr>
-        <w:t>(ic</w:t>
+        <w:t xml:space="preserve"> ic</w:t>
       </w:r>
       <w:r>
         <w:rPr>
           <w:rFonts w:ascii="Times New Roman" w:hAnsi="Times New Roman"/>
           <w:i/>
           <w:sz w:val="20"/>
+          <w:vertAlign w:val="subscript"/>
         </w:rPr>
         <w:t>i</w:t>
       </w:r>
@@ -1149,7 +1163,22 @@
           <w:rFonts w:ascii="Times New Roman" w:hAnsi="Times New Roman"/>
           <w:sz w:val="20"/>
         </w:rPr>
-        <w:t>, i = 1..6)</w:t>
+        <w:t xml:space="preserve">   for </w:t>
+      </w:r>
+      <w:r>
+        <w:rPr>
+          <w:rFonts w:ascii="Times New Roman" w:hAnsi="Times New Roman"/>
+          <w:i/>
+          <w:sz w:val="20"/>
+        </w:rPr>
+        <w:t>i</w:t>
+      </w:r>
+      <w:r>
+        <w:rPr>
+          <w:rFonts w:ascii="Times New Roman" w:hAnsi="Times New Roman"/>
+          <w:sz w:val="20"/>
+        </w:rPr>
+        <w:t xml:space="preserve"> = 1 to 6</w:t>
       </w:r>
     </w:p>
     <w:p>
@@ -1178,14 +1207,58 @@
           <w:b/>
           <w:sz w:val="20"/>
         </w:rPr>
-        <w:t xml:space="preserve">Dissonance: </w:t>
-      </w:r>
-      <w:r>
-        <w:rPr>
-          <w:rFonts w:ascii="Times New Roman" w:hAnsi="Times New Roman"/>
-          <w:sz w:val="20"/>
-        </w:rPr>
-        <w:t>ic₁ + 0.5 · ic₂ + 0.8 · ic₆</w:t>
+        <w:t>Dissonance</w:t>
+      </w:r>
+    </w:p>
+    <w:p>
+      <w:pPr>
+        <w:spacing w:before="80" w:after="80"/>
+        <w:jc w:val="center"/>
+      </w:pPr>
+      <w:r>
+        <w:rPr>
+          <w:rFonts w:ascii="Times New Roman" w:hAnsi="Times New Roman"/>
+          <w:sz w:val="20"/>
+        </w:rPr>
+        <w:t>dissonance = ic</w:t>
+      </w:r>
+      <w:r>
+        <w:rPr>
+          <w:rFonts w:ascii="Times New Roman" w:hAnsi="Times New Roman"/>
+          <w:sz w:val="20"/>
+          <w:vertAlign w:val="subscript"/>
+        </w:rPr>
+        <w:t>1</w:t>
+      </w:r>
+      <w:r>
+        <w:rPr>
+          <w:rFonts w:ascii="Times New Roman" w:hAnsi="Times New Roman"/>
+          <w:sz w:val="20"/>
+        </w:rPr>
+        <w:t xml:space="preserve"> + 0.5 × ic</w:t>
+      </w:r>
+      <w:r>
+        <w:rPr>
+          <w:rFonts w:ascii="Times New Roman" w:hAnsi="Times New Roman"/>
+          <w:sz w:val="20"/>
+          <w:vertAlign w:val="subscript"/>
+        </w:rPr>
+        <w:t>2</w:t>
+      </w:r>
+      <w:r>
+        <w:rPr>
+          <w:rFonts w:ascii="Times New Roman" w:hAnsi="Times New Roman"/>
+          <w:sz w:val="20"/>
+        </w:rPr>
+        <w:t xml:space="preserve"> + 0.8 × ic</w:t>
+      </w:r>
+      <w:r>
+        <w:rPr>
+          <w:rFonts w:ascii="Times New Roman" w:hAnsi="Times New Roman"/>
+          <w:sz w:val="20"/>
+          <w:vertAlign w:val="subscript"/>
+        </w:rPr>
+        <w:t>6</w:t>
       </w:r>
     </w:p>
     <w:p>
@@ -1242,20 +1315,41 @@
           <w:b/>
           <w:sz w:val="20"/>
         </w:rPr>
-        <w:t xml:space="preserve">Intervallic distance (iv_distance): </w:t>
-      </w:r>
-      <w:r>
-        <w:rPr>
-          <w:rFonts w:ascii="Times New Roman" w:hAnsi="Times New Roman"/>
-          <w:sz w:val="20"/>
-        </w:rPr>
-        <w:t>√(Σ(ic</w:t>
+        <w:t>Rate of change (iv_distance)</w:t>
+      </w:r>
+    </w:p>
+    <w:p>
+      <w:pPr>
+        <w:spacing w:before="80" w:after="80"/>
+        <w:jc w:val="center"/>
+      </w:pPr>
+      <w:r>
+        <w:rPr>
+          <w:rFonts w:ascii="Times New Roman" w:hAnsi="Times New Roman"/>
+          <w:sz w:val="20"/>
+        </w:rPr>
+        <w:t xml:space="preserve">rate of change = √[ </w:t>
+      </w:r>
+      <w:r>
+        <w:rPr>
+          <w:rFonts w:ascii="Times New Roman" w:hAnsi="Times New Roman"/>
+          <w:sz w:val="20"/>
+        </w:rPr>
+        <w:t>Σ</w:t>
+      </w:r>
+      <w:r>
+        <w:rPr>
+          <w:rFonts w:ascii="Times New Roman" w:hAnsi="Times New Roman"/>
+          <w:sz w:val="20"/>
+        </w:rPr>
+        <w:t xml:space="preserve"> (ic</w:t>
       </w:r>
       <w:r>
         <w:rPr>
           <w:rFonts w:ascii="Times New Roman" w:hAnsi="Times New Roman"/>
           <w:i/>
           <w:sz w:val="20"/>
+          <w:vertAlign w:val="subscript"/>
         </w:rPr>
         <w:t>i</w:t>
       </w:r>
@@ -1264,14 +1358,7 @@
           <w:rFonts w:ascii="Times New Roman" w:hAnsi="Times New Roman"/>
           <w:sz w:val="20"/>
         </w:rPr>
-        <w:t>(t+1)</w:t>
-      </w:r>
-      <w:r>
-        <w:rPr>
-          <w:rFonts w:ascii="Times New Roman" w:hAnsi="Times New Roman"/>
-          <w:sz w:val="20"/>
-        </w:rPr>
-        <w:t xml:space="preserve"> – ic</w:t>
+        <w:t>(</w:t>
       </w:r>
       <w:r>
         <w:rPr>
@@ -1279,6 +1366,22 @@
           <w:i/>
           <w:sz w:val="20"/>
         </w:rPr>
+        <w:t>t</w:t>
+      </w:r>
+      <w:r>
+        <w:rPr>
+          <w:rFonts w:ascii="Times New Roman" w:hAnsi="Times New Roman"/>
+          <w:sz w:val="20"/>
+        </w:rPr>
+        <w:t xml:space="preserve"> + 1) − ic</w:t>
+      </w:r>
+      <w:r>
+        <w:rPr>
+          <w:rFonts w:ascii="Times New Roman" w:hAnsi="Times New Roman"/>
+          <w:i/>
+          <w:sz w:val="20"/>
+          <w:vertAlign w:val="subscript"/>
+        </w:rPr>
         <w:t>i</w:t>
       </w:r>
       <w:r>
@@ -1286,14 +1389,44 @@
           <w:rFonts w:ascii="Times New Roman" w:hAnsi="Times New Roman"/>
           <w:sz w:val="20"/>
         </w:rPr>
-        <w:t>(t)</w:t>
-      </w:r>
-      <w:r>
-        <w:rPr>
-          <w:rFonts w:ascii="Times New Roman" w:hAnsi="Times New Roman"/>
-          <w:sz w:val="20"/>
-        </w:rPr>
-        <w:t>)², i = 1..6)</w:t>
+        <w:t>(</w:t>
+      </w:r>
+      <w:r>
+        <w:rPr>
+          <w:rFonts w:ascii="Times New Roman" w:hAnsi="Times New Roman"/>
+          <w:i/>
+          <w:sz w:val="20"/>
+        </w:rPr>
+        <w:t>t</w:t>
+      </w:r>
+      <w:r>
+        <w:rPr>
+          <w:rFonts w:ascii="Times New Roman" w:hAnsi="Times New Roman"/>
+          <w:sz w:val="20"/>
+        </w:rPr>
+        <w:t>) )² ]</w:t>
+      </w:r>
+      <w:r>
+        <w:rPr>
+          <w:rFonts w:ascii="Times New Roman" w:hAnsi="Times New Roman"/>
+          <w:sz w:val="20"/>
+        </w:rPr>
+        <w:t xml:space="preserve">   for </w:t>
+      </w:r>
+      <w:r>
+        <w:rPr>
+          <w:rFonts w:ascii="Times New Roman" w:hAnsi="Times New Roman"/>
+          <w:i/>
+          <w:sz w:val="20"/>
+        </w:rPr>
+        <w:t>i</w:t>
+      </w:r>
+      <w:r>
+        <w:rPr>
+          <w:rFonts w:ascii="Times New Roman" w:hAnsi="Times New Roman"/>
+          <w:sz w:val="20"/>
+        </w:rPr>
+        <w:t xml:space="preserve"> = 1 to 6</w:t>
       </w:r>
     </w:p>
     <w:p>
@@ -1432,7 +1565,21 @@
           <w:rFonts w:ascii="Times New Roman" w:hAnsi="Times New Roman"/>
           <w:sz w:val="20"/>
         </w:rPr>
-        <w:t xml:space="preserve">For each phrase, we aggregated segment-level metrics into phrase-level statistics: </w:t>
+        <w:t>Two kinds of failure are possible, and both occur. A phrase can run on: the longest in the corpus spans twelve segments across measures 42–48 of "Kim (No. 1)", some seven bars with no notated rest of an eighth note or longer, which on any reading contains more than one gesture. Four further phrases span ten segments ("Celebrity" twice, "Kim (No. 2)", and "Thriving on a Riff"). Conversely a boundary can be spurious, because the threshold sits at the shortest rest we accept: 36.4% of all 1,507 boundaries are generated by a rest of exactly 0.5 quarter notes, so raising the threshold to a single quarter note would dissolve more than a third of the phrases in the corpus. Detection is therefore most reliable in the middle of its range and least reliable at the extremes, and the rolling-window analyses, which average over five consecutive phrases, are correspondingly less exposed to this than the phrase-level tests.</w:t>
+      </w:r>
+    </w:p>
+    <w:p>
+      <w:pPr>
+        <w:spacing w:before="0" w:after="0"/>
+        <w:ind w:firstLine="720"/>
+        <w:jc w:val="both"/>
+      </w:pPr>
+      <w:r>
+        <w:rPr>
+          <w:rFonts w:ascii="Times New Roman" w:hAnsi="Times New Roman"/>
+          <w:sz w:val="20"/>
+        </w:rPr>
+        <w:t xml:space="preserve">For each phrase, we calculated </w:t>
       </w:r>
       <w:r>
         <w:rPr>
@@ -1476,7 +1623,7 @@
           <w:rFonts w:ascii="Times New Roman" w:hAnsi="Times New Roman"/>
           <w:sz w:val="20"/>
         </w:rPr>
-        <w:t>The resulting phrases are short. A phrase spans a median of 1 harmonic segment (M = 2.01, range 1–12), and 54.3% of phrases consist of a single segment while 74.6% consist of two or fewer. This follows from the interaction of two facts already stated: bebop phrasing is densely articulated with short rests, while segments are as long as the harmonic rhythm. A phrase that falls within one chord symbol therefore contributes a single observation, and for just over half the corpus the phrase-level series is effectively a subsampled segment-level series. Phrase-level results below should be read with this in mind: they describe organization at the scale of rest-delimited gestures, which in this repertoire is often the scale of one chord, and the phrase-level analyses are for that reason reported alongside rolling-window and chorus-level analyses rather than on their own. Figure 10 sets out the five analyses that proceed from the detected phrases and the scale each addresses.</w:t>
+        <w:t>The resulting phrases are short. A phrase spans a median of 1 segment (M = 2.01, range 1–12), and 54.3% of phrases consist of a single segment while 74.6% consist of two or fewer. This follows from the interaction of two facts already stated: bebop phrasing is densely articulated with short rests, while segments are as long as the harmonic rhythm. A phrase that falls within one chord symbol therefore contributes a single observation, and for just over half the corpus the phrase-level series is effectively a subsampled segment-level series. Phrase-level results below should be read with this in mind: they describe organization at the scale of rest-delimited gestures, which in this repertoire is often the scale of one chord, and the phrase-level analyses are for that reason reported alongside rolling-window and chorus-level analyses rather than on their own. Figure 10 sets out the five analyses that proceed from the detected phrases and the scale each addresses.</w:t>
       </w:r>
     </w:p>
     <w:p>
@@ -3953,7 +4100,7 @@
           <w:i/>
           <w:sz w:val="18"/>
         </w:rPr>
-        <w:t>Note. Forte classes are given without inversional suffix (A/B). Percentages are of all 3,371 harmonic segments. N = 165 unique interval vectors.</w:t>
+        <w:t>Note. Forte classes are given without inversional suffix (A/B). Percentages are of all 3,371 segments. N = 165 unique interval vectors.</w:t>
       </w:r>
     </w:p>
     <w:p>
@@ -5708,6 +5855,20 @@
           <w:rFonts w:ascii="Times New Roman" w:hAnsi="Times New Roman"/>
           <w:sz w:val="20"/>
         </w:rPr>
+        <w:t>Two caveats qualify this. The contrafact relationship does not by itself explain the gap: borrowing a progression from a standard says nothing about how dense the melody written over it will be, and the explanation we offer is the melodic one above rather than the harmonic one. The head/solo distinction is also less clean than chorus numbering implies. Some of Parker's compositions carry improvised B-sections, so that part of what we count as a head is itself improvised; and some recordings have no pre-composed head at all, Yamaguchi (2012) arguing that pieces such as "Bird of Paradise" were improvised over a borrowed progression and copyrighted as compositions afterwards. Both cases import solo material into the head category, and would therefore narrow the difference we report rather than produce it.</w:t>
+      </w:r>
+    </w:p>
+    <w:p>
+      <w:pPr>
+        <w:spacing w:before="0" w:after="0"/>
+        <w:ind w:firstLine="720"/>
+        <w:jc w:val="both"/>
+      </w:pPr>
+      <w:r>
+        <w:rPr>
+          <w:rFonts w:ascii="Times New Roman" w:hAnsi="Times New Roman"/>
+          <w:sz w:val="20"/>
+        </w:rPr>
         <w:t>Parker's core harmonic vocabulary is largely established in Chorus 1, the composed head. Chorus 1 already contains 81.1% of all distinct interval vectors that appear anywhere in the corpus, Chorus 2 adds a further 16.5%, and Choruses 3 and later contribute 2.4% between them (Figure 4). This is a corpus-level statistic rather than a single performance: chorus numbers are assigned per tune by dividing measure position by form length (12 bars for blues, 32 otherwise), the distinct vectors occurring in each chorus position are pooled across all 46 MIDI-aligned tunes, and coverage is then accumulated across chorus positions. Temporal evolution thus reflects primarily the exploration of new pathways connecting existing harmonic nodes rather than progressive vocabulary expansion.</w:t>
       </w:r>
     </w:p>
@@ -10471,7 +10632,7 @@
           <w:rFonts w:ascii="Times New Roman" w:hAnsi="Times New Roman"/>
           <w:sz w:val="20"/>
         </w:rPr>
-        <w:t xml:space="preserve">Frieler, K., Pfleiderer, M., Abeßer, J., &amp; Zaddach, W.-G. (2016b). “Telling a story”: On the dramaturgy of monophonic jazz solos. </w:t>
+        <w:t xml:space="preserve">Forte, A. (1973). </w:t>
       </w:r>
       <w:r>
         <w:rPr>
@@ -10479,14 +10640,14 @@
           <w:i/>
           <w:sz w:val="20"/>
         </w:rPr>
-        <w:t>Empirical Musicology Review, 11</w:t>
-      </w:r>
-      <w:r>
-        <w:rPr>
-          <w:rFonts w:ascii="Times New Roman" w:hAnsi="Times New Roman"/>
-          <w:sz w:val="20"/>
-        </w:rPr>
-        <w:t>(1), 68–82. https://doi.org/10.18061/emr.v11i1.4959</w:t>
+        <w:t>The structure of atonal music</w:t>
+      </w:r>
+      <w:r>
+        <w:rPr>
+          <w:rFonts w:ascii="Times New Roman" w:hAnsi="Times New Roman"/>
+          <w:sz w:val="20"/>
+        </w:rPr>
+        <w:t>. Yale University Press.</w:t>
       </w:r>
     </w:p>
     <w:p>
@@ -10500,7 +10661,7 @@
           <w:rFonts w:ascii="Times New Roman" w:hAnsi="Times New Roman"/>
           <w:sz w:val="20"/>
         </w:rPr>
-        <w:t xml:space="preserve">Gorman, B. S., &amp; Allison, D. B. (1996). Statistical alternatives for single-case designs. In R. D. Franklin, D. B. Allison, &amp; B. S. Gorman (Eds.), </w:t>
+        <w:t xml:space="preserve">Frieler, K., Pfleiderer, M., Zaddach, W.-G., &amp; Abeßer, J. (2016a). Midlevel analysis of monophonic jazz solos: A new approach to the study of improvisation. </w:t>
       </w:r>
       <w:r>
         <w:rPr>
@@ -10508,14 +10669,14 @@
           <w:i/>
           <w:sz w:val="20"/>
         </w:rPr>
-        <w:t>Design and analysis of single-case research</w:t>
-      </w:r>
-      <w:r>
-        <w:rPr>
-          <w:rFonts w:ascii="Times New Roman" w:hAnsi="Times New Roman"/>
-          <w:sz w:val="20"/>
-        </w:rPr>
-        <w:t xml:space="preserve"> (pp. 159–214). Erlbaum.</w:t>
+        <w:t>Musicae Scientiae, 20</w:t>
+      </w:r>
+      <w:r>
+        <w:rPr>
+          <w:rFonts w:ascii="Times New Roman" w:hAnsi="Times New Roman"/>
+          <w:sz w:val="20"/>
+        </w:rPr>
+        <w:t>(2), 143–162.</w:t>
       </w:r>
     </w:p>
     <w:p>
@@ -10529,7 +10690,7 @@
           <w:rFonts w:ascii="Times New Roman" w:hAnsi="Times New Roman"/>
           <w:sz w:val="20"/>
         </w:rPr>
-        <w:t xml:space="preserve">Matyas, T. A., &amp; Greenwood, K. M. (1996). Serial dependency in single-case time series. In R. D. Franklin, D. B. Allison, &amp; B. S. Gorman (Eds.), </w:t>
+        <w:t xml:space="preserve">Frieler, K., Pfleiderer, M., Abeßer, J., &amp; Zaddach, W.-G. (2016b). “Telling a story”: On the dramaturgy of monophonic jazz solos. </w:t>
       </w:r>
       <w:r>
         <w:rPr>
@@ -10537,14 +10698,14 @@
           <w:i/>
           <w:sz w:val="20"/>
         </w:rPr>
-        <w:t>Design and analysis of single-case research</w:t>
-      </w:r>
-      <w:r>
-        <w:rPr>
-          <w:rFonts w:ascii="Times New Roman" w:hAnsi="Times New Roman"/>
-          <w:sz w:val="20"/>
-        </w:rPr>
-        <w:t xml:space="preserve"> (pp. 215–243). Erlbaum.</w:t>
+        <w:t>Empirical Musicology Review, 11</w:t>
+      </w:r>
+      <w:r>
+        <w:rPr>
+          <w:rFonts w:ascii="Times New Roman" w:hAnsi="Times New Roman"/>
+          <w:sz w:val="20"/>
+        </w:rPr>
+        <w:t>(1), 68–82. https://doi.org/10.18061/emr.v11i1.4959</w:t>
       </w:r>
     </w:p>
     <w:p>
@@ -10558,7 +10719,7 @@
           <w:rFonts w:ascii="Times New Roman" w:hAnsi="Times New Roman"/>
           <w:sz w:val="20"/>
         </w:rPr>
-        <w:t xml:space="preserve">Slone, K. (1978). </w:t>
+        <w:t xml:space="preserve">Goldman, A. (2016). Improvisation as a way of knowing. </w:t>
       </w:r>
       <w:r>
         <w:rPr>
@@ -10566,14 +10727,14 @@
           <w:i/>
           <w:sz w:val="20"/>
         </w:rPr>
-        <w:t>Charlie Parker omnibook: Transcribed from his original recordings</w:t>
-      </w:r>
-      <w:r>
-        <w:rPr>
-          <w:rFonts w:ascii="Times New Roman" w:hAnsi="Times New Roman"/>
-          <w:sz w:val="20"/>
-        </w:rPr>
-        <w:t xml:space="preserve"> (J. Aebersold, Ed.). Atlantic Music Corp.</w:t>
+        <w:t>Music Theory Online, 22</w:t>
+      </w:r>
+      <w:r>
+        <w:rPr>
+          <w:rFonts w:ascii="Times New Roman" w:hAnsi="Times New Roman"/>
+          <w:sz w:val="20"/>
+        </w:rPr>
+        <w:t>(4).</w:t>
       </w:r>
     </w:p>
     <w:p>
@@ -10587,7 +10748,7 @@
           <w:rFonts w:ascii="Times New Roman" w:hAnsi="Times New Roman"/>
           <w:sz w:val="20"/>
         </w:rPr>
-        <w:t xml:space="preserve">Van Bebber, M. (2009). </w:t>
+        <w:t xml:space="preserve">Gorman, B. S., &amp; Allison, D. B. (1996). Statistical alternatives for single-case designs. In R. D. Franklin, D. B. Allison, &amp; B. S. Gorman (Eds.), </w:t>
       </w:r>
       <w:r>
         <w:rPr>
@@ -10595,14 +10756,14 @@
           <w:i/>
           <w:sz w:val="20"/>
         </w:rPr>
-        <w:t>Charlie Parker: 60 melodies &amp; solos</w:t>
-      </w:r>
-      <w:r>
-        <w:rPr>
-          <w:rFonts w:ascii="Times New Roman" w:hAnsi="Times New Roman"/>
-          <w:sz w:val="20"/>
-        </w:rPr>
-        <w:t>. Qpress.</w:t>
+        <w:t>Design and analysis of single-case research</w:t>
+      </w:r>
+      <w:r>
+        <w:rPr>
+          <w:rFonts w:ascii="Times New Roman" w:hAnsi="Times New Roman"/>
+          <w:sz w:val="20"/>
+        </w:rPr>
+        <w:t xml:space="preserve"> (pp. 159–214). Erlbaum.</w:t>
       </w:r>
     </w:p>
     <w:p>
@@ -10616,7 +10777,7 @@
           <w:rFonts w:ascii="Times New Roman" w:hAnsi="Times New Roman"/>
           <w:sz w:val="20"/>
         </w:rPr>
-        <w:t xml:space="preserve">Love, S. C. (2017). An ecological description of jazz improvisation. </w:t>
+        <w:t xml:space="preserve">Johnson-Laird, P. N. (2002). How jazz musicians improvise. </w:t>
       </w:r>
       <w:r>
         <w:rPr>
@@ -10624,14 +10785,14 @@
           <w:i/>
           <w:sz w:val="20"/>
         </w:rPr>
-        <w:t>Psychomusicology: Music, Mind, and Brain, 27</w:t>
-      </w:r>
-      <w:r>
-        <w:rPr>
-          <w:rFonts w:ascii="Times New Roman" w:hAnsi="Times New Roman"/>
-          <w:sz w:val="20"/>
-        </w:rPr>
-        <w:t>(1), 31–44. https://doi.org/10.1037/pmu0000173</w:t>
+        <w:t>Music Perception, 19</w:t>
+      </w:r>
+      <w:r>
+        <w:rPr>
+          <w:rFonts w:ascii="Times New Roman" w:hAnsi="Times New Roman"/>
+          <w:sz w:val="20"/>
+        </w:rPr>
+        <w:t>(3), 415–442.</w:t>
       </w:r>
     </w:p>
     <w:p>
@@ -10645,7 +10806,7 @@
           <w:rFonts w:ascii="Times New Roman" w:hAnsi="Times New Roman"/>
           <w:sz w:val="20"/>
         </w:rPr>
-        <w:t xml:space="preserve">Forte, A. (1973). </w:t>
+        <w:t xml:space="preserve">Lerdahl, F. (2001). </w:t>
       </w:r>
       <w:r>
         <w:rPr>
@@ -10653,14 +10814,14 @@
           <w:i/>
           <w:sz w:val="20"/>
         </w:rPr>
-        <w:t>The structure of atonal music</w:t>
-      </w:r>
-      <w:r>
-        <w:rPr>
-          <w:rFonts w:ascii="Times New Roman" w:hAnsi="Times New Roman"/>
-          <w:sz w:val="20"/>
-        </w:rPr>
-        <w:t>. Yale University Press.</w:t>
+        <w:t>Tonal pitch space</w:t>
+      </w:r>
+      <w:r>
+        <w:rPr>
+          <w:rFonts w:ascii="Times New Roman" w:hAnsi="Times New Roman"/>
+          <w:sz w:val="20"/>
+        </w:rPr>
+        <w:t>. Oxford University Press.</w:t>
       </w:r>
     </w:p>
     <w:p>
@@ -10674,7 +10835,7 @@
           <w:rFonts w:ascii="Times New Roman" w:hAnsi="Times New Roman"/>
           <w:sz w:val="20"/>
         </w:rPr>
-        <w:t xml:space="preserve">Frieler, K., Pfleiderer, M., Zaddach, W.-G., &amp; Abeßer, J. (2016a). Midlevel analysis of monophonic jazz solos: A new approach to the study of improvisation. </w:t>
+        <w:t xml:space="preserve">Love, S. C. (2012). “Possible paths”: Schemata of phrasing and melody in Charlie Parker's blues. </w:t>
       </w:r>
       <w:r>
         <w:rPr>
@@ -10682,14 +10843,14 @@
           <w:i/>
           <w:sz w:val="20"/>
         </w:rPr>
-        <w:t>Musicae Scientiae, 20</w:t>
-      </w:r>
-      <w:r>
-        <w:rPr>
-          <w:rFonts w:ascii="Times New Roman" w:hAnsi="Times New Roman"/>
-          <w:sz w:val="20"/>
-        </w:rPr>
-        <w:t>(2), 143–162.</w:t>
+        <w:t>Music Theory Online, 18</w:t>
+      </w:r>
+      <w:r>
+        <w:rPr>
+          <w:rFonts w:ascii="Times New Roman" w:hAnsi="Times New Roman"/>
+          <w:sz w:val="20"/>
+        </w:rPr>
+        <w:t>(3).</w:t>
       </w:r>
     </w:p>
     <w:p>
@@ -10703,7 +10864,7 @@
           <w:rFonts w:ascii="Times New Roman" w:hAnsi="Times New Roman"/>
           <w:sz w:val="20"/>
         </w:rPr>
-        <w:t xml:space="preserve">Goldman, A. (2016). Improvisation as a way of knowing. </w:t>
+        <w:t xml:space="preserve">Love, S. C. (2017). An ecological description of jazz improvisation. </w:t>
       </w:r>
       <w:r>
         <w:rPr>
@@ -10711,14 +10872,14 @@
           <w:i/>
           <w:sz w:val="20"/>
         </w:rPr>
-        <w:t>Music Theory Online, 22</w:t>
-      </w:r>
-      <w:r>
-        <w:rPr>
-          <w:rFonts w:ascii="Times New Roman" w:hAnsi="Times New Roman"/>
-          <w:sz w:val="20"/>
-        </w:rPr>
-        <w:t>(4).</w:t>
+        <w:t>Psychomusicology: Music, Mind, and Brain, 27</w:t>
+      </w:r>
+      <w:r>
+        <w:rPr>
+          <w:rFonts w:ascii="Times New Roman" w:hAnsi="Times New Roman"/>
+          <w:sz w:val="20"/>
+        </w:rPr>
+        <w:t>(1), 31–44. https://doi.org/10.1037/pmu0000173</w:t>
       </w:r>
     </w:p>
     <w:p>
@@ -10732,7 +10893,7 @@
           <w:rFonts w:ascii="Times New Roman" w:hAnsi="Times New Roman"/>
           <w:sz w:val="20"/>
         </w:rPr>
-        <w:t xml:space="preserve">Johnson-Laird, P. N. (2002). How jazz musicians improvise. </w:t>
+        <w:t xml:space="preserve">Martin, H. (1996). </w:t>
       </w:r>
       <w:r>
         <w:rPr>
@@ -10740,14 +10901,14 @@
           <w:i/>
           <w:sz w:val="20"/>
         </w:rPr>
-        <w:t>Music Perception, 19</w:t>
-      </w:r>
-      <w:r>
-        <w:rPr>
-          <w:rFonts w:ascii="Times New Roman" w:hAnsi="Times New Roman"/>
-          <w:sz w:val="20"/>
-        </w:rPr>
-        <w:t>(3), 415–442.</w:t>
+        <w:t>Charlie Parker and thematic improvisation</w:t>
+      </w:r>
+      <w:r>
+        <w:rPr>
+          <w:rFonts w:ascii="Times New Roman" w:hAnsi="Times New Roman"/>
+          <w:sz w:val="20"/>
+        </w:rPr>
+        <w:t>. Scarecrow Press.</w:t>
       </w:r>
     </w:p>
     <w:p>
@@ -10761,7 +10922,7 @@
           <w:rFonts w:ascii="Times New Roman" w:hAnsi="Times New Roman"/>
           <w:sz w:val="20"/>
         </w:rPr>
-        <w:t xml:space="preserve">Lerdahl, F. (2001). </w:t>
+        <w:t xml:space="preserve">Martin, H. (2020). </w:t>
       </w:r>
       <w:r>
         <w:rPr>
@@ -10769,7 +10930,7 @@
           <w:i/>
           <w:sz w:val="20"/>
         </w:rPr>
-        <w:t>Tonal pitch space</w:t>
+        <w:t>Charlie Parker, composer</w:t>
       </w:r>
       <w:r>
         <w:rPr>
@@ -10790,7 +10951,7 @@
           <w:rFonts w:ascii="Times New Roman" w:hAnsi="Times New Roman"/>
           <w:sz w:val="20"/>
         </w:rPr>
-        <w:t xml:space="preserve">Love, S. C. (2012). “Possible paths”: Schemata of phrasing and melody in Charlie Parker's blues. </w:t>
+        <w:t xml:space="preserve">Matyas, T. A., &amp; Greenwood, K. M. (1996). Serial dependency in single-case time series. In R. D. Franklin, D. B. Allison, &amp; B. S. Gorman (Eds.), </w:t>
       </w:r>
       <w:r>
         <w:rPr>
@@ -10798,14 +10959,14 @@
           <w:i/>
           <w:sz w:val="20"/>
         </w:rPr>
-        <w:t>Music Theory Online, 18</w:t>
-      </w:r>
-      <w:r>
-        <w:rPr>
-          <w:rFonts w:ascii="Times New Roman" w:hAnsi="Times New Roman"/>
-          <w:sz w:val="20"/>
-        </w:rPr>
-        <w:t>(3).</w:t>
+        <w:t>Design and analysis of single-case research</w:t>
+      </w:r>
+      <w:r>
+        <w:rPr>
+          <w:rFonts w:ascii="Times New Roman" w:hAnsi="Times New Roman"/>
+          <w:sz w:val="20"/>
+        </w:rPr>
+        <w:t xml:space="preserve"> (pp. 215–243). Erlbaum.</w:t>
       </w:r>
     </w:p>
     <w:p>
@@ -10819,7 +10980,7 @@
           <w:rFonts w:ascii="Times New Roman" w:hAnsi="Times New Roman"/>
           <w:sz w:val="20"/>
         </w:rPr>
-        <w:t xml:space="preserve">Martin, H. (1996). </w:t>
+        <w:t xml:space="preserve">Merseal, H. M., Beaty, R. E., Kenett, Y. N., Lloyd-Cox, J., de Manzano, Ö., &amp; Norgaard, M. (2023). Representing melodic relationships using network science. </w:t>
       </w:r>
       <w:r>
         <w:rPr>
@@ -10827,14 +10988,14 @@
           <w:i/>
           <w:sz w:val="20"/>
         </w:rPr>
-        <w:t>Charlie Parker and thematic improvisation</w:t>
-      </w:r>
-      <w:r>
-        <w:rPr>
-          <w:rFonts w:ascii="Times New Roman" w:hAnsi="Times New Roman"/>
-          <w:sz w:val="20"/>
-        </w:rPr>
-        <w:t>. Scarecrow Press.</w:t>
+        <w:t>Cognition, 233</w:t>
+      </w:r>
+      <w:r>
+        <w:rPr>
+          <w:rFonts w:ascii="Times New Roman" w:hAnsi="Times New Roman"/>
+          <w:sz w:val="20"/>
+        </w:rPr>
+        <w:t>, Article 105362. https://doi.org/10.1016/j.cognition.2022.105362</w:t>
       </w:r>
     </w:p>
     <w:p>
@@ -10848,7 +11009,7 @@
           <w:rFonts w:ascii="Times New Roman" w:hAnsi="Times New Roman"/>
           <w:sz w:val="20"/>
         </w:rPr>
-        <w:t xml:space="preserve">Martin, H. (2020). </w:t>
+        <w:t xml:space="preserve">Norgaard, M. (2014). How jazz musicians improvise: The central role of auditory and motor patterns. </w:t>
       </w:r>
       <w:r>
         <w:rPr>
@@ -10856,14 +11017,14 @@
           <w:i/>
           <w:sz w:val="20"/>
         </w:rPr>
-        <w:t>Charlie Parker, composer</w:t>
-      </w:r>
-      <w:r>
-        <w:rPr>
-          <w:rFonts w:ascii="Times New Roman" w:hAnsi="Times New Roman"/>
-          <w:sz w:val="20"/>
-        </w:rPr>
-        <w:t>. Oxford University Press.</w:t>
+        <w:t>Music Perception, 31</w:t>
+      </w:r>
+      <w:r>
+        <w:rPr>
+          <w:rFonts w:ascii="Times New Roman" w:hAnsi="Times New Roman"/>
+          <w:sz w:val="20"/>
+        </w:rPr>
+        <w:t>(3), 271–287.</w:t>
       </w:r>
     </w:p>
     <w:p>
@@ -10877,7 +11038,7 @@
           <w:rFonts w:ascii="Times New Roman" w:hAnsi="Times New Roman"/>
           <w:sz w:val="20"/>
         </w:rPr>
-        <w:t xml:space="preserve">Merseal, H. M., Beaty, R. E., Kenett, Y. N., Lloyd-Cox, J., de Manzano, Ö., &amp; Norgaard, M. (2023). Representing melodic relationships using network science. </w:t>
+        <w:t xml:space="preserve">Norgaard, M., Spencer, J., &amp; Montiel, M. (2013). Testing cognitive theories by creating a pattern-based probabilistic algorithm for melody and rhythm in jazz improvisation. </w:t>
       </w:r>
       <w:r>
         <w:rPr>
@@ -10885,14 +11046,14 @@
           <w:i/>
           <w:sz w:val="20"/>
         </w:rPr>
-        <w:t>Cognition, 233</w:t>
-      </w:r>
-      <w:r>
-        <w:rPr>
-          <w:rFonts w:ascii="Times New Roman" w:hAnsi="Times New Roman"/>
-          <w:sz w:val="20"/>
-        </w:rPr>
-        <w:t>, Article 105362. https://doi.org/10.1016/j.cognition.2022.105362</w:t>
+        <w:t>Psychomusicology: Music, Mind, and Brain, 23</w:t>
+      </w:r>
+      <w:r>
+        <w:rPr>
+          <w:rFonts w:ascii="Times New Roman" w:hAnsi="Times New Roman"/>
+          <w:sz w:val="20"/>
+        </w:rPr>
+        <w:t>(4), 243–254.</w:t>
       </w:r>
     </w:p>
     <w:p>
@@ -10906,7 +11067,7 @@
           <w:rFonts w:ascii="Times New Roman" w:hAnsi="Times New Roman"/>
           <w:sz w:val="20"/>
         </w:rPr>
-        <w:t xml:space="preserve">Norgaard, M. (2014). How jazz musicians improvise: The central role of auditory and motor patterns. </w:t>
+        <w:t xml:space="preserve">Owens, T. (1974). </w:t>
       </w:r>
       <w:r>
         <w:rPr>
@@ -10914,14 +11075,14 @@
           <w:i/>
           <w:sz w:val="20"/>
         </w:rPr>
-        <w:t>Music Perception, 31</w:t>
-      </w:r>
-      <w:r>
-        <w:rPr>
-          <w:rFonts w:ascii="Times New Roman" w:hAnsi="Times New Roman"/>
-          <w:sz w:val="20"/>
-        </w:rPr>
-        <w:t>(3), 271–287.</w:t>
+        <w:t>Charlie Parker: Techniques of improvisation</w:t>
+      </w:r>
+      <w:r>
+        <w:rPr>
+          <w:rFonts w:ascii="Times New Roman" w:hAnsi="Times New Roman"/>
+          <w:sz w:val="20"/>
+        </w:rPr>
+        <w:t xml:space="preserve"> (Doctoral dissertation). University of California, Los Angeles.</w:t>
       </w:r>
     </w:p>
     <w:p>
@@ -10935,7 +11096,7 @@
           <w:rFonts w:ascii="Times New Roman" w:hAnsi="Times New Roman"/>
           <w:sz w:val="20"/>
         </w:rPr>
-        <w:t xml:space="preserve">Norgaard, M., Spencer, J., &amp; Montiel, M. (2013). Testing cognitive theories by creating a pattern-based probabilistic algorithm for melody and rhythm in jazz improvisation. </w:t>
+        <w:t xml:space="preserve">Pfleiderer, M., Frieler, K., Abeßer, J., Zaddach, W.-G., &amp; Burkhart, B. (Eds.). (2017). </w:t>
       </w:r>
       <w:r>
         <w:rPr>
@@ -10943,14 +11104,14 @@
           <w:i/>
           <w:sz w:val="20"/>
         </w:rPr>
-        <w:t>Psychomusicology: Music, Mind, and Brain, 23</w:t>
-      </w:r>
-      <w:r>
-        <w:rPr>
-          <w:rFonts w:ascii="Times New Roman" w:hAnsi="Times New Roman"/>
-          <w:sz w:val="20"/>
-        </w:rPr>
-        <w:t>(4), 243–254.</w:t>
+        <w:t>Inside the Jazzomat: New perspectives for jazz research</w:t>
+      </w:r>
+      <w:r>
+        <w:rPr>
+          <w:rFonts w:ascii="Times New Roman" w:hAnsi="Times New Roman"/>
+          <w:sz w:val="20"/>
+        </w:rPr>
+        <w:t>. Schott Campus.</w:t>
       </w:r>
     </w:p>
     <w:p>
@@ -10964,7 +11125,7 @@
           <w:rFonts w:ascii="Times New Roman" w:hAnsi="Times New Roman"/>
           <w:sz w:val="20"/>
         </w:rPr>
-        <w:t xml:space="preserve">Owens, T. (1974). </w:t>
+        <w:t xml:space="preserve">Plomp, R., &amp; Levelt, W. J. M. (1965). Tonal consonance and critical bandwidth. </w:t>
       </w:r>
       <w:r>
         <w:rPr>
@@ -10972,14 +11133,14 @@
           <w:i/>
           <w:sz w:val="20"/>
         </w:rPr>
-        <w:t>Charlie Parker: Techniques of improvisation</w:t>
-      </w:r>
-      <w:r>
-        <w:rPr>
-          <w:rFonts w:ascii="Times New Roman" w:hAnsi="Times New Roman"/>
-          <w:sz w:val="20"/>
-        </w:rPr>
-        <w:t xml:space="preserve"> (Doctoral dissertation). University of California, Los Angeles.</w:t>
+        <w:t>Journal of the Acoustical Society of America, 38</w:t>
+      </w:r>
+      <w:r>
+        <w:rPr>
+          <w:rFonts w:ascii="Times New Roman" w:hAnsi="Times New Roman"/>
+          <w:sz w:val="20"/>
+        </w:rPr>
+        <w:t>(4), 548–560.</w:t>
       </w:r>
     </w:p>
     <w:p>
@@ -10993,7 +11154,7 @@
           <w:rFonts w:ascii="Times New Roman" w:hAnsi="Times New Roman"/>
           <w:sz w:val="20"/>
         </w:rPr>
-        <w:t xml:space="preserve">Pfleiderer, M., Frieler, K., Abeßer, J., Zaddach, W.-G., &amp; Burkhart, B. (Eds.). (2017). </w:t>
+        <w:t xml:space="preserve">Pressing, J. (1988). Improvisation: Methods and models. In J. A. Sloboda (Ed.), </w:t>
       </w:r>
       <w:r>
         <w:rPr>
@@ -11001,14 +11162,14 @@
           <w:i/>
           <w:sz w:val="20"/>
         </w:rPr>
-        <w:t>Inside the Jazzomat: New perspectives for jazz research</w:t>
-      </w:r>
-      <w:r>
-        <w:rPr>
-          <w:rFonts w:ascii="Times New Roman" w:hAnsi="Times New Roman"/>
-          <w:sz w:val="20"/>
-        </w:rPr>
-        <w:t>. Schott Campus.</w:t>
+        <w:t>Generative processes in music: The psychology of performance, improvisation, and composition</w:t>
+      </w:r>
+      <w:r>
+        <w:rPr>
+          <w:rFonts w:ascii="Times New Roman" w:hAnsi="Times New Roman"/>
+          <w:sz w:val="20"/>
+        </w:rPr>
+        <w:t xml:space="preserve"> (pp. 129–178). Oxford University Press.</w:t>
       </w:r>
     </w:p>
     <w:p>
@@ -11022,22 +11183,7 @@
           <w:rFonts w:ascii="Times New Roman" w:hAnsi="Times New Roman"/>
           <w:sz w:val="20"/>
         </w:rPr>
-        <w:t xml:space="preserve">Plomp, R., &amp; Levelt, W. J. M. (1965). Tonal consonance and critical bandwidth. </w:t>
-      </w:r>
-      <w:r>
-        <w:rPr>
-          <w:rFonts w:ascii="Times New Roman" w:hAnsi="Times New Roman"/>
-          <w:i/>
-          <w:sz w:val="20"/>
-        </w:rPr>
-        <w:t>Journal of the Acoustical Society of America, 38</w:t>
-      </w:r>
-      <w:r>
-        <w:rPr>
-          <w:rFonts w:ascii="Times New Roman" w:hAnsi="Times New Roman"/>
-          <w:sz w:val="20"/>
-        </w:rPr>
-        <w:t>(4), 548–560.</w:t>
+        <w:t>Riley, X., &amp; Dixon, S. (2024). Reconstructing the Charlie Parker Omnibook using an audio-to-score automatic transcription pipeline [Preprint]. ArXiv. https://doi.org/10.48550/arXiv.2405.16687</w:t>
       </w:r>
     </w:p>
     <w:p>
@@ -11051,7 +11197,7 @@
           <w:rFonts w:ascii="Times New Roman" w:hAnsi="Times New Roman"/>
           <w:sz w:val="20"/>
         </w:rPr>
-        <w:t xml:space="preserve">Pressing, J. (1988). Improvisation: Methods and models. In J. A. Sloboda (Ed.), </w:t>
+        <w:t xml:space="preserve">Sethares, W. A. (1993). Local consonance and the relationship between timbre and scale. </w:t>
       </w:r>
       <w:r>
         <w:rPr>
@@ -11059,14 +11205,14 @@
           <w:i/>
           <w:sz w:val="20"/>
         </w:rPr>
-        <w:t>Generative processes in music: The psychology of performance, improvisation, and composition</w:t>
-      </w:r>
-      <w:r>
-        <w:rPr>
-          <w:rFonts w:ascii="Times New Roman" w:hAnsi="Times New Roman"/>
-          <w:sz w:val="20"/>
-        </w:rPr>
-        <w:t xml:space="preserve"> (pp. 129–178). Oxford University Press.</w:t>
+        <w:t>Journal of the Acoustical Society of America, 94</w:t>
+      </w:r>
+      <w:r>
+        <w:rPr>
+          <w:rFonts w:ascii="Times New Roman" w:hAnsi="Times New Roman"/>
+          <w:sz w:val="20"/>
+        </w:rPr>
+        <w:t>(3), 1218–1228.</w:t>
       </w:r>
     </w:p>
     <w:p>
@@ -11080,7 +11226,22 @@
           <w:rFonts w:ascii="Times New Roman" w:hAnsi="Times New Roman"/>
           <w:sz w:val="20"/>
         </w:rPr>
-        <w:t>Riley, X., &amp; Dixon, S. (2024). Reconstructing the Charlie Parker Omnibook using an audio-to-score automatic transcription pipeline [Preprint]. ArXiv. https://doi.org/10.48550/arXiv.2405.16687</w:t>
+        <w:t xml:space="preserve">Slone, K. (1978). </w:t>
+      </w:r>
+      <w:r>
+        <w:rPr>
+          <w:rFonts w:ascii="Times New Roman" w:hAnsi="Times New Roman"/>
+          <w:i/>
+          <w:sz w:val="20"/>
+        </w:rPr>
+        <w:t>Charlie Parker omnibook: Transcribed from his original recordings</w:t>
+      </w:r>
+      <w:r>
+        <w:rPr>
+          <w:rFonts w:ascii="Times New Roman" w:hAnsi="Times New Roman"/>
+          <w:sz w:val="20"/>
+        </w:rPr>
+        <w:t xml:space="preserve"> (J. Aebersold, Ed.). Atlantic Music Corp.</w:t>
       </w:r>
     </w:p>
     <w:p>
@@ -11094,7 +11255,7 @@
           <w:rFonts w:ascii="Times New Roman" w:hAnsi="Times New Roman"/>
           <w:sz w:val="20"/>
         </w:rPr>
-        <w:t xml:space="preserve">Sethares, W. A. (1993). Local consonance and the relationship between timbre and scale. </w:t>
+        <w:t xml:space="preserve">Van Bebber, M. (2009). </w:t>
       </w:r>
       <w:r>
         <w:rPr>
@@ -11102,14 +11263,43 @@
           <w:i/>
           <w:sz w:val="20"/>
         </w:rPr>
-        <w:t>Journal of the Acoustical Society of America, 94</w:t>
-      </w:r>
-      <w:r>
-        <w:rPr>
-          <w:rFonts w:ascii="Times New Roman" w:hAnsi="Times New Roman"/>
-          <w:sz w:val="20"/>
-        </w:rPr>
-        <w:t>(3), 1218–1228.</w:t>
+        <w:t>Charlie Parker: 60 melodies &amp; solos</w:t>
+      </w:r>
+      <w:r>
+        <w:rPr>
+          <w:rFonts w:ascii="Times New Roman" w:hAnsi="Times New Roman"/>
+          <w:sz w:val="20"/>
+        </w:rPr>
+        <w:t>. Qpress.</w:t>
+      </w:r>
+    </w:p>
+    <w:p>
+      <w:pPr>
+        <w:spacing w:before="0" w:after="120"/>
+        <w:ind w:left="720" w:hanging="720"/>
+        <w:jc w:val="both"/>
+      </w:pPr>
+      <w:r>
+        <w:rPr>
+          <w:rFonts w:ascii="Times New Roman" w:hAnsi="Times New Roman"/>
+          <w:sz w:val="20"/>
+        </w:rPr>
+        <w:t xml:space="preserve">Yamaguchi, M. (2012). </w:t>
+      </w:r>
+      <w:r>
+        <w:rPr>
+          <w:rFonts w:ascii="Times New Roman" w:hAnsi="Times New Roman"/>
+          <w:i/>
+          <w:sz w:val="20"/>
+        </w:rPr>
+        <w:t>The bird book: The Charlie Parker real book</w:t>
+      </w:r>
+      <w:r>
+        <w:rPr>
+          <w:rFonts w:ascii="Times New Roman" w:hAnsi="Times New Roman"/>
+          <w:sz w:val="20"/>
+        </w:rPr>
+        <w:t xml:space="preserve"> (2nd ed.). Masaya Music Services.</w:t>
       </w:r>
     </w:p>
     <w:p>

--- a/EMR/Bird_Over_Time_EMR.docx
+++ b/EMR/Bird_Over_Time_EMR.docx
@@ -11355,7 +11355,7 @@
       <w:r>
         <w:drawing>
           <wp:inline xmlns:a="http://schemas.openxmlformats.org/drawingml/2006/main" xmlns:pic="http://schemas.openxmlformats.org/drawingml/2006/picture">
-            <wp:extent cx="5029200" cy="13719886"/>
+            <wp:extent cx="5029200" cy="12060977"/>
             <wp:docPr id="10" name="Picture 10"/>
             <wp:cNvGraphicFramePr>
               <a:graphicFrameLocks noChangeAspect="1"/>
@@ -11364,7 +11364,7 @@
               <a:graphicData uri="http://schemas.openxmlformats.org/drawingml/2006/picture">
                 <pic:pic>
                   <pic:nvPicPr>
-                    <pic:cNvPr id="0" name="fig_4.png"/>
+                    <pic:cNvPr id="0" name="pipeline2.png"/>
                     <pic:cNvPicPr/>
                   </pic:nvPicPr>
                   <pic:blipFill>
@@ -11376,7 +11376,7 @@
                   <pic:spPr>
                     <a:xfrm>
                       <a:off x="0" y="0"/>
-                      <a:ext cx="5029200" cy="13719886"/>
+                      <a:ext cx="5029200" cy="12060977"/>
                     </a:xfrm>
                     <a:prstGeom prst="rect"/>
                   </pic:spPr>

--- a/EMR/Bird_Over_Time_EMR.docx
+++ b/EMR/Bird_Over_Time_EMR.docx
@@ -1125,61 +1125,66 @@
     </w:p>
     <w:p>
       <w:pPr>
-        <w:spacing w:before="80" w:after="80"/>
+        <w:spacing w:before="120" w:after="120"/>
         <w:jc w:val="center"/>
       </w:pPr>
-      <w:r>
-        <w:rPr>
-          <w:rFonts w:ascii="Times New Roman" w:hAnsi="Times New Roman"/>
-          <w:sz w:val="20"/>
-        </w:rPr>
-        <w:t xml:space="preserve">complexity = </w:t>
-      </w:r>
-      <w:r>
-        <w:rPr>
-          <w:rFonts w:ascii="Times New Roman" w:hAnsi="Times New Roman"/>
-          <w:sz w:val="20"/>
-        </w:rPr>
-        <w:t>Σ</w:t>
-      </w:r>
-      <w:r>
-        <w:rPr>
-          <w:rFonts w:ascii="Times New Roman" w:hAnsi="Times New Roman"/>
-          <w:sz w:val="20"/>
-        </w:rPr>
-        <w:t xml:space="preserve"> ic</w:t>
-      </w:r>
-      <w:r>
-        <w:rPr>
-          <w:rFonts w:ascii="Times New Roman" w:hAnsi="Times New Roman"/>
-          <w:i/>
-          <w:sz w:val="20"/>
-          <w:vertAlign w:val="subscript"/>
-        </w:rPr>
-        <w:t>i</w:t>
-      </w:r>
-      <w:r>
-        <w:rPr>
-          <w:rFonts w:ascii="Times New Roman" w:hAnsi="Times New Roman"/>
-          <w:sz w:val="20"/>
-        </w:rPr>
-        <w:t xml:space="preserve">   for </w:t>
-      </w:r>
-      <w:r>
-        <w:rPr>
-          <w:rFonts w:ascii="Times New Roman" w:hAnsi="Times New Roman"/>
-          <w:i/>
-          <w:sz w:val="20"/>
-        </w:rPr>
-        <w:t>i</w:t>
-      </w:r>
-      <w:r>
-        <w:rPr>
-          <w:rFonts w:ascii="Times New Roman" w:hAnsi="Times New Roman"/>
-          <w:sz w:val="20"/>
-        </w:rPr>
-        <w:t xml:space="preserve"> = 1 to 6</w:t>
-      </w:r>
+      <m:oMath>
+        <m:r>
+          <m:rPr>
+            <m:sty m:val="p"/>
+          </m:rPr>
+          <m:t xml:space="preserve">complexity = </m:t>
+        </m:r>
+        <m:nary>
+          <m:naryPr>
+            <m:chr m:val="∑"/>
+            <m:limLoc m:val="undOvr"/>
+            <m:ctrlPr/>
+          </m:naryPr>
+          <m:sub>
+            <m:r>
+              <m:t xml:space="preserve">i</m:t>
+            </m:r>
+            <m:r>
+              <m:rPr>
+                <m:sty m:val="p"/>
+              </m:rPr>
+              <m:t xml:space="preserve">=</m:t>
+            </m:r>
+            <m:r>
+              <m:rPr>
+                <m:sty m:val="p"/>
+              </m:rPr>
+              <m:t xml:space="preserve">1</m:t>
+            </m:r>
+          </m:sub>
+          <m:sup>
+            <m:r>
+              <m:rPr>
+                <m:sty m:val="p"/>
+              </m:rPr>
+              <m:t xml:space="preserve">6</m:t>
+            </m:r>
+          </m:sup>
+          <m:e>
+            <m:sSub>
+              <m:e>
+                <m:r>
+                  <m:rPr>
+                    <m:sty m:val="p"/>
+                  </m:rPr>
+                  <m:t xml:space="preserve">ic</m:t>
+                </m:r>
+              </m:e>
+              <m:sub>
+                <m:r>
+                  <m:t xml:space="preserve">i</m:t>
+                </m:r>
+              </m:sub>
+            </m:sSub>
+          </m:e>
+        </m:nary>
+      </m:oMath>
     </w:p>
     <w:p>
       <w:pPr>
@@ -1212,54 +1217,74 @@
     </w:p>
     <w:p>
       <w:pPr>
-        <w:spacing w:before="80" w:after="80"/>
+        <w:spacing w:before="120" w:after="120"/>
         <w:jc w:val="center"/>
       </w:pPr>
-      <w:r>
-        <w:rPr>
-          <w:rFonts w:ascii="Times New Roman" w:hAnsi="Times New Roman"/>
-          <w:sz w:val="20"/>
-        </w:rPr>
-        <w:t>dissonance = ic</w:t>
-      </w:r>
-      <w:r>
-        <w:rPr>
-          <w:rFonts w:ascii="Times New Roman" w:hAnsi="Times New Roman"/>
-          <w:sz w:val="20"/>
-          <w:vertAlign w:val="subscript"/>
-        </w:rPr>
-        <w:t>1</w:t>
-      </w:r>
-      <w:r>
-        <w:rPr>
-          <w:rFonts w:ascii="Times New Roman" w:hAnsi="Times New Roman"/>
-          <w:sz w:val="20"/>
-        </w:rPr>
-        <w:t xml:space="preserve"> + 0.5 × ic</w:t>
-      </w:r>
-      <w:r>
-        <w:rPr>
-          <w:rFonts w:ascii="Times New Roman" w:hAnsi="Times New Roman"/>
-          <w:sz w:val="20"/>
-          <w:vertAlign w:val="subscript"/>
-        </w:rPr>
-        <w:t>2</w:t>
-      </w:r>
-      <w:r>
-        <w:rPr>
-          <w:rFonts w:ascii="Times New Roman" w:hAnsi="Times New Roman"/>
-          <w:sz w:val="20"/>
-        </w:rPr>
-        <w:t xml:space="preserve"> + 0.8 × ic</w:t>
-      </w:r>
-      <w:r>
-        <w:rPr>
-          <w:rFonts w:ascii="Times New Roman" w:hAnsi="Times New Roman"/>
-          <w:sz w:val="20"/>
-          <w:vertAlign w:val="subscript"/>
-        </w:rPr>
-        <w:t>6</w:t>
-      </w:r>
+      <m:oMath>
+        <m:r>
+          <m:rPr>
+            <m:sty m:val="p"/>
+          </m:rPr>
+          <m:t xml:space="preserve">dissonance = </m:t>
+        </m:r>
+        <m:sSub>
+          <m:e>
+            <m:r>
+              <m:rPr>
+                <m:sty m:val="p"/>
+              </m:rPr>
+              <m:t xml:space="preserve">ic</m:t>
+            </m:r>
+          </m:e>
+          <m:sub>
+            <m:r>
+              <m:t xml:space="preserve">1</m:t>
+            </m:r>
+          </m:sub>
+        </m:sSub>
+        <m:r>
+          <m:rPr>
+            <m:sty m:val="p"/>
+          </m:rPr>
+          <m:t xml:space="preserve"> + 0.5 ∙ </m:t>
+        </m:r>
+        <m:sSub>
+          <m:e>
+            <m:r>
+              <m:rPr>
+                <m:sty m:val="p"/>
+              </m:rPr>
+              <m:t xml:space="preserve">ic</m:t>
+            </m:r>
+          </m:e>
+          <m:sub>
+            <m:r>
+              <m:t xml:space="preserve">2</m:t>
+            </m:r>
+          </m:sub>
+        </m:sSub>
+        <m:r>
+          <m:rPr>
+            <m:sty m:val="p"/>
+          </m:rPr>
+          <m:t xml:space="preserve"> + 0.8 ∙ </m:t>
+        </m:r>
+        <m:sSub>
+          <m:e>
+            <m:r>
+              <m:rPr>
+                <m:sty m:val="p"/>
+              </m:rPr>
+              <m:t xml:space="preserve">ic</m:t>
+            </m:r>
+          </m:e>
+          <m:sub>
+            <m:r>
+              <m:t xml:space="preserve">6</m:t>
+            </m:r>
+          </m:sub>
+        </m:sSub>
+      </m:oMath>
     </w:p>
     <w:p>
       <w:pPr>
@@ -1320,114 +1345,133 @@
     </w:p>
     <w:p>
       <w:pPr>
-        <w:spacing w:before="80" w:after="80"/>
+        <w:spacing w:before="120" w:after="120"/>
         <w:jc w:val="center"/>
       </w:pPr>
-      <w:r>
-        <w:rPr>
-          <w:rFonts w:ascii="Times New Roman" w:hAnsi="Times New Roman"/>
-          <w:sz w:val="20"/>
-        </w:rPr>
-        <w:t xml:space="preserve">rate of change = √[ </w:t>
-      </w:r>
-      <w:r>
-        <w:rPr>
-          <w:rFonts w:ascii="Times New Roman" w:hAnsi="Times New Roman"/>
-          <w:sz w:val="20"/>
-        </w:rPr>
-        <w:t>Σ</w:t>
-      </w:r>
-      <w:r>
-        <w:rPr>
-          <w:rFonts w:ascii="Times New Roman" w:hAnsi="Times New Roman"/>
-          <w:sz w:val="20"/>
-        </w:rPr>
-        <w:t xml:space="preserve"> (ic</w:t>
-      </w:r>
-      <w:r>
-        <w:rPr>
-          <w:rFonts w:ascii="Times New Roman" w:hAnsi="Times New Roman"/>
-          <w:i/>
-          <w:sz w:val="20"/>
-          <w:vertAlign w:val="subscript"/>
-        </w:rPr>
-        <w:t>i</w:t>
-      </w:r>
-      <w:r>
-        <w:rPr>
-          <w:rFonts w:ascii="Times New Roman" w:hAnsi="Times New Roman"/>
-          <w:sz w:val="20"/>
-        </w:rPr>
-        <w:t>(</w:t>
-      </w:r>
-      <w:r>
-        <w:rPr>
-          <w:rFonts w:ascii="Times New Roman" w:hAnsi="Times New Roman"/>
-          <w:i/>
-          <w:sz w:val="20"/>
-        </w:rPr>
-        <w:t>t</w:t>
-      </w:r>
-      <w:r>
-        <w:rPr>
-          <w:rFonts w:ascii="Times New Roman" w:hAnsi="Times New Roman"/>
-          <w:sz w:val="20"/>
-        </w:rPr>
-        <w:t xml:space="preserve"> + 1) − ic</w:t>
-      </w:r>
-      <w:r>
-        <w:rPr>
-          <w:rFonts w:ascii="Times New Roman" w:hAnsi="Times New Roman"/>
-          <w:i/>
-          <w:sz w:val="20"/>
-          <w:vertAlign w:val="subscript"/>
-        </w:rPr>
-        <w:t>i</w:t>
-      </w:r>
-      <w:r>
-        <w:rPr>
-          <w:rFonts w:ascii="Times New Roman" w:hAnsi="Times New Roman"/>
-          <w:sz w:val="20"/>
-        </w:rPr>
-        <w:t>(</w:t>
-      </w:r>
-      <w:r>
-        <w:rPr>
-          <w:rFonts w:ascii="Times New Roman" w:hAnsi="Times New Roman"/>
-          <w:i/>
-          <w:sz w:val="20"/>
-        </w:rPr>
-        <w:t>t</w:t>
-      </w:r>
-      <w:r>
-        <w:rPr>
-          <w:rFonts w:ascii="Times New Roman" w:hAnsi="Times New Roman"/>
-          <w:sz w:val="20"/>
-        </w:rPr>
-        <w:t>) )² ]</w:t>
-      </w:r>
-      <w:r>
-        <w:rPr>
-          <w:rFonts w:ascii="Times New Roman" w:hAnsi="Times New Roman"/>
-          <w:sz w:val="20"/>
-        </w:rPr>
-        <w:t xml:space="preserve">   for </w:t>
-      </w:r>
-      <w:r>
-        <w:rPr>
-          <w:rFonts w:ascii="Times New Roman" w:hAnsi="Times New Roman"/>
-          <w:i/>
-          <w:sz w:val="20"/>
-        </w:rPr>
-        <w:t>i</w:t>
-      </w:r>
-      <w:r>
-        <w:rPr>
-          <w:rFonts w:ascii="Times New Roman" w:hAnsi="Times New Roman"/>
-          <w:sz w:val="20"/>
-        </w:rPr>
-        <w:t xml:space="preserve"> = 1 to 6</w:t>
-      </w:r>
+      <m:oMath>
+        <m:r>
+          <m:rPr>
+            <m:sty m:val="p"/>
+          </m:rPr>
+          <m:t xml:space="preserve">rate of change = </m:t>
+        </m:r>
+        <m:rad>
+          <m:radPr>
+            <m:degHide m:val="1"/>
+            <m:ctrlPr/>
+          </m:radPr>
+          <m:deg/>
+          <m:e>
+            <m:nary>
+              <m:naryPr>
+                <m:chr m:val="∑"/>
+                <m:limLoc m:val="undOvr"/>
+                <m:ctrlPr/>
+              </m:naryPr>
+              <m:sub>
+                <m:r>
+                  <m:t xml:space="preserve">i</m:t>
+                </m:r>
+                <m:r>
+                  <m:rPr>
+                    <m:sty m:val="p"/>
+                  </m:rPr>
+                  <m:t xml:space="preserve">=</m:t>
+                </m:r>
+                <m:r>
+                  <m:rPr>
+                    <m:sty m:val="p"/>
+                  </m:rPr>
+                  <m:t xml:space="preserve">1</m:t>
+                </m:r>
+              </m:sub>
+              <m:sup>
+                <m:r>
+                  <m:rPr>
+                    <m:sty m:val="p"/>
+                  </m:rPr>
+                  <m:t xml:space="preserve">6</m:t>
+                </m:r>
+              </m:sup>
+              <m:e>
+                <m:sSup>
+                  <m:e>
+                    <m:d>
+                      <m:dPr>
+                        <m:begChr m:val="("/>
+                        <m:endChr m:val=")"/>
+                        <m:ctrlPr/>
+                      </m:dPr>
+                      <m:e>
+                        <m:sSubSup>
+                          <m:e>
+                            <m:r>
+                              <m:rPr>
+                                <m:sty m:val="p"/>
+                              </m:rPr>
+                              <m:t xml:space="preserve">ic</m:t>
+                            </m:r>
+                          </m:e>
+                          <m:sub>
+                            <m:r>
+                              <m:t xml:space="preserve">i</m:t>
+                            </m:r>
+                          </m:sub>
+                          <m:sup>
+                            <m:r>
+                              <m:rPr>
+                                <m:sty m:val="p"/>
+                              </m:rPr>
+                              <m:t xml:space="preserve">t+1</m:t>
+                            </m:r>
+                          </m:sup>
+                        </m:sSubSup>
+                        <m:r>
+                          <m:rPr>
+                            <m:sty m:val="p"/>
+                          </m:rPr>
+                          <m:t xml:space="preserve"> − </m:t>
+                        </m:r>
+                        <m:sSubSup>
+                          <m:e>
+                            <m:r>
+                              <m:rPr>
+                                <m:sty m:val="p"/>
+                              </m:rPr>
+                              <m:t xml:space="preserve">ic</m:t>
+                            </m:r>
+                          </m:e>
+                          <m:sub>
+                            <m:r>
+                              <m:t xml:space="preserve">i</m:t>
+                            </m:r>
+                          </m:sub>
+                          <m:sup>
+                            <m:r>
+                              <m:rPr>
+                                <m:sty m:val="p"/>
+                              </m:rPr>
+                              <m:t xml:space="preserve">t</m:t>
+                            </m:r>
+                          </m:sup>
+                        </m:sSubSup>
+                      </m:e>
+                    </m:d>
+                  </m:e>
+                  <m:sup>
+                    <m:r>
+                      <m:rPr>
+                        <m:sty m:val="p"/>
+                      </m:rPr>
+                      <m:t xml:space="preserve">2</m:t>
+                    </m:r>
+                  </m:sup>
+                </m:sSup>
+              </m:e>
+            </m:nary>
+          </m:e>
+        </m:rad>
+      </m:oMath>
     </w:p>
     <w:p>
       <w:pPr>

--- a/EMR/Bird_Over_Time_EMR.docx
+++ b/EMR/Bird_Over_Time_EMR.docx
@@ -165,7 +165,7 @@
           <w:rFonts w:ascii="Times New Roman" w:hAnsi="Times New Roman"/>
           <w:sz w:val="20"/>
         </w:rPr>
-        <w:t xml:space="preserve">In most performances, what Parker played in one phrase does not help predict the next: in 80.4% of solos, dissonance carries no predictive information about the complexity that follows, or the reverse. Phrase-to-phrase reaction is therefore the exception, and organization above the phrase, at the level of the chorus, appears to be the rule. Clustering the solos on their complexity, variability and predictability yields three groups that differ in exactly this respect: the group we call Exploratory shows almost no phrase-to-phrase prediction (3.6%), the Balanced group a moderate amount (11.0%), and the Contrasting group organizes itself through phrase duration instead (23.1%). Where prediction does hold, it runs more often from dissonance to subsequent complexity than the </w:t>
+        <w:t xml:space="preserve">In most performances, what Parker played in one phrase does not help predict the next: in 80.4% of solos, dissonance carries no predictive information about the complexity that follows, or the reverse. Phrase-to-phrase reaction is therefore the exception, and organization above the phrase, at the level of the chorus, appears to be the rule. Clustering the solos on their complexity, volatility and predictability yields three groups that differ in exactly this respect: the group we call Exploratory shows almost no phrase-to-phrase prediction (3.6%), the Balanced group a moderate amount (11.0%), and the Contrasting group organizes itself through phrase duration instead (23.1%). Where prediction does hold, it runs more often from dissonance to subsequent complexity than the </w:t>
       </w:r>
       <w:r>
         <w:rPr>
@@ -1013,7 +1013,7 @@
           <w:rFonts w:ascii="Times New Roman" w:hAnsi="Times New Roman"/>
           <w:sz w:val="20"/>
         </w:rPr>
-        <w:t>For each chord change in the corpus, we extract all pitch classes sounding over that harmonic moment and compute the interval vector. The interval vector is a six-dimensional vector (ic₁, ic₂, ic₃, ic₄, ic₅, ic₆) where each component counts occurrences of each interval class. This abstracts away from register and specific voicing while preserving harmonic content. Successive interval vectors, aligned with their MIDI timestamps, create a time series representation of harmonic evolution. This enables standard time series analysis techniques while maintaining musical relevance: interval vectors capture harmonic information essential to jazz theory. Figure 2 shows the three resulting series for a single performance, "Confirmation", with all three metrics normalized to a common scale so that their joint behavior is visible.</w:t>
+        <w:t>For each chord change in the corpus, we extract all pitch classes sounding over that harmonic moment and compute the interval vector. The interval vector is a six-dimensional vector (ic₁, ic₂, ic₃, ic₄, ic₅, ic₆) where each component counts occurrences of each interval class. This abstracts away from register and specific voicing while preserving intervallic content. Successive interval vectors, aligned with their MIDI timestamps, create a time series representation of harmonic evolution. This enables standard time series analysis techniques while maintaining musical relevance: interval vectors capture harmonic information essential to jazz theory. Figure 2 shows the three resulting series for a single performance, "Confirmation", with all three metrics normalized to a common scale so that their joint behavior is visible.</w:t>
       </w:r>
     </w:p>
     <w:p>
@@ -2865,14 +2865,14 @@
           <w:b/>
           <w:sz w:val="20"/>
         </w:rPr>
-        <w:t>positional centrality</w:t>
-      </w:r>
-      <w:r>
-        <w:rPr>
-          <w:rFonts w:ascii="Times New Roman" w:hAnsi="Times New Roman"/>
-          <w:sz w:val="20"/>
-        </w:rPr>
-        <w:t>, offering maximum continuation options to diverse harmonic destinations. This observation motivates our subsequent time series analysis, which examines how Parker deploys this core vocabulary across temporal scales from phrase-level articulation to full-chorus development arcs.</w:t>
+        <w:t>position in that network</w:t>
+      </w:r>
+      <w:r>
+        <w:rPr>
+          <w:rFonts w:ascii="Times New Roman" w:hAnsi="Times New Roman"/>
+          <w:sz w:val="20"/>
+        </w:rPr>
+        <w:t xml:space="preserve"> rather than any stability of its own. This observation motivates our subsequent time series analysis, which examines how Parker deploys this core vocabulary across temporal scales from phrase-level articulation to full-chorus development arcs.</w:t>
       </w:r>
     </w:p>
     <w:p>
@@ -5464,7 +5464,7 @@
           <w:rFonts w:ascii="Times New Roman" w:hAnsi="Times New Roman"/>
           <w:sz w:val="20"/>
         </w:rPr>
-        <w:t xml:space="preserve">Analysis of 3,371 segments across 50 tunes reveals wide variation in harmonic complexity (Figure 3). Mean </w:t>
+        <w:t xml:space="preserve">Analysis of 3,371 segments across 50 tunes reveals wide variation in complexity (Figure 3). Mean </w:t>
       </w:r>
       <w:r>
         <w:rPr>
@@ -5620,7 +5620,7 @@
           <w:rFonts w:ascii="Times New Roman" w:hAnsi="Times New Roman"/>
           <w:sz w:val="20"/>
         </w:rPr>
-        <w:t>Importantly, complexity and variability correlate strongly (</w:t>
+        <w:t>Importantly, complexity and volatility correlate strongly (</w:t>
       </w:r>
       <w:r>
         <w:rPr>
@@ -6268,7 +6268,7 @@
           <w:rFonts w:ascii="Times New Roman" w:hAnsi="Times New Roman"/>
           <w:sz w:val="20"/>
         </w:rPr>
-        <w:t>• Highest complexity variability: CV = 0.99</w:t>
+        <w:t>• Highest complexity volatility: CV = 0.99</w:t>
       </w:r>
     </w:p>
     <w:p>
@@ -6282,7 +6282,7 @@
           <w:rFonts w:ascii="Times New Roman" w:hAnsi="Times New Roman"/>
           <w:sz w:val="20"/>
         </w:rPr>
-        <w:t>• Highest dissonance variability: CV = 1.37</w:t>
+        <w:t>• Highest dissonance volatility: CV = 1.37</w:t>
       </w:r>
     </w:p>
     <w:p>
@@ -6726,7 +6726,7 @@
           <w:rFonts w:ascii="Times New Roman" w:hAnsi="Times New Roman"/>
           <w:sz w:val="20"/>
         </w:rPr>
-        <w:t>▸ Characteristics: Phrase t negatively predicts phrase t + 1: Parker alternates between contrasting harmonic materials rather than developing continuously. The alternation itself is consistent, even though the direction of each move is not.</w:t>
+        <w:t>▸ Characteristics: Phrase t negatively predicts phrase t + 1: Parker alternates between contrasting material rather than developing continuously. The alternation itself is consistent, even though the direction of each move is not.</w:t>
       </w:r>
     </w:p>
     <w:p>
@@ -9092,7 +9092,7 @@
           <w:rFonts w:ascii="Times New Roman" w:hAnsi="Times New Roman"/>
           <w:sz w:val="20"/>
         </w:rPr>
-        <w:t>• Phrase level (surface articulation): consistently short across all tunes</w:t>
+        <w:t>• Phrase level (the rest-delimited gestures themselves): consistently short across all tunes</w:t>
       </w:r>
     </w:p>
     <w:p>
@@ -9434,7 +9434,7 @@
           <w:rFonts w:ascii="Times New Roman" w:hAnsi="Times New Roman"/>
           <w:sz w:val="20"/>
         </w:rPr>
-        <w:t>Rather than a single organizational mode (reactive vs. composed, spontaneous vs. planned), expert improvisers like Parker operate across a continuum, selecting organizational strategies appropriate to each performance. The term gravity captures this phenomenon: in some performances, harmonic tension exerts directional force on subsequent choices (reactive/algorithmic mode); in others, temporal organization proceeds independently of local conditions (composed/inspirational mode); in still others, phrase-length variation drives temporal structure independently of harmonic content (structural algorithm).</w:t>
+        <w:t>Rather than a single organizational mode (reactive vs. composed, spontaneous vs. planned), expert improvisers like Parker operate across a continuum, selecting organizational strategies appropriate to each performance. The term gravity captures this phenomenon: in some performances, harmonic tension exerts directional force on subsequent choices (reactive/algorithmic mode); in others, temporal organization proceeds independently of local conditions (composed/inspirational mode); in still others, phrase-length variation drives temporal structure independently of intervallic content (structural algorithm).</w:t>
       </w:r>
     </w:p>
     <w:p>
@@ -9512,7 +9512,7 @@
           <w:rFonts w:ascii="Times New Roman" w:hAnsi="Times New Roman"/>
           <w:sz w:val="20"/>
         </w:rPr>
-        <w:t xml:space="preserve"> &lt; .001) challenges fundamental assumptions about bebop harmony. Traditional harmony assumes triads provide stable foundations above which extensions are added. In jazz harmony, triads also make great "upper structure" to super-impose over harmonic material. Parker's practice reveals a different organizing principle: his most frequently deployed interval vectors are triadically sparse, not triadically rich.</w:t>
+        <w:t xml:space="preserve"> &lt; .001) challenges fundamental assumptions about bebop harmony. Traditional harmony assumes triads provide stable foundations above which extensions are added. In jazz harmony, triads also make great "upper structure" to super-impose over the underlying chord. Parker's practice reveals a different organizing principle: his most frequently deployed interval vectors are triadically sparse, not triadically rich.</w:t>
       </w:r>
     </w:p>
     <w:p>
@@ -9715,7 +9715,7 @@
           <w:rFonts w:ascii="Times New Roman" w:hAnsi="Times New Roman"/>
           <w:sz w:val="20"/>
         </w:rPr>
-        <w:t>, not individual phrases. This suggests Parker's improvisational conception operates primarily at phrase-group and chorus levels, with surface articulation following from these higher-level plans.</w:t>
+        <w:t>, not individual phrases. This suggests Parker's improvisational conception operates primarily at phrase-group and chorus levels, with the rest-delimited gestures following from these higher-level plans.</w:t>
       </w:r>
     </w:p>
     <w:p>
@@ -9953,7 +9953,7 @@
           <w:rFonts w:ascii="Times New Roman" w:hAnsi="Times New Roman"/>
           <w:sz w:val="20"/>
         </w:rPr>
-        <w:t>surface articulation (relatively brief phrases averaging 2 segments) organizes into phrase groups (5-phrase windows revealing meaningful patterns) organized by chorus-level strategic architecture, with different organizing principles operating at each temporal scale.</w:t>
+        <w:t>rest-delimited phrases (averaging 2 segments) organize into phrase groups (5-phrase windows revealing meaningful patterns) organized by chorus-level strategic architecture, with different organizing principles operating at each temporal scale.</w:t>
       </w:r>
     </w:p>
     <w:p>

--- a/EMR/Bird_Over_Time_EMR.docx
+++ b/EMR/Bird_Over_Time_EMR.docx
@@ -8343,7 +8343,7 @@
           <w:rFonts w:ascii="Times New Roman" w:hAnsi="Times New Roman"/>
           <w:sz w:val="20"/>
         </w:rPr>
-        <w:t xml:space="preserve"> &lt; .001). This gradient demonstrates that triadic sparsity correlates systematically with Parker's usage preferences rather than occurring by chance. Figure 9 plots triadic content against usage frequency for all 165 interval vectors, showing that the relationship holds across the full range rather than only between the quartile extremes.</w:t>
+        <w:t xml:space="preserve"> &lt; .001). Both assumptions behind that test are violated here: the quartiles differ in variance (Levene’s test centered on the median, W = 7.28, p &lt; .001) and none is normally distributed (Shapiro–Wilk p &lt; .05 in all four). We therefore repeated the comparison without distributional assumptions, and the gradient holds more strongly than the ANOVA suggests (Kruskal–Wallis H(3) = 30.50, p &lt; .001, ε² = 0.17); the rank correlation between frequency and triadic content is likewise larger than the Pearson value reported above (Spearman ρ = −.47, p &lt; .001). This gradient demonstrates that triadic sparsity correlates systematically with Parker's usage preferences rather than occurring by chance. Figure 9 plots triadic content against usage frequency for all 165 interval vectors, showing that the relationship holds across the full range rather than only between the quartile extremes.</w:t>
       </w:r>
     </w:p>
     <w:p>
@@ -10156,7 +10156,7 @@
           <w:rFonts w:ascii="Times New Roman" w:hAnsi="Times New Roman"/>
           <w:sz w:val="20"/>
         </w:rPr>
-        <w:t>Sixth, the one-way ANOVA across frequency quartiles treats observations as independent, which is a strong assumption for data derived from time series. The quartile comparison is between interval vector types rather than between successive time points, which mitigates the concern, but it does not remove it, and the reported effect sizes should be read with that in mind (Gorman &amp; Allison, 1996; Matyas &amp; Greenwood, 1996).</w:t>
+        <w:t>Sixth, the one-way ANOVA across frequency quartiles treats observations as independent, which is a strong assumption for data derived from time series (Gorman &amp; Allison, 1996; Matyas &amp; Greenwood, 1996). The quartile comparison is between interval vector types rather than between successive time points, which mitigates the concern but does not remove it. Its distributional assumptions do fail outright, as reported in the Results, which is why the same comparison is also given as a rank test that assumes neither equal variances nor normality and that returns a stronger result.</w:t>
       </w:r>
     </w:p>
     <w:p>

--- a/EMR/Bird_Over_Time_EMR.docx
+++ b/EMR/Bird_Over_Time_EMR.docx
@@ -396,7 +396,7 @@
           <w:rFonts w:ascii="Times New Roman" w:hAnsi="Times New Roman"/>
           <w:sz w:val="20"/>
         </w:rPr>
-        <w:t>Computational corpus study has made claims of this kind testable at scale. The Jazzomat project assembled the Weimar Jazz Database and developed midlevel analysis as a way of segmenting monophonic solos into perceptually plausible units (Frieler et al., 2016a; Pfleiderer et al., 2017). Broze and Shanahan (2013) used a corpus of 1,086 jazz compositions to trace diachronic change in harmonic practice, finding both gradual drift in chord-quality distributions and abrupt changes in chord-to-chord transitions, and so demonstrating that transitions and frequencies can behave differently from one another. Merseal et al. (2023) represented melodic sequences as networks in which nodes are pitch patterns and edges are temporal continuations, providing a spatial metaphor for sequence structure. Riley and Dixon (2024) reconstructed the Omnibook through an audio-to-score transcription pipeline, producing the aligned score-audio resource this study depends on.</w:t>
+        <w:t>Computational corpus study has made claims of this kind testable at scale. The Jazzomat project assembled the Weimar Jazz Database and developed midlevel analysis as a way of segmenting monophonic solos into perceptually plausible units (Frieler et al., 2016b; Pfleiderer et al., 2017). Broze and Shanahan (2013) used a corpus of 1,086 jazz compositions to trace diachronic change in harmonic practice, finding both gradual drift in chord-quality distributions and abrupt changes in chord-to-chord transitions, and so demonstrating that transitions and frequencies can behave differently from one another. Merseal et al. (2023) represented melodic sequences as networks in which nodes are pitch patterns and edges are temporal continuations, providing a spatial metaphor for sequence structure. Riley and Dixon (2024) reconstructed the Omnibook through an audio-to-score transcription pipeline, producing the aligned score-audio resource this study depends on.</w:t>
       </w:r>
     </w:p>
     <w:p>
@@ -8974,7 +8974,7 @@
           <w:rFonts w:ascii="Times New Roman" w:hAnsi="Times New Roman"/>
           <w:sz w:val="20"/>
         </w:rPr>
-        <w:t>Two prior studies bear directly on these results. Frieler and colleagues (2016b) examined the dramaturgy of monophonic jazz solos in the Weimar Jazz Database, asking whether solos exhibit arc-like intensity contours, and found that a single rising-then-falling shape describes only a minority of performances, with several distinct contour types coexisting in the corpus. Our finding that no single temporal template fits Parker's solos, and that they instead fall into three groups differing in volatility and predictability, is the same result reached by a different route and on a different corpus: contour heterogeneity rather than a universal arc. That two independent operationalizations converge on this point is some reassurance that it is not an artifact of either.</w:t>
+        <w:t>Two prior studies bear directly on these results. Frieler and colleagues (2016a) examined the dramaturgy of monophonic jazz solos in the Weimar Jazz Database, asking whether solos exhibit arc-like intensity contours, and found that a single rising-then-falling shape describes only a minority of performances, with several distinct contour types coexisting in the corpus. Our finding that no single temporal template fits Parker's solos, and that they instead fall into three groups differing in volatility and predictability, is the same result reached by a different route and on a different corpus: contour heterogeneity rather than a universal arc. That two independent operationalizations converge on this point is some reassurance that it is not an artifact of either.</w:t>
       </w:r>
     </w:p>
     <w:p>
@@ -10170,7 +10170,7 @@
           <w:rFonts w:ascii="Times New Roman" w:hAnsi="Times New Roman"/>
           <w:sz w:val="20"/>
         </w:rPr>
-        <w:t>Finally, this corpus represents Parker's recorded output as transcribed in the Omnibook, not the complete space of his improvisational practice. The Omnibook transcriptions were made from LPs and tapes without the aid of modern slow-down tools, and they contain errors: Van Bebber (2009) reports correcting more than a thousand of them. Errors at that rate will introduce noise into every measure reported here. They are unlikely to be systematic with respect to position in a performance, so we do not expect them to generate the temporal patterns we report, but they will attenuate real effects and add uncertainty to the specific values. Findings characterize this corpus and should be tested against other artists and repertoires before generalization.</w:t>
+        <w:t>Finally, this corpus represents Parker's recorded output as transcribed in the Omnibook, not the complete space of his improvisational practice. The Omnibook transcriptions were made from LPs and tapes without the aid of modern slow-down tools, and they contain errors: Van Bebber (n.d.) reports correcting more than a thousand of them. Errors at that rate will introduce noise into every measure reported here. They are unlikely to be systematic with respect to position in a performance, so we do not expect them to generate the temporal patterns we report, but they will attenuate real effects and add uncertainty to the specific values. Findings characterize this corpus and should be tested against other artists and repertoires before generalization.</w:t>
       </w:r>
     </w:p>
     <w:p>
@@ -10575,7 +10575,7 @@
           <w:rFonts w:ascii="Times New Roman" w:hAnsi="Times New Roman"/>
           <w:sz w:val="20"/>
         </w:rPr>
-        <w:t>(1), 32–45.</w:t>
+        <w:t>(1), 32–45. https://doi.org/10.1525/mp.2013.31.1.32</w:t>
       </w:r>
     </w:p>
     <w:p>
@@ -10705,7 +10705,7 @@
           <w:rFonts w:ascii="Times New Roman" w:hAnsi="Times New Roman"/>
           <w:sz w:val="20"/>
         </w:rPr>
-        <w:t xml:space="preserve">Frieler, K., Pfleiderer, M., Zaddach, W.-G., &amp; Abeßer, J. (2016a). Midlevel analysis of monophonic jazz solos: A new approach to the study of improvisation. </w:t>
+        <w:t xml:space="preserve">Frieler, K., Pfleiderer, M., Abeßer, J., &amp; Zaddach, W.-G. (2016a). “Telling a story”: On the dramaturgy of monophonic jazz solos. </w:t>
       </w:r>
       <w:r>
         <w:rPr>
@@ -10713,14 +10713,14 @@
           <w:i/>
           <w:sz w:val="20"/>
         </w:rPr>
-        <w:t>Musicae Scientiae, 20</w:t>
-      </w:r>
-      <w:r>
-        <w:rPr>
-          <w:rFonts w:ascii="Times New Roman" w:hAnsi="Times New Roman"/>
-          <w:sz w:val="20"/>
-        </w:rPr>
-        <w:t>(2), 143–162.</w:t>
+        <w:t>Empirical Musicology Review, 11</w:t>
+      </w:r>
+      <w:r>
+        <w:rPr>
+          <w:rFonts w:ascii="Times New Roman" w:hAnsi="Times New Roman"/>
+          <w:sz w:val="20"/>
+        </w:rPr>
+        <w:t>(1), 68–82. https://doi.org/10.18061/emr.v11i1.4959</w:t>
       </w:r>
     </w:p>
     <w:p>
@@ -10734,7 +10734,7 @@
           <w:rFonts w:ascii="Times New Roman" w:hAnsi="Times New Roman"/>
           <w:sz w:val="20"/>
         </w:rPr>
-        <w:t xml:space="preserve">Frieler, K., Pfleiderer, M., Abeßer, J., &amp; Zaddach, W.-G. (2016b). “Telling a story”: On the dramaturgy of monophonic jazz solos. </w:t>
+        <w:t xml:space="preserve">Frieler, K., Pfleiderer, M., Zaddach, W.-G., &amp; Abeßer, J. (2016b). Midlevel analysis of monophonic jazz solos: A new approach to the study of improvisation. </w:t>
       </w:r>
       <w:r>
         <w:rPr>
@@ -10742,14 +10742,14 @@
           <w:i/>
           <w:sz w:val="20"/>
         </w:rPr>
-        <w:t>Empirical Musicology Review, 11</w:t>
-      </w:r>
-      <w:r>
-        <w:rPr>
-          <w:rFonts w:ascii="Times New Roman" w:hAnsi="Times New Roman"/>
-          <w:sz w:val="20"/>
-        </w:rPr>
-        <w:t>(1), 68–82. https://doi.org/10.18061/emr.v11i1.4959</w:t>
+        <w:t>Musicae Scientiae, 20</w:t>
+      </w:r>
+      <w:r>
+        <w:rPr>
+          <w:rFonts w:ascii="Times New Roman" w:hAnsi="Times New Roman"/>
+          <w:sz w:val="20"/>
+        </w:rPr>
+        <w:t>(2), 143–162.</w:t>
       </w:r>
     </w:p>
     <w:p>
@@ -11299,7 +11299,7 @@
           <w:rFonts w:ascii="Times New Roman" w:hAnsi="Times New Roman"/>
           <w:sz w:val="20"/>
         </w:rPr>
-        <w:t xml:space="preserve">Van Bebber, M. (2009). </w:t>
+        <w:t xml:space="preserve">Van Bebber, M. (n.d.). </w:t>
       </w:r>
       <w:r>
         <w:rPr>
@@ -11307,14 +11307,14 @@
           <w:i/>
           <w:sz w:val="20"/>
         </w:rPr>
-        <w:t>Charlie Parker: 60 melodies &amp; solos</w:t>
-      </w:r>
-      <w:r>
-        <w:rPr>
-          <w:rFonts w:ascii="Times New Roman" w:hAnsi="Times New Roman"/>
-          <w:sz w:val="20"/>
-        </w:rPr>
-        <w:t>. Qpress.</w:t>
+        <w:t>Charlie Parker’s 60 melodies &amp; solos</w:t>
+      </w:r>
+      <w:r>
+        <w:rPr>
+          <w:rFonts w:ascii="Times New Roman" w:hAnsi="Times New Roman"/>
+          <w:sz w:val="20"/>
+        </w:rPr>
+        <w:t>. qPress. https://qpress.ca/product/60-melodies-solos-charlie-parker-omnibook</w:t>
       </w:r>
     </w:p>
     <w:p>
@@ -11343,7 +11343,7 @@
           <w:rFonts w:ascii="Times New Roman" w:hAnsi="Times New Roman"/>
           <w:sz w:val="20"/>
         </w:rPr>
-        <w:t xml:space="preserve"> (2nd ed.). Masaya Music Services.</w:t>
+        <w:t>. Hal Leonard.</w:t>
       </w:r>
     </w:p>
     <w:p>

--- a/EMR/Bird_Over_Time_EMR.docx
+++ b/EMR/Bird_Over_Time_EMR.docx
@@ -1197,7 +1197,7 @@
           <w:rFonts w:ascii="Times New Roman" w:hAnsi="Times New Roman"/>
           <w:sz w:val="20"/>
         </w:rPr>
-        <w:t>The sum of the six entries. For the example above it is 0 + 1 + 2 + 1 + 1 + 1 = 6. Complexity rises with the number of distinct notes played over a chord, since more notes generate more pairs: three notes always give 3, four notes 6, five notes 10. It is therefore a measure of how much distinct pitch material the line uses over one chord, and not a measure of how unusual that material is. A chromatic run would score highly on this measure while being, by other measures such as interval entropy, extremely predictable. We return to this point in the Limitations.</w:t>
+        <w:t>The sum of the six entries. For the example above it is 0 + 1 + 2 + 1 + 1 + 1 = 6. Complexity rises with the number of distinct notes played over a chord, since more notes generate more pairs: three notes always give 3, four notes 6, five notes 10. The relation is exact rather than approximate — complexity equals n(n−1)/2 for n distinct pitch classes in every one of the 3,371 segments — so complexity is a re-expression of how many distinct pitch classes a segment contains, and carries no information about which ones. It is therefore a measure of how much distinct pitch material the line uses over one chord, and not a measure of how unusual that material is. A chromatic run would score highly on this measure while being, by other measures such as interval entropy, extremely predictable. We return to this point in the Limitations.</w:t>
       </w:r>
     </w:p>
     <w:p>
@@ -2490,7 +2490,7 @@
           <w:rFonts w:ascii="Times New Roman" w:hAnsi="Times New Roman"/>
           <w:sz w:val="20"/>
         </w:rPr>
-        <w:t>Because segments follow chord symbols, some of the variation we attribute to Parker necessarily belongs to the tunes: an applied diminished seventh affords a more dissonant segment than a tonic triad, independently of any choice he makes. We discuss the scope of this problem, and a design that would settle it, in the Limitations.</w:t>
+        <w:t>Because segments follow chord symbols, some of the variation we attribute to Parker necessarily belongs to the tunes: an applied diminished seventh affords a more dissonant segment than a tonic triad, independently of any choice he makes. To separate the two we built a null model that holds the progressions fixed and replaces the improviser. For every segment it keeps the actual chord, key, and position in the performance, draws the number of distinct pitch classes from the distribution that chord function attracts corpus-wide, and draws that many pitch classes at random from the scale the chord implies under chord-scale theory. Complexity and dissonance are then computed exactly as above, phrases are rebuilt over the same rest-delimited spans, and the same statistics are run. Five hundred such corpora were generated. Whatever the null reproduces belongs to the progressions; whatever only the observed data shows belongs to Parker.</w:t>
       </w:r>
     </w:p>
     <w:p>
@@ -7626,7 +7626,7 @@
           <w:rFonts w:ascii="Times New Roman" w:hAnsi="Times New Roman"/>
           <w:sz w:val="20"/>
         </w:rPr>
-        <w:t>These figures are computed on the raw dissonance measure, which overlaps with complexity by construction. Repeating every test with the density-independent dissonance described in the Methodology gives the comparison in Table 4. The rates fall, as expected once the shared density component is removed, but the pattern does not change: Granger causation remains a minority phenomenon, and remains more common from dissonance to subsequent complexity than the reverse. On the corrected measure the share of tunes showing no relation in either direction rises from 80.4% to 84.8%, and the directional ratio widens slightly from 2:1 to 2.5:1. We therefore report the original figures as the headline result and treat the corrected ones as confirmation that the finding does not depend on the overlap between the two measures.</w:t>
+        <w:t>Because the segments follow a fixed chord sequence, these rates need to be read against what the progressions alone would produce. Table 4 compares each statistic with the null model described in the Methodology. Three results stand out. Phrase-to-phrase predictability is Parker's and not the tunes': mean lag-1 autocorrelation is +0.152 in the corpus against −0.031 under the null, whose 95% interval excludes it, so the continuity on which the strategy clustering rests does not follow from the changes. The Dissonance→Complexity rate also exceeds the null (17.4% against 4.8%, 95% interval [0.0, 13.0]). The Complexity→Dissonance rate does not (8.7% against 4.9%, interval [0.0, 12.0]): that weaker direction is not distinguishable from what the chord sequence produces by itself, and we therefore withdraw any claim to it. The asymmetry we report above is on this evidence an asymmetry between one direction that survives the control and one that does not.</w:t>
       </w:r>
     </w:p>
     <w:p>
@@ -7646,7 +7646,731 @@
           <w:b/>
           <w:sz w:val="20"/>
         </w:rPr>
-        <w:t>Table 4. Granger results are unchanged in pattern when the overlap between dissonance and complexity is removed.</w:t>
+        <w:t>Table 4. Observed statistics compared with a null model that holds the chord progressions fixed.</w:t>
+      </w:r>
+    </w:p>
+    <w:tbl>
+      <w:tblPr>
+        <w:tblW w:type="auto" w:w="0"/>
+        <w:jc w:val="center"/>
+        <w:tblLook w:firstColumn="1" w:firstRow="1" w:lastColumn="0" w:lastRow="0" w:noHBand="0" w:noVBand="1" w:val="04A0"/>
+        <w:tblBorders>
+          <w:top w:val="single" w:sz="4" w:space="0" w:color="000000"/>
+          <w:bottom w:val="single" w:sz="4" w:space="0" w:color="000000"/>
+          <w:left w:val="none" w:sz="0" w:space="0" w:color="000000"/>
+          <w:right w:val="none" w:sz="0" w:space="0" w:color="000000"/>
+          <w:insideV w:val="none" w:sz="0" w:space="0" w:color="000000"/>
+          <w:insideH w:val="single" w:sz="2" w:space="0" w:color="000000"/>
+        </w:tblBorders>
+      </w:tblPr>
+      <w:tblGrid>
+        <w:gridCol w:w="1728"/>
+        <w:gridCol w:w="1728"/>
+        <w:gridCol w:w="1728"/>
+        <w:gridCol w:w="1728"/>
+        <w:gridCol w:w="1728"/>
+      </w:tblGrid>
+      <w:tr>
+        <w:tc>
+          <w:tcPr>
+            <w:tcW w:type="dxa" w:w="1728"/>
+          </w:tcPr>
+          <w:p>
+            <w:pPr>
+              <w:jc w:val="center"/>
+            </w:pPr>
+            <w:r/>
+            <w:r>
+              <w:rPr>
+                <w:rFonts w:ascii="Times New Roman" w:hAnsi="Times New Roman"/>
+                <w:b/>
+                <w:sz w:val="18"/>
+              </w:rPr>
+              <w:t>Statistic</w:t>
+            </w:r>
+          </w:p>
+        </w:tc>
+        <w:tc>
+          <w:tcPr>
+            <w:tcW w:type="dxa" w:w="1728"/>
+          </w:tcPr>
+          <w:p>
+            <w:pPr>
+              <w:jc w:val="center"/>
+            </w:pPr>
+            <w:r/>
+            <w:r>
+              <w:rPr>
+                <w:rFonts w:ascii="Times New Roman" w:hAnsi="Times New Roman"/>
+                <w:b/>
+                <w:sz w:val="18"/>
+              </w:rPr>
+              <w:t>Observed</w:t>
+            </w:r>
+          </w:p>
+        </w:tc>
+        <w:tc>
+          <w:tcPr>
+            <w:tcW w:type="dxa" w:w="1728"/>
+          </w:tcPr>
+          <w:p>
+            <w:pPr>
+              <w:jc w:val="center"/>
+            </w:pPr>
+            <w:r/>
+            <w:r>
+              <w:rPr>
+                <w:rFonts w:ascii="Times New Roman" w:hAnsi="Times New Roman"/>
+                <w:b/>
+                <w:sz w:val="18"/>
+              </w:rPr>
+              <w:t>Null mean</w:t>
+            </w:r>
+          </w:p>
+        </w:tc>
+        <w:tc>
+          <w:tcPr>
+            <w:tcW w:type="dxa" w:w="1728"/>
+          </w:tcPr>
+          <w:p>
+            <w:pPr>
+              <w:jc w:val="center"/>
+            </w:pPr>
+            <w:r/>
+            <w:r>
+              <w:rPr>
+                <w:rFonts w:ascii="Times New Roman" w:hAnsi="Times New Roman"/>
+                <w:b/>
+                <w:sz w:val="18"/>
+              </w:rPr>
+              <w:t>Null 95% interval</w:t>
+            </w:r>
+          </w:p>
+        </w:tc>
+        <w:tc>
+          <w:tcPr>
+            <w:tcW w:type="dxa" w:w="1728"/>
+          </w:tcPr>
+          <w:p>
+            <w:pPr>
+              <w:jc w:val="center"/>
+            </w:pPr>
+            <w:r/>
+            <w:r>
+              <w:rPr>
+                <w:rFonts w:ascii="Times New Roman" w:hAnsi="Times New Roman"/>
+                <w:b/>
+                <w:sz w:val="18"/>
+              </w:rPr>
+              <w:t>Verdict</w:t>
+            </w:r>
+          </w:p>
+        </w:tc>
+      </w:tr>
+      <w:tr>
+        <w:tc>
+          <w:tcPr>
+            <w:tcW w:type="dxa" w:w="1728"/>
+          </w:tcPr>
+          <w:p>
+            <w:pPr>
+              <w:jc w:val="center"/>
+            </w:pPr>
+            <w:r/>
+            <w:r>
+              <w:rPr>
+                <w:rFonts w:ascii="Times New Roman" w:hAnsi="Times New Roman"/>
+                <w:sz w:val="18"/>
+              </w:rPr>
+              <w:t>Mean complexity</w:t>
+            </w:r>
+          </w:p>
+        </w:tc>
+        <w:tc>
+          <w:tcPr>
+            <w:tcW w:type="dxa" w:w="1728"/>
+          </w:tcPr>
+          <w:p>
+            <w:pPr>
+              <w:jc w:val="center"/>
+            </w:pPr>
+            <w:r/>
+            <w:r>
+              <w:rPr>
+                <w:rFonts w:ascii="Times New Roman" w:hAnsi="Times New Roman"/>
+                <w:sz w:val="18"/>
+              </w:rPr>
+              <w:t>10.15</w:t>
+            </w:r>
+          </w:p>
+        </w:tc>
+        <w:tc>
+          <w:tcPr>
+            <w:tcW w:type="dxa" w:w="1728"/>
+          </w:tcPr>
+          <w:p>
+            <w:pPr>
+              <w:jc w:val="center"/>
+            </w:pPr>
+            <w:r/>
+            <w:r>
+              <w:rPr>
+                <w:rFonts w:ascii="Times New Roman" w:hAnsi="Times New Roman"/>
+                <w:sz w:val="18"/>
+              </w:rPr>
+              <w:t>9.70</w:t>
+            </w:r>
+          </w:p>
+        </w:tc>
+        <w:tc>
+          <w:tcPr>
+            <w:tcW w:type="dxa" w:w="1728"/>
+          </w:tcPr>
+          <w:p>
+            <w:pPr>
+              <w:jc w:val="center"/>
+            </w:pPr>
+            <w:r/>
+            <w:r>
+              <w:rPr>
+                <w:rFonts w:ascii="Times New Roman" w:hAnsi="Times New Roman"/>
+                <w:sz w:val="18"/>
+              </w:rPr>
+              <w:t>[9.49, 9.91]</w:t>
+            </w:r>
+          </w:p>
+        </w:tc>
+        <w:tc>
+          <w:tcPr>
+            <w:tcW w:type="dxa" w:w="1728"/>
+          </w:tcPr>
+          <w:p>
+            <w:pPr>
+              <w:jc w:val="center"/>
+            </w:pPr>
+            <w:r/>
+            <w:r>
+              <w:rPr>
+                <w:rFonts w:ascii="Times New Roman" w:hAnsi="Times New Roman"/>
+                <w:sz w:val="18"/>
+              </w:rPr>
+              <w:t>exceeds null</w:t>
+            </w:r>
+          </w:p>
+        </w:tc>
+      </w:tr>
+      <w:tr>
+        <w:tc>
+          <w:tcPr>
+            <w:tcW w:type="dxa" w:w="1728"/>
+          </w:tcPr>
+          <w:p>
+            <w:pPr>
+              <w:jc w:val="center"/>
+            </w:pPr>
+            <w:r/>
+            <w:r>
+              <w:rPr>
+                <w:rFonts w:ascii="Times New Roman" w:hAnsi="Times New Roman"/>
+                <w:sz w:val="18"/>
+              </w:rPr>
+              <w:t>Mean dissonance</w:t>
+            </w:r>
+          </w:p>
+        </w:tc>
+        <w:tc>
+          <w:tcPr>
+            <w:tcW w:type="dxa" w:w="1728"/>
+          </w:tcPr>
+          <w:p>
+            <w:pPr>
+              <w:jc w:val="center"/>
+            </w:pPr>
+            <w:r/>
+            <w:r>
+              <w:rPr>
+                <w:rFonts w:ascii="Times New Roman" w:hAnsi="Times New Roman"/>
+                <w:sz w:val="18"/>
+              </w:rPr>
+              <w:t>3.16</w:t>
+            </w:r>
+          </w:p>
+        </w:tc>
+        <w:tc>
+          <w:tcPr>
+            <w:tcW w:type="dxa" w:w="1728"/>
+          </w:tcPr>
+          <w:p>
+            <w:pPr>
+              <w:jc w:val="center"/>
+            </w:pPr>
+            <w:r/>
+            <w:r>
+              <w:rPr>
+                <w:rFonts w:ascii="Times New Roman" w:hAnsi="Times New Roman"/>
+                <w:sz w:val="18"/>
+              </w:rPr>
+              <w:t>2.45</w:t>
+            </w:r>
+          </w:p>
+        </w:tc>
+        <w:tc>
+          <w:tcPr>
+            <w:tcW w:type="dxa" w:w="1728"/>
+          </w:tcPr>
+          <w:p>
+            <w:pPr>
+              <w:jc w:val="center"/>
+            </w:pPr>
+            <w:r/>
+            <w:r>
+              <w:rPr>
+                <w:rFonts w:ascii="Times New Roman" w:hAnsi="Times New Roman"/>
+                <w:sz w:val="18"/>
+              </w:rPr>
+              <w:t>[2.39, 2.51]</w:t>
+            </w:r>
+          </w:p>
+        </w:tc>
+        <w:tc>
+          <w:tcPr>
+            <w:tcW w:type="dxa" w:w="1728"/>
+          </w:tcPr>
+          <w:p>
+            <w:pPr>
+              <w:jc w:val="center"/>
+            </w:pPr>
+            <w:r/>
+            <w:r>
+              <w:rPr>
+                <w:rFonts w:ascii="Times New Roman" w:hAnsi="Times New Roman"/>
+                <w:sz w:val="18"/>
+              </w:rPr>
+              <w:t>exceeds null</w:t>
+            </w:r>
+          </w:p>
+        </w:tc>
+      </w:tr>
+      <w:tr>
+        <w:tc>
+          <w:tcPr>
+            <w:tcW w:type="dxa" w:w="1728"/>
+          </w:tcPr>
+          <w:p>
+            <w:pPr>
+              <w:jc w:val="center"/>
+            </w:pPr>
+            <w:r/>
+            <w:r>
+              <w:rPr>
+                <w:rFonts w:ascii="Times New Roman" w:hAnsi="Times New Roman"/>
+                <w:sz w:val="18"/>
+              </w:rPr>
+              <w:t>Mean lag-1 autocorrelation</w:t>
+            </w:r>
+          </w:p>
+        </w:tc>
+        <w:tc>
+          <w:tcPr>
+            <w:tcW w:type="dxa" w:w="1728"/>
+          </w:tcPr>
+          <w:p>
+            <w:pPr>
+              <w:jc w:val="center"/>
+            </w:pPr>
+            <w:r/>
+            <w:r>
+              <w:rPr>
+                <w:rFonts w:ascii="Times New Roman" w:hAnsi="Times New Roman"/>
+                <w:sz w:val="18"/>
+              </w:rPr>
+              <w:t>+0.152</w:t>
+            </w:r>
+          </w:p>
+        </w:tc>
+        <w:tc>
+          <w:tcPr>
+            <w:tcW w:type="dxa" w:w="1728"/>
+          </w:tcPr>
+          <w:p>
+            <w:pPr>
+              <w:jc w:val="center"/>
+            </w:pPr>
+            <w:r/>
+            <w:r>
+              <w:rPr>
+                <w:rFonts w:ascii="Times New Roman" w:hAnsi="Times New Roman"/>
+                <w:sz w:val="18"/>
+              </w:rPr>
+              <w:t>−0.031</w:t>
+            </w:r>
+          </w:p>
+        </w:tc>
+        <w:tc>
+          <w:tcPr>
+            <w:tcW w:type="dxa" w:w="1728"/>
+          </w:tcPr>
+          <w:p>
+            <w:pPr>
+              <w:jc w:val="center"/>
+            </w:pPr>
+            <w:r/>
+            <w:r>
+              <w:rPr>
+                <w:rFonts w:ascii="Times New Roman" w:hAnsi="Times New Roman"/>
+                <w:sz w:val="18"/>
+              </w:rPr>
+              <w:t>[−0.081, +0.024]</w:t>
+            </w:r>
+          </w:p>
+        </w:tc>
+        <w:tc>
+          <w:tcPr>
+            <w:tcW w:type="dxa" w:w="1728"/>
+          </w:tcPr>
+          <w:p>
+            <w:pPr>
+              <w:jc w:val="center"/>
+            </w:pPr>
+            <w:r/>
+            <w:r>
+              <w:rPr>
+                <w:rFonts w:ascii="Times New Roman" w:hAnsi="Times New Roman"/>
+                <w:sz w:val="18"/>
+              </w:rPr>
+              <w:t>exceeds null</w:t>
+            </w:r>
+          </w:p>
+        </w:tc>
+      </w:tr>
+      <w:tr>
+        <w:tc>
+          <w:tcPr>
+            <w:tcW w:type="dxa" w:w="1728"/>
+          </w:tcPr>
+          <w:p>
+            <w:pPr>
+              <w:jc w:val="center"/>
+            </w:pPr>
+            <w:r/>
+            <w:r>
+              <w:rPr>
+                <w:rFonts w:ascii="Times New Roman" w:hAnsi="Times New Roman"/>
+                <w:sz w:val="18"/>
+              </w:rPr>
+              <w:t>Mean volatility (CV)</w:t>
+            </w:r>
+          </w:p>
+        </w:tc>
+        <w:tc>
+          <w:tcPr>
+            <w:tcW w:type="dxa" w:w="1728"/>
+          </w:tcPr>
+          <w:p>
+            <w:pPr>
+              <w:jc w:val="center"/>
+            </w:pPr>
+            <w:r/>
+            <w:r>
+              <w:rPr>
+                <w:rFonts w:ascii="Times New Roman" w:hAnsi="Times New Roman"/>
+                <w:sz w:val="18"/>
+              </w:rPr>
+              <w:t>0.588</w:t>
+            </w:r>
+          </w:p>
+        </w:tc>
+        <w:tc>
+          <w:tcPr>
+            <w:tcW w:type="dxa" w:w="1728"/>
+          </w:tcPr>
+          <w:p>
+            <w:pPr>
+              <w:jc w:val="center"/>
+            </w:pPr>
+            <w:r/>
+            <w:r>
+              <w:rPr>
+                <w:rFonts w:ascii="Times New Roman" w:hAnsi="Times New Roman"/>
+                <w:sz w:val="18"/>
+              </w:rPr>
+              <w:t>0.511</w:t>
+            </w:r>
+          </w:p>
+        </w:tc>
+        <w:tc>
+          <w:tcPr>
+            <w:tcW w:type="dxa" w:w="1728"/>
+          </w:tcPr>
+          <w:p>
+            <w:pPr>
+              <w:jc w:val="center"/>
+            </w:pPr>
+            <w:r/>
+            <w:r>
+              <w:rPr>
+                <w:rFonts w:ascii="Times New Roman" w:hAnsi="Times New Roman"/>
+                <w:sz w:val="18"/>
+              </w:rPr>
+              <w:t>[0.496, 0.527]</w:t>
+            </w:r>
+          </w:p>
+        </w:tc>
+        <w:tc>
+          <w:tcPr>
+            <w:tcW w:type="dxa" w:w="1728"/>
+          </w:tcPr>
+          <w:p>
+            <w:pPr>
+              <w:jc w:val="center"/>
+            </w:pPr>
+            <w:r/>
+            <w:r>
+              <w:rPr>
+                <w:rFonts w:ascii="Times New Roman" w:hAnsi="Times New Roman"/>
+                <w:sz w:val="18"/>
+              </w:rPr>
+              <w:t>exceeds null</w:t>
+            </w:r>
+          </w:p>
+        </w:tc>
+      </w:tr>
+      <w:tr>
+        <w:tc>
+          <w:tcPr>
+            <w:tcW w:type="dxa" w:w="1728"/>
+          </w:tcPr>
+          <w:p>
+            <w:pPr>
+              <w:jc w:val="center"/>
+            </w:pPr>
+            <w:r/>
+            <w:r>
+              <w:rPr>
+                <w:rFonts w:ascii="Times New Roman" w:hAnsi="Times New Roman"/>
+                <w:sz w:val="18"/>
+              </w:rPr>
+              <w:t>Dissonance→Complexity rate</w:t>
+            </w:r>
+          </w:p>
+        </w:tc>
+        <w:tc>
+          <w:tcPr>
+            <w:tcW w:type="dxa" w:w="1728"/>
+          </w:tcPr>
+          <w:p>
+            <w:pPr>
+              <w:jc w:val="center"/>
+            </w:pPr>
+            <w:r/>
+            <w:r>
+              <w:rPr>
+                <w:rFonts w:ascii="Times New Roman" w:hAnsi="Times New Roman"/>
+                <w:sz w:val="18"/>
+              </w:rPr>
+              <w:t>17.4%</w:t>
+            </w:r>
+          </w:p>
+        </w:tc>
+        <w:tc>
+          <w:tcPr>
+            <w:tcW w:type="dxa" w:w="1728"/>
+          </w:tcPr>
+          <w:p>
+            <w:pPr>
+              <w:jc w:val="center"/>
+            </w:pPr>
+            <w:r/>
+            <w:r>
+              <w:rPr>
+                <w:rFonts w:ascii="Times New Roman" w:hAnsi="Times New Roman"/>
+                <w:sz w:val="18"/>
+              </w:rPr>
+              <w:t>4.8%</w:t>
+            </w:r>
+          </w:p>
+        </w:tc>
+        <w:tc>
+          <w:tcPr>
+            <w:tcW w:type="dxa" w:w="1728"/>
+          </w:tcPr>
+          <w:p>
+            <w:pPr>
+              <w:jc w:val="center"/>
+            </w:pPr>
+            <w:r/>
+            <w:r>
+              <w:rPr>
+                <w:rFonts w:ascii="Times New Roman" w:hAnsi="Times New Roman"/>
+                <w:sz w:val="18"/>
+              </w:rPr>
+              <w:t>[0.0, 13.0]</w:t>
+            </w:r>
+          </w:p>
+        </w:tc>
+        <w:tc>
+          <w:tcPr>
+            <w:tcW w:type="dxa" w:w="1728"/>
+          </w:tcPr>
+          <w:p>
+            <w:pPr>
+              <w:jc w:val="center"/>
+            </w:pPr>
+            <w:r/>
+            <w:r>
+              <w:rPr>
+                <w:rFonts w:ascii="Times New Roman" w:hAnsi="Times New Roman"/>
+                <w:sz w:val="18"/>
+              </w:rPr>
+              <w:t>exceeds null</w:t>
+            </w:r>
+          </w:p>
+        </w:tc>
+      </w:tr>
+      <w:tr>
+        <w:tc>
+          <w:tcPr>
+            <w:tcW w:type="dxa" w:w="1728"/>
+          </w:tcPr>
+          <w:p>
+            <w:pPr>
+              <w:jc w:val="center"/>
+            </w:pPr>
+            <w:r/>
+            <w:r>
+              <w:rPr>
+                <w:rFonts w:ascii="Times New Roman" w:hAnsi="Times New Roman"/>
+                <w:sz w:val="18"/>
+              </w:rPr>
+              <w:t>Complexity→Dissonance rate</w:t>
+            </w:r>
+          </w:p>
+        </w:tc>
+        <w:tc>
+          <w:tcPr>
+            <w:tcW w:type="dxa" w:w="1728"/>
+          </w:tcPr>
+          <w:p>
+            <w:pPr>
+              <w:jc w:val="center"/>
+            </w:pPr>
+            <w:r/>
+            <w:r>
+              <w:rPr>
+                <w:rFonts w:ascii="Times New Roman" w:hAnsi="Times New Roman"/>
+                <w:sz w:val="18"/>
+              </w:rPr>
+              <w:t>8.7%</w:t>
+            </w:r>
+          </w:p>
+        </w:tc>
+        <w:tc>
+          <w:tcPr>
+            <w:tcW w:type="dxa" w:w="1728"/>
+          </w:tcPr>
+          <w:p>
+            <w:pPr>
+              <w:jc w:val="center"/>
+            </w:pPr>
+            <w:r/>
+            <w:r>
+              <w:rPr>
+                <w:rFonts w:ascii="Times New Roman" w:hAnsi="Times New Roman"/>
+                <w:sz w:val="18"/>
+              </w:rPr>
+              <w:t>4.9%</w:t>
+            </w:r>
+          </w:p>
+        </w:tc>
+        <w:tc>
+          <w:tcPr>
+            <w:tcW w:type="dxa" w:w="1728"/>
+          </w:tcPr>
+          <w:p>
+            <w:pPr>
+              <w:jc w:val="center"/>
+            </w:pPr>
+            <w:r/>
+            <w:r>
+              <w:rPr>
+                <w:rFonts w:ascii="Times New Roman" w:hAnsi="Times New Roman"/>
+                <w:sz w:val="18"/>
+              </w:rPr>
+              <w:t>[0.0, 12.0]</w:t>
+            </w:r>
+          </w:p>
+        </w:tc>
+        <w:tc>
+          <w:tcPr>
+            <w:tcW w:type="dxa" w:w="1728"/>
+          </w:tcPr>
+          <w:p>
+            <w:pPr>
+              <w:jc w:val="center"/>
+            </w:pPr>
+            <w:r/>
+            <w:r>
+              <w:rPr>
+                <w:rFonts w:ascii="Times New Roman" w:hAnsi="Times New Roman"/>
+                <w:sz w:val="18"/>
+              </w:rPr>
+              <w:t>within null</w:t>
+            </w:r>
+          </w:p>
+        </w:tc>
+      </w:tr>
+    </w:tbl>
+    <w:p>
+      <w:pPr>
+        <w:jc w:val="center"/>
+      </w:pPr>
+      <w:r>
+        <w:rPr>
+          <w:rFonts w:ascii="Times New Roman" w:hAnsi="Times New Roman"/>
+          <w:i/>
+          <w:sz w:val="18"/>
+        </w:rPr>
+        <w:t>Note. 500 simulated corpora. Each keeps the observed chord sequence, key and phrase boundaries, and replaces Parker's notes with pitch classes drawn from the scale each chord implies.</w:t>
+      </w:r>
+    </w:p>
+    <w:p>
+      <w:pPr>
+        <w:spacing w:before="0" w:after="0"/>
+        <w:jc w:val="both"/>
+      </w:pPr>
+    </w:p>
+    <w:p>
+      <w:pPr>
+        <w:spacing w:before="0" w:after="0"/>
+        <w:ind w:firstLine="720"/>
+        <w:jc w:val="both"/>
+      </w:pPr>
+      <w:r>
+        <w:rPr>
+          <w:rFonts w:ascii="Times New Roman" w:hAnsi="Times New Roman"/>
+          <w:sz w:val="20"/>
+        </w:rPr>
+        <w:t>These figures are computed on the raw dissonance measure, which overlaps with complexity by construction. Repeating every test with the density-independent dissonance described in the Methodology gives the comparison in Table 5. The rates fall, as expected once the shared density component is removed, but the pattern does not change: Granger causation remains a minority phenomenon, and remains more common from dissonance to subsequent complexity than the reverse. On the corrected measure the share of tunes showing no relation in either direction rises from 80.4% to 84.8%, and the directional ratio widens slightly from 2:1 to 2.5:1. We therefore report the original figures as the headline result and treat the corrected ones as confirmation that the finding does not depend on the overlap between the two measures.</w:t>
+      </w:r>
+    </w:p>
+    <w:p>
+      <w:pPr>
+        <w:spacing w:before="0" w:after="0"/>
+        <w:jc w:val="both"/>
+      </w:pPr>
+    </w:p>
+    <w:p>
+      <w:pPr>
+        <w:spacing w:before="120" w:after="120"/>
+        <w:jc w:val="both"/>
+      </w:pPr>
+      <w:r>
+        <w:rPr>
+          <w:rFonts w:ascii="Times New Roman" w:hAnsi="Times New Roman"/>
+          <w:b/>
+          <w:sz w:val="20"/>
+        </w:rPr>
+        <w:t>Table 5. Granger results are unchanged in pattern when the overlap between dissonance and complexity is removed.</w:t>
       </w:r>
     </w:p>
     <w:tbl>
@@ -8313,7 +9037,7 @@
           <w:rFonts w:ascii="Times New Roman" w:hAnsi="Times New Roman"/>
           <w:sz w:val="20"/>
         </w:rPr>
-        <w:t xml:space="preserve">Analysis across frequency quartiles (Table 5) reveals a monotonic pattern: rare IVs (Q1) contain mean 3.7 triads, while the most common IVs (Q4) contain only 0.9 triads (ANOVA: </w:t>
+        <w:t xml:space="preserve">Analysis across frequency quartiles (Table 6) reveals a monotonic pattern: rare IVs (Q1) contain mean 3.7 triads, while the most common IVs (Q4) contain only 0.9 triads (ANOVA: </w:t>
       </w:r>
       <w:r>
         <w:rPr>
@@ -8363,7 +9087,7 @@
           <w:b/>
           <w:sz w:val="20"/>
         </w:rPr>
-        <w:t>Table 5. Triadic content decreases monotonically with usage frequency.</w:t>
+        <w:t>Table 6. Triadic content decreases monotonically with usage frequency.</w:t>
       </w:r>
     </w:p>
     <w:tbl>
@@ -10142,7 +10866,7 @@
           <w:rFonts w:ascii="Times New Roman" w:hAnsi="Times New Roman"/>
           <w:sz w:val="20"/>
         </w:rPr>
-        <w:t>Fifth, and most consequentially, the chord progressions themselves are a possible confound. Segments follow chord symbols, and different chords afford different values on our measures regardless of what the improviser does: an applied diminished seventh will tend to produce a more dissonant segment than a tonic triad. If certain chord types also occur at characteristic positions in a form, as they do, then some of the temporal structure we report may belong to the tunes rather than to Parker. Nothing in the present design separates the two. The decisive test would be a null model in which interval vectors are generated for the same progressions by sampling pitch classes from the chord-scale relationships alone, with the observed series compared against that baseline; an alternative would compare different performers on the same tune, holding the changes constant. We regard this as the most important open question raised by the present results, and the one we would address first.</w:t>
+        <w:t>Fifth, and most consequentially, the chord progressions themselves are a possible confound. Segments follow chord symbols, and different chords afford different values on our measures regardless of what the improviser does: an applied diminished seventh will tend to produce a more dissonant segment than a tonic triad. If certain chord types also occur at characteristic positions in a form, as they do, then some of the temporal structure we report could belong to the tunes rather than to Parker. We tested this directly with the null model described in the Methodology, and the main findings survive it: phrase-to-phrase predictability and the Dissonance→Complexity effect both exceed what the progressions produce on their own (Table 4). One result does not survive, and we withdraw it: the Complexity→Dissonance rate falls inside the null interval. The control is nonetheless only as good as its assumptions. It samples uniformly from one scale per chord function, where a player chooses unevenly within a scale and sometimes outside it, so it is a conservative floor rather than a model of how anyone actually improvises. Comparing different performers on the same tune, holding the changes constant, would test the same question against a human baseline rather than a random one.</w:t>
       </w:r>
     </w:p>
     <w:p>

--- a/EMR/Bird_Over_Time_EMR.docx
+++ b/EMR/Bird_Over_Time_EMR.docx
@@ -1099,8 +1099,80 @@
           <w:rFonts w:ascii="Times New Roman" w:hAnsi="Times New Roman"/>
           <w:sz w:val="20"/>
         </w:rPr>
-        <w:t>We computed three metrics for each segment. A worked example runs through all three. Suppose that over one C7 chord Parker plays the notes C, E, G and B♭. Reduced to pitch classes these are {C, E, G, B♭}; the six pairs among them are C–E (4 semitones, ic4), C–G (5, ic5), C–B♭ (2 by the shorter path, ic2), E–G (3, ic3), E–B♭ (6, ic6) and G–B♭ (3, ic3). Counting each interval class gives the interval vector (0, 1, 2, 1, 1, 1).</w:t>
-      </w:r>
+        <w:t>We computed three metrics for each segment. A worked example runs through all three. Suppose that over one C7 chord Parker plays the notes C, E, G and B♭. Reduced to pitch classes these are {C, E, G, B♭}; the six pairs among them are C–E (4 semitones, ic4), C–G (5, ic5), C–B♭ (2 by the shorter path, ic2), E–G (3, ic3), E–B♭ (6, ic6) and G–B♭ (3, ic3). Counting each interval class gives the interval vector (0, 1, 2, 1, 1, 1). Figure 3a notates this example; Figures 3b and 3c are referred to under robustness below.</w:t>
+      </w:r>
+    </w:p>
+    <w:p>
+      <w:pPr>
+        <w:spacing w:before="0" w:after="0"/>
+        <w:jc w:val="both"/>
+      </w:pPr>
+    </w:p>
+    <w:p>
+      <w:pPr>
+        <w:jc w:val="center"/>
+      </w:pPr>
+      <w:r>
+        <w:drawing>
+          <wp:inline xmlns:a="http://schemas.openxmlformats.org/drawingml/2006/main" xmlns:pic="http://schemas.openxmlformats.org/drawingml/2006/picture">
+            <wp:extent cx="4754880" cy="867875"/>
+            <wp:docPr id="3" name="Picture 3"/>
+            <wp:cNvGraphicFramePr>
+              <a:graphicFrameLocks noChangeAspect="1"/>
+            </wp:cNvGraphicFramePr>
+            <a:graphic>
+              <a:graphicData uri="http://schemas.openxmlformats.org/drawingml/2006/picture">
+                <pic:pic>
+                  <pic:nvPicPr>
+                    <pic:cNvPr id="0" name="ex_notation.png"/>
+                    <pic:cNvPicPr/>
+                  </pic:nvPicPr>
+                  <pic:blipFill>
+                    <a:blip r:embed="rId19"/>
+                    <a:stretch>
+                      <a:fillRect/>
+                    </a:stretch>
+                  </pic:blipFill>
+                  <pic:spPr>
+                    <a:xfrm>
+                      <a:off x="0" y="0"/>
+                      <a:ext cx="4754880" cy="867875"/>
+                    </a:xfrm>
+                    <a:prstGeom prst="rect"/>
+                  </pic:spPr>
+                </pic:pic>
+              </a:graphicData>
+            </a:graphic>
+          </wp:inline>
+        </w:drawing>
+      </w:r>
+    </w:p>
+    <w:p>
+      <w:pPr>
+        <w:spacing w:before="120" w:after="120"/>
+        <w:jc w:val="both"/>
+      </w:pPr>
+      <w:r>
+        <w:rPr>
+          <w:rFonts w:ascii="Times New Roman" w:hAnsi="Times New Roman"/>
+          <w:b/>
+          <w:sz w:val="20"/>
+        </w:rPr>
+        <w:t xml:space="preserve">Fig. 3. </w:t>
+      </w:r>
+      <w:r>
+        <w:rPr>
+          <w:rFonts w:ascii="Times New Roman" w:hAnsi="Times New Roman"/>
+          <w:sz w:val="20"/>
+        </w:rPr>
+        <w:t>Notated examples, all over a C7 chord. (a) The worked example used in the text: {C, E, G, B♭}, whose interval vector is (0, 1, 2, 1, 1, 1). (b) A triadically sparse collection, {C, D, E♭, B♭}, which contains no complete triad. (c) A triadically dense collection, {C, E♭, G♭, A}, which contains four, one on each of its notes.</w:t>
+      </w:r>
+    </w:p>
+    <w:p>
+      <w:pPr>
+        <w:spacing w:before="0" w:after="0"/>
+        <w:jc w:val="both"/>
+      </w:pPr>
     </w:p>
     <w:p>
       <w:pPr>
@@ -1667,7 +1739,7 @@
           <w:rFonts w:ascii="Times New Roman" w:hAnsi="Times New Roman"/>
           <w:sz w:val="20"/>
         </w:rPr>
-        <w:t>The resulting phrases are short. A phrase spans a median of 1 segment (M = 2.01, range 1–12), and 54.3% of phrases consist of a single segment while 74.6% consist of two or fewer. This follows from the interaction of two facts already stated: bebop phrasing is densely articulated with short rests, while segments are as long as the harmonic rhythm. A phrase that falls within one chord symbol therefore contributes a single observation, and for just over half the corpus the phrase-level series is effectively a subsampled segment-level series. Phrase-level results below should be read with this in mind: they describe organization at the scale of rest-delimited gestures, which in this repertoire is often the scale of one chord, and the phrase-level analyses are for that reason reported alongside rolling-window and chorus-level analyses rather than on their own. Figure 10 sets out the five analyses that proceed from the detected phrases and the scale each addresses.</w:t>
+        <w:t>The resulting phrases are short. A phrase spans a median of 1 segment (M = 2.01, range 1–12), and 54.3% of phrases consist of a single segment while 74.6% consist of two or fewer. This follows from the interaction of two facts already stated: bebop phrasing is densely articulated with short rests, while segments are as long as the harmonic rhythm. A phrase that falls within one chord symbol therefore contributes a single observation, and for just over half the corpus the phrase-level series is effectively a subsampled segment-level series. Phrase-level results below should be read with this in mind: they describe organization at the scale of rest-delimited gestures, which in this repertoire is often the scale of one chord, and the phrase-level analyses are for that reason reported alongside rolling-window and chorus-level analyses rather than on their own. Figure 11 sets out the five analyses that proceed from the detected phrases and the scale each addresses.</w:t>
       </w:r>
     </w:p>
     <w:p>
@@ -2539,7 +2611,7 @@
           <w:rFonts w:ascii="Times New Roman" w:hAnsi="Times New Roman"/>
           <w:sz w:val="20"/>
         </w:rPr>
-        <w:t xml:space="preserve"> as a metric that quantifies triadic content: the number of complete major, minor, diminished, and augmented triads that can be found among the notes of a segment, counted regardless of which quality they are. A segment containing {C, E, G, B♭} contains one complete triad (C major); a segment containing {C, E♭, G♭, A} contains four diminished triads. We call the first </w:t>
+        <w:t xml:space="preserve"> as a metric that quantifies triadic content: the number of complete major, minor, diminished, and augmented triads that can be found among the notes of a segment, counted regardless of which quality they are. The collection {C, D, E♭, B♭} in Figure 3b contains none at all, while {C, E♭, G♭, A} in Figure 3c contains four, a diminished triad on each of its four notes. The worked example {C, E, G, B♭} in Figure 3a sits between them with two, C major and E diminished. We call the first </w:t>
       </w:r>
       <w:r>
         <w:rPr>
@@ -5464,7 +5536,7 @@
           <w:rFonts w:ascii="Times New Roman" w:hAnsi="Times New Roman"/>
           <w:sz w:val="20"/>
         </w:rPr>
-        <w:t xml:space="preserve">Analysis of 3,371 segments across 50 tunes reveals wide variation in complexity (Figure 3). Mean </w:t>
+        <w:t xml:space="preserve">Analysis of 3,371 segments across 50 tunes reveals wide variation in complexity (Figure 4). Mean </w:t>
       </w:r>
       <w:r>
         <w:rPr>
@@ -5711,7 +5783,7 @@
         <w:drawing>
           <wp:inline xmlns:a="http://schemas.openxmlformats.org/drawingml/2006/main" xmlns:pic="http://schemas.openxmlformats.org/drawingml/2006/picture">
             <wp:extent cx="5029200" cy="1676400"/>
-            <wp:docPr id="3" name="Picture 3"/>
+            <wp:docPr id="4" name="Picture 4"/>
             <wp:cNvGraphicFramePr>
               <a:graphicFrameLocks noChangeAspect="1"/>
             </wp:cNvGraphicFramePr>
@@ -5723,7 +5795,7 @@
                     <pic:cNvPicPr/>
                   </pic:nvPicPr>
                   <pic:blipFill>
-                    <a:blip r:embed="rId19"/>
+                    <a:blip r:embed="rId20"/>
                     <a:stretch>
                       <a:fillRect/>
                     </a:stretch>
@@ -5753,7 +5825,7 @@
           <w:b/>
           <w:sz w:val="20"/>
         </w:rPr>
-        <w:t xml:space="preserve">Fig. 3. </w:t>
+        <w:t xml:space="preserve">Fig. 4. </w:t>
       </w:r>
       <w:r>
         <w:rPr>
@@ -5885,7 +5957,7 @@
           <w:rFonts w:ascii="Times New Roman" w:hAnsi="Times New Roman"/>
           <w:sz w:val="20"/>
         </w:rPr>
-        <w:t xml:space="preserve"> likely reflects melodic construction prioritizing memorable contour and singability over maximal harmonic density. Heads establish the core vocabulary while maintaining thematic clarity; improvised choruses then explore denser harmonic regions enabled by the absence of melodic memorability constraints. Figure 11 compares mean complexity across chorus positions directly.</w:t>
+        <w:t xml:space="preserve"> likely reflects melodic construction prioritizing memorable contour and singability over maximal harmonic density. Heads establish the core vocabulary while maintaining thematic clarity; improvised choruses then explore denser harmonic regions enabled by the absence of melodic memorability constraints. Figure 12 compares mean complexity across chorus positions directly.</w:t>
       </w:r>
     </w:p>
     <w:p>
@@ -5913,7 +5985,7 @@
           <w:rFonts w:ascii="Times New Roman" w:hAnsi="Times New Roman"/>
           <w:sz w:val="20"/>
         </w:rPr>
-        <w:t>Parker's core harmonic vocabulary is largely established in Chorus 1, the composed head. Chorus 1 already contains 81.1% of all distinct interval vectors that appear anywhere in the corpus, Chorus 2 adds a further 16.5%, and Choruses 3 and later contribute 2.4% between them (Figure 4). This is a corpus-level statistic rather than a single performance: chorus numbers are assigned per tune by dividing measure position by form length (12 bars for blues, 32 otherwise), the distinct vectors occurring in each chorus position are pooled across all 46 MIDI-aligned tunes, and coverage is then accumulated across chorus positions. Temporal evolution thus reflects primarily the exploration of new pathways connecting existing harmonic nodes rather than progressive vocabulary expansion.</w:t>
+        <w:t>Parker's core harmonic vocabulary is largely established in Chorus 1, the composed head. Chorus 1 already contains 81.1% of all distinct interval vectors that appear anywhere in the corpus, Chorus 2 adds a further 16.5%, and Choruses 3 and later contribute 2.4% between them (Figure 5). This is a corpus-level statistic rather than a single performance: chorus numbers are assigned per tune by dividing measure position by form length (12 bars for blues, 32 otherwise), the distinct vectors occurring in each chorus position are pooled across all 46 MIDI-aligned tunes, and coverage is then accumulated across chorus positions. Temporal evolution thus reflects primarily the exploration of new pathways connecting existing harmonic nodes rather than progressive vocabulary expansion.</w:t>
       </w:r>
     </w:p>
     <w:p>
@@ -5930,7 +6002,7 @@
         <w:drawing>
           <wp:inline xmlns:a="http://schemas.openxmlformats.org/drawingml/2006/main" xmlns:pic="http://schemas.openxmlformats.org/drawingml/2006/picture">
             <wp:extent cx="5029200" cy="2514600"/>
-            <wp:docPr id="4" name="Picture 4"/>
+            <wp:docPr id="5" name="Picture 5"/>
             <wp:cNvGraphicFramePr>
               <a:graphicFrameLocks noChangeAspect="1"/>
             </wp:cNvGraphicFramePr>
@@ -5942,7 +6014,7 @@
                     <pic:cNvPicPr/>
                   </pic:nvPicPr>
                   <pic:blipFill>
-                    <a:blip r:embed="rId20"/>
+                    <a:blip r:embed="rId21"/>
                     <a:stretch>
                       <a:fillRect/>
                     </a:stretch>
@@ -5972,7 +6044,7 @@
           <w:b/>
           <w:sz w:val="20"/>
         </w:rPr>
-        <w:t xml:space="preserve">Fig. 4. </w:t>
+        <w:t xml:space="preserve">Fig. 5. </w:t>
       </w:r>
       <w:r>
         <w:rPr>
@@ -6105,7 +6177,7 @@
           <w:rFonts w:ascii="Times New Roman" w:hAnsi="Times New Roman"/>
           <w:sz w:val="20"/>
         </w:rPr>
-        <w:t>This finding suggests Parker conceives each tune's improvisational arc holistically rather than applying a single approach across all contexts. Figure 5 plots the two contours against one another, with the composed head shown alongside the improvised choruses in each case.</w:t>
+        <w:t>This finding suggests Parker conceives each tune's improvisational arc holistically rather than applying a single approach across all contexts. Figure 6 plots the two contours against one another, with the composed head shown alongside the improvised choruses in each case.</w:t>
       </w:r>
     </w:p>
     <w:p>
@@ -6122,7 +6194,7 @@
         <w:drawing>
           <wp:inline xmlns:a="http://schemas.openxmlformats.org/drawingml/2006/main" xmlns:pic="http://schemas.openxmlformats.org/drawingml/2006/picture">
             <wp:extent cx="5029200" cy="3771900"/>
-            <wp:docPr id="5" name="Picture 5"/>
+            <wp:docPr id="6" name="Picture 6"/>
             <wp:cNvGraphicFramePr>
               <a:graphicFrameLocks noChangeAspect="1"/>
             </wp:cNvGraphicFramePr>
@@ -6134,7 +6206,7 @@
                     <pic:cNvPicPr/>
                   </pic:nvPicPr>
                   <pic:blipFill>
-                    <a:blip r:embed="rId21"/>
+                    <a:blip r:embed="rId22"/>
                     <a:stretch>
                       <a:fillRect/>
                     </a:stretch>
@@ -6164,7 +6236,7 @@
           <w:b/>
           <w:sz w:val="20"/>
         </w:rPr>
-        <w:t xml:space="preserve">Fig. 5. </w:t>
+        <w:t xml:space="preserve">Fig. 6. </w:t>
       </w:r>
       <w:r>
         <w:rPr>
@@ -6311,7 +6383,7 @@
           <w:rFonts w:ascii="Times New Roman" w:hAnsi="Times New Roman"/>
           <w:sz w:val="20"/>
         </w:rPr>
-        <w:t>. We use this term, which is our own and is not standard in the literature, for a performance in which the series alternates between two well-separated levels rather than varying continuously around a central tendency: complexity holds at a low plateau, drops or leaps abruptly to the other level, and returns, as though passing through a door in the floor. The signature is high volatility combined with high lag-1 autocorrelation, since each level persists for several phrases once entered. Unlike other tunes, where volatility rises with mean complexity, "My Little Suede Shoes" achieves high volatility through this alternation rather than through sustained complexity (Figure 6).</w:t>
+        <w:t>. We use this term, which is our own and is not standard in the literature, for a performance in which the series alternates between two well-separated levels rather than varying continuously around a central tendency: complexity holds at a low plateau, drops or leaps abruptly to the other level, and returns, as though passing through a door in the floor. The signature is high volatility combined with high lag-1 autocorrelation, since each level persists for several phrases once entered. Unlike other tunes, where volatility rises with mean complexity, "My Little Suede Shoes" achieves high volatility through this alternation rather than through sustained complexity (Figure 7).</w:t>
       </w:r>
     </w:p>
     <w:p>
@@ -6328,7 +6400,7 @@
         <w:drawing>
           <wp:inline xmlns:a="http://schemas.openxmlformats.org/drawingml/2006/main" xmlns:pic="http://schemas.openxmlformats.org/drawingml/2006/picture">
             <wp:extent cx="5029200" cy="3143250"/>
-            <wp:docPr id="6" name="Picture 6"/>
+            <wp:docPr id="7" name="Picture 7"/>
             <wp:cNvGraphicFramePr>
               <a:graphicFrameLocks noChangeAspect="1"/>
             </wp:cNvGraphicFramePr>
@@ -6340,7 +6412,7 @@
                     <pic:cNvPicPr/>
                   </pic:nvPicPr>
                   <pic:blipFill>
-                    <a:blip r:embed="rId22"/>
+                    <a:blip r:embed="rId23"/>
                     <a:stretch>
                       <a:fillRect/>
                     </a:stretch>
@@ -6370,7 +6442,7 @@
           <w:b/>
           <w:sz w:val="20"/>
         </w:rPr>
-        <w:t xml:space="preserve">Fig. 6. </w:t>
+        <w:t xml:space="preserve">Fig. 7. </w:t>
       </w:r>
       <w:r>
         <w:rPr>
@@ -6516,7 +6588,7 @@
           <w:rFonts w:ascii="Times New Roman" w:hAnsi="Times New Roman"/>
           <w:sz w:val="20"/>
         </w:rPr>
-        <w:t>Chorus-level analysis shows Parker maintains high complexity throughout the solo rather than building gradually from one chorus to the next. Taken together with the results by formal position, this gives a two-part picture: complexity is roughly constant from chorus to chorus, while within each chorus it rises toward the points where the form itself creates harmonic interest, the bridge and the turnaround. Figure 12 shows the head-to-first-chorus complexity difference tune by tune.</w:t>
+        <w:t>Chorus-level analysis shows Parker maintains high complexity throughout the solo rather than building gradually from one chorus to the next. Taken together with the results by formal position, this gives a two-part picture: complexity is roughly constant from chorus to chorus, while within each chorus it rises toward the points where the form itself creates harmonic interest, the bridge and the turnaround. Figure 13 shows the head-to-first-chorus complexity difference tune by tune.</w:t>
       </w:r>
     </w:p>
     <w:p>
@@ -7389,7 +7461,7 @@
           <w:rFonts w:ascii="Times New Roman" w:hAnsi="Times New Roman"/>
           <w:sz w:val="20"/>
         </w:rPr>
-        <w:t>These strategies are not claims about conscious performer choice but emergent properties of tune-specific temporal organization. Figure 7 shows how the four groups separate across the clustering features, and Figure 13 gives their autocorrelation profiles across lags 1–5, where the contrast between continuous development and alternation is clearest.</w:t>
+        <w:t>These strategies are not claims about conscious performer choice but emergent properties of tune-specific temporal organization. Figure 8 shows how the four groups separate across the clustering features, and Figure 14 gives their autocorrelation profiles across lags 1–5, where the contrast between continuous development and alternation is clearest.</w:t>
       </w:r>
     </w:p>
     <w:p>
@@ -7406,7 +7478,7 @@
         <w:drawing>
           <wp:inline xmlns:a="http://schemas.openxmlformats.org/drawingml/2006/main" xmlns:pic="http://schemas.openxmlformats.org/drawingml/2006/picture">
             <wp:extent cx="5029200" cy="3572300"/>
-            <wp:docPr id="7" name="Picture 7"/>
+            <wp:docPr id="8" name="Picture 8"/>
             <wp:cNvGraphicFramePr>
               <a:graphicFrameLocks noChangeAspect="1"/>
             </wp:cNvGraphicFramePr>
@@ -7418,7 +7490,7 @@
                     <pic:cNvPicPr/>
                   </pic:nvPicPr>
                   <pic:blipFill>
-                    <a:blip r:embed="rId23"/>
+                    <a:blip r:embed="rId24"/>
                     <a:stretch>
                       <a:fillRect/>
                     </a:stretch>
@@ -7448,7 +7520,7 @@
           <w:b/>
           <w:sz w:val="20"/>
         </w:rPr>
-        <w:t xml:space="preserve">Fig. 7. </w:t>
+        <w:t xml:space="preserve">Fig. 8. </w:t>
       </w:r>
       <w:r>
         <w:rPr>
@@ -8770,7 +8842,7 @@
           <w:rFonts w:ascii="Times New Roman" w:hAnsi="Times New Roman"/>
           <w:sz w:val="20"/>
         </w:rPr>
-        <w:t>This finding reframes improvisation not as uniformly spontaneous but as strategically variable: Parker selects organizational modes, reactive navigation vs. composed architecture vs. phrase-length modulation, appropriate to each tune's character and formal constraints. The "Exploratory" strategy's near-absence of phrase-level Granger causation (1 of 28 significant effects across 7 tunes) suggests that predetermined chorus-level planning can operate independently of local reactive processes. Figure 8 gives the significance rates for all four tests across the 46 tunes.</w:t>
+        <w:t>This finding reframes improvisation not as uniformly spontaneous but as strategically variable: Parker selects organizational modes, reactive navigation vs. composed architecture vs. phrase-length modulation, appropriate to each tune's character and formal constraints. The "Exploratory" strategy's near-absence of phrase-level Granger causation (1 of 28 significant effects across 7 tunes) suggests that predetermined chorus-level planning can operate independently of local reactive processes. Figure 9 gives the significance rates for all four tests across the 46 tunes.</w:t>
       </w:r>
     </w:p>
     <w:p>
@@ -8787,7 +8859,7 @@
         <w:drawing>
           <wp:inline xmlns:a="http://schemas.openxmlformats.org/drawingml/2006/main" xmlns:pic="http://schemas.openxmlformats.org/drawingml/2006/picture">
             <wp:extent cx="5029200" cy="2489228"/>
-            <wp:docPr id="8" name="Picture 8"/>
+            <wp:docPr id="9" name="Picture 9"/>
             <wp:cNvGraphicFramePr>
               <a:graphicFrameLocks noChangeAspect="1"/>
             </wp:cNvGraphicFramePr>
@@ -8799,7 +8871,7 @@
                     <pic:cNvPicPr/>
                   </pic:nvPicPr>
                   <pic:blipFill>
-                    <a:blip r:embed="rId24"/>
+                    <a:blip r:embed="rId25"/>
                     <a:stretch>
                       <a:fillRect/>
                     </a:stretch>
@@ -8829,7 +8901,7 @@
           <w:b/>
           <w:sz w:val="20"/>
         </w:rPr>
-        <w:t xml:space="preserve">Fig. 8. </w:t>
+        <w:t xml:space="preserve">Fig. 9. </w:t>
       </w:r>
       <w:r>
         <w:rPr>
@@ -9067,7 +9139,7 @@
           <w:rFonts w:ascii="Times New Roman" w:hAnsi="Times New Roman"/>
           <w:sz w:val="20"/>
         </w:rPr>
-        <w:t xml:space="preserve"> &lt; .001). Both assumptions behind that test are violated here: the quartiles differ in variance (Levene’s test centered on the median, W = 7.28, p &lt; .001) and none is normally distributed (Shapiro–Wilk p &lt; .05 in all four). We therefore repeated the comparison without distributional assumptions, and the gradient holds more strongly than the ANOVA suggests (Kruskal–Wallis H(3) = 30.50, p &lt; .001, ε² = 0.17); the rank correlation between frequency and triadic content is likewise larger than the Pearson value reported above (Spearman ρ = −.47, p &lt; .001). This gradient demonstrates that triadic sparsity correlates systematically with Parker's usage preferences rather than occurring by chance. Figure 9 plots triadic content against usage frequency for all 165 interval vectors, showing that the relationship holds across the full range rather than only between the quartile extremes.</w:t>
+        <w:t xml:space="preserve"> &lt; .001). Both assumptions behind that test are violated here: the quartiles differ in variance (Levene’s test centered on the median, W = 7.28, p &lt; .001) and none is normally distributed (Shapiro–Wilk p &lt; .05 in all four). We therefore repeated the comparison without distributional assumptions, and the gradient holds more strongly than the ANOVA suggests (Kruskal–Wallis H(3) = 30.50, p &lt; .001, ε² = 0.17); the rank correlation between frequency and triadic content is likewise larger than the Pearson value reported above (Spearman ρ = −.47, p &lt; .001). This gradient demonstrates that triadic sparsity correlates systematically with Parker's usage preferences rather than occurring by chance. Figure 10 plots triadic content against usage frequency for all 165 interval vectors, showing that the relationship holds across the full range rather than only between the quartile extremes.</w:t>
       </w:r>
     </w:p>
     <w:p>
@@ -9512,7 +9584,7 @@
         <w:drawing>
           <wp:inline xmlns:a="http://schemas.openxmlformats.org/drawingml/2006/main" xmlns:pic="http://schemas.openxmlformats.org/drawingml/2006/picture">
             <wp:extent cx="5029200" cy="3709811"/>
-            <wp:docPr id="9" name="Picture 9"/>
+            <wp:docPr id="10" name="Picture 10"/>
             <wp:cNvGraphicFramePr>
               <a:graphicFrameLocks noChangeAspect="1"/>
             </wp:cNvGraphicFramePr>
@@ -9524,7 +9596,7 @@
                     <pic:cNvPicPr/>
                   </pic:nvPicPr>
                   <pic:blipFill>
-                    <a:blip r:embed="rId25"/>
+                    <a:blip r:embed="rId26"/>
                     <a:stretch>
                       <a:fillRect/>
                     </a:stretch>
@@ -9554,7 +9626,7 @@
           <w:b/>
           <w:sz w:val="20"/>
         </w:rPr>
-        <w:t xml:space="preserve">Fig. 9. </w:t>
+        <w:t xml:space="preserve">Fig. 10. </w:t>
       </w:r>
       <w:r>
         <w:rPr>
@@ -12124,7 +12196,7 @@
         <w:drawing>
           <wp:inline xmlns:a="http://schemas.openxmlformats.org/drawingml/2006/main" xmlns:pic="http://schemas.openxmlformats.org/drawingml/2006/picture">
             <wp:extent cx="5029200" cy="12060977"/>
-            <wp:docPr id="10" name="Picture 10"/>
+            <wp:docPr id="11" name="Picture 11"/>
             <wp:cNvGraphicFramePr>
               <a:graphicFrameLocks noChangeAspect="1"/>
             </wp:cNvGraphicFramePr>
@@ -12136,7 +12208,7 @@
                     <pic:cNvPicPr/>
                   </pic:nvPicPr>
                   <pic:blipFill>
-                    <a:blip r:embed="rId26"/>
+                    <a:blip r:embed="rId27"/>
                     <a:stretch>
                       <a:fillRect/>
                     </a:stretch>
@@ -12166,7 +12238,7 @@
           <w:b/>
           <w:sz w:val="20"/>
         </w:rPr>
-        <w:t xml:space="preserve">Fig. 10. </w:t>
+        <w:t xml:space="preserve">Fig. 11. </w:t>
       </w:r>
       <w:r>
         <w:rPr>
@@ -12175,78 +12247,6 @@
         </w:rPr>
         <w:t>After phrase detection, five parallel approaches examine temporal patterns at different scales: local dynamics (rolling windows), predictability (autocorrelation), strategies (clustering), directional prediction (Granger testing), and structural properties (robustness).</w:t>
       </w:r>
-    </w:p>
-    <w:p>
-      <w:pPr>
-        <w:spacing w:before="0" w:after="0"/>
-        <w:jc w:val="both"/>
-      </w:pPr>
-    </w:p>
-    <w:p>
-      <w:pPr>
-        <w:jc w:val="center"/>
-      </w:pPr>
-      <w:r>
-        <w:drawing>
-          <wp:inline xmlns:a="http://schemas.openxmlformats.org/drawingml/2006/main" xmlns:pic="http://schemas.openxmlformats.org/drawingml/2006/picture">
-            <wp:extent cx="5029200" cy="2514600"/>
-            <wp:docPr id="11" name="Picture 11"/>
-            <wp:cNvGraphicFramePr>
-              <a:graphicFrameLocks noChangeAspect="1"/>
-            </wp:cNvGraphicFramePr>
-            <a:graphic>
-              <a:graphicData uri="http://schemas.openxmlformats.org/drawingml/2006/picture">
-                <pic:pic>
-                  <pic:nvPicPr>
-                    <pic:cNvPr id="0" name="fig_7.png"/>
-                    <pic:cNvPicPr/>
-                  </pic:nvPicPr>
-                  <pic:blipFill>
-                    <a:blip r:embed="rId27"/>
-                    <a:stretch>
-                      <a:fillRect/>
-                    </a:stretch>
-                  </pic:blipFill>
-                  <pic:spPr>
-                    <a:xfrm>
-                      <a:off x="0" y="0"/>
-                      <a:ext cx="5029200" cy="2514600"/>
-                    </a:xfrm>
-                    <a:prstGeom prst="rect"/>
-                  </pic:spPr>
-                </pic:pic>
-              </a:graphicData>
-            </a:graphic>
-          </wp:inline>
-        </w:drawing>
-      </w:r>
-    </w:p>
-    <w:p>
-      <w:pPr>
-        <w:spacing w:before="120" w:after="120"/>
-        <w:jc w:val="both"/>
-      </w:pPr>
-      <w:r>
-        <w:rPr>
-          <w:rFonts w:ascii="Times New Roman" w:hAnsi="Times New Roman"/>
-          <w:b/>
-          <w:sz w:val="20"/>
-        </w:rPr>
-        <w:t xml:space="preserve">Fig. 11. </w:t>
-      </w:r>
-      <w:r>
-        <w:rPr>
-          <w:rFonts w:ascii="Times New Roman" w:hAnsi="Times New Roman"/>
-          <w:sz w:val="20"/>
-        </w:rPr>
-        <w:t>Cross-chorus complexity comparison showing head is simpler than improvised choruses.</w:t>
-      </w:r>
-    </w:p>
-    <w:p>
-      <w:pPr>
-        <w:spacing w:before="0" w:after="0"/>
-        <w:jc w:val="both"/>
-      </w:pPr>
     </w:p>
     <w:p>
       <w:pPr>
@@ -12270,7 +12270,7 @@
               <a:graphicData uri="http://schemas.openxmlformats.org/drawingml/2006/picture">
                 <pic:pic>
                   <pic:nvPicPr>
-                    <pic:cNvPr id="0" name="fig_10.png"/>
+                    <pic:cNvPr id="0" name="fig_7.png"/>
                     <pic:cNvPicPr/>
                   </pic:nvPicPr>
                   <pic:blipFill>
@@ -12311,6 +12311,78 @@
           <w:rFonts w:ascii="Times New Roman" w:hAnsi="Times New Roman"/>
           <w:sz w:val="20"/>
         </w:rPr>
+        <w:t>Cross-chorus complexity comparison showing head is simpler than improvised choruses.</w:t>
+      </w:r>
+    </w:p>
+    <w:p>
+      <w:pPr>
+        <w:spacing w:before="0" w:after="0"/>
+        <w:jc w:val="both"/>
+      </w:pPr>
+    </w:p>
+    <w:p>
+      <w:pPr>
+        <w:spacing w:before="0" w:after="0"/>
+        <w:jc w:val="both"/>
+      </w:pPr>
+    </w:p>
+    <w:p>
+      <w:pPr>
+        <w:jc w:val="center"/>
+      </w:pPr>
+      <w:r>
+        <w:drawing>
+          <wp:inline xmlns:a="http://schemas.openxmlformats.org/drawingml/2006/main" xmlns:pic="http://schemas.openxmlformats.org/drawingml/2006/picture">
+            <wp:extent cx="5029200" cy="2514600"/>
+            <wp:docPr id="13" name="Picture 13"/>
+            <wp:cNvGraphicFramePr>
+              <a:graphicFrameLocks noChangeAspect="1"/>
+            </wp:cNvGraphicFramePr>
+            <a:graphic>
+              <a:graphicData uri="http://schemas.openxmlformats.org/drawingml/2006/picture">
+                <pic:pic>
+                  <pic:nvPicPr>
+                    <pic:cNvPr id="0" name="fig_10.png"/>
+                    <pic:cNvPicPr/>
+                  </pic:nvPicPr>
+                  <pic:blipFill>
+                    <a:blip r:embed="rId29"/>
+                    <a:stretch>
+                      <a:fillRect/>
+                    </a:stretch>
+                  </pic:blipFill>
+                  <pic:spPr>
+                    <a:xfrm>
+                      <a:off x="0" y="0"/>
+                      <a:ext cx="5029200" cy="2514600"/>
+                    </a:xfrm>
+                    <a:prstGeom prst="rect"/>
+                  </pic:spPr>
+                </pic:pic>
+              </a:graphicData>
+            </a:graphic>
+          </wp:inline>
+        </w:drawing>
+      </w:r>
+    </w:p>
+    <w:p>
+      <w:pPr>
+        <w:spacing w:before="120" w:after="120"/>
+        <w:jc w:val="both"/>
+      </w:pPr>
+      <w:r>
+        <w:rPr>
+          <w:rFonts w:ascii="Times New Roman" w:hAnsi="Times New Roman"/>
+          <w:b/>
+          <w:sz w:val="20"/>
+        </w:rPr>
+        <w:t xml:space="preserve">Fig. 13. </w:t>
+      </w:r>
+      <w:r>
+        <w:rPr>
+          <w:rFonts w:ascii="Times New Roman" w:hAnsi="Times New Roman"/>
+          <w:sz w:val="20"/>
+        </w:rPr>
         <w:t>Complexity of the composed head compared with the first improvised chorus, one point per tune. The horizontal axis is the index of the tune within the corpus, carrying no meaning beyond identifying each performance; the vertical axis is mean complexity.</w:t>
       </w:r>
     </w:p>
@@ -12328,7 +12400,7 @@
         <w:drawing>
           <wp:inline xmlns:a="http://schemas.openxmlformats.org/drawingml/2006/main" xmlns:pic="http://schemas.openxmlformats.org/drawingml/2006/picture">
             <wp:extent cx="5029200" cy="1777433"/>
-            <wp:docPr id="13" name="Picture 13"/>
+            <wp:docPr id="14" name="Picture 14"/>
             <wp:cNvGraphicFramePr>
               <a:graphicFrameLocks noChangeAspect="1"/>
             </wp:cNvGraphicFramePr>
@@ -12340,7 +12412,7 @@
                     <pic:cNvPicPr/>
                   </pic:nvPicPr>
                   <pic:blipFill>
-                    <a:blip r:embed="rId29"/>
+                    <a:blip r:embed="rId30"/>
                     <a:stretch>
                       <a:fillRect/>
                     </a:stretch>
@@ -12370,7 +12442,7 @@
           <w:b/>
           <w:sz w:val="20"/>
         </w:rPr>
-        <w:t xml:space="preserve">Fig. 13. </w:t>
+        <w:t xml:space="preserve">Fig. 14. </w:t>
       </w:r>
       <w:r>
         <w:rPr>

--- a/EMR/Bird_Over_Time_EMR.docx
+++ b/EMR/Bird_Over_Time_EMR.docx
@@ -100,6 +100,7 @@
     <w:p>
       <w:pPr>
         <w:spacing w:before="0" w:after="0"/>
+        <w:ind w:left="2551" w:right="2551"/>
         <w:jc w:val="both"/>
       </w:pPr>
       <w:r>
@@ -115,7 +116,7 @@
           <w:rFonts w:ascii="Times New Roman" w:hAnsi="Times New Roman"/>
           <w:sz w:val="20"/>
         </w:rPr>
-        <w:t xml:space="preserve">This study presents a computational time series analysis of Charlie Parker's improvisational practice using the complete Charlie Parker Omnibook corpus. We develop metrics for harmonic complexity, dissonance, and rate of change, analyzing temporal patterns through phrase-level segmentation using actual rest boundaries. We identify three distinct improvisational strategies and introduce two measures: </w:t>
+        <w:t xml:space="preserve">This study presents a computational time series analysis of Charlie Parker's improvisational practice using the complete Charlie Parker Omnibook corpus. We develop metrics for complexity, dissonance, and rate of change, and analyze temporal patterns through phrase-level segmentation using notated rest boundaries. We identify three improvisational strategies and introduce two measures: </w:t>
       </w:r>
       <w:r>
         <w:rPr>
@@ -130,7 +131,7 @@
           <w:rFonts w:ascii="Times New Roman" w:hAnsi="Times New Roman"/>
           <w:sz w:val="20"/>
         </w:rPr>
-        <w:t xml:space="preserve">, the extent to which one harmonic dimension helps predict another across phrase boundaries, tested with Granger causality; and </w:t>
+        <w:t xml:space="preserve">, the extent to which one dimension helps predict another across phrase boundaries, tested with Granger causality; and </w:t>
       </w:r>
       <w:r>
         <w:rPr>
@@ -145,34 +146,27 @@
           <w:rFonts w:ascii="Times New Roman" w:hAnsi="Times New Roman"/>
           <w:sz w:val="20"/>
         </w:rPr>
-        <w:t>, the number of complete triads a given interval vector contains.</w:t>
-      </w:r>
-    </w:p>
-    <w:p>
-      <w:pPr>
-        <w:spacing w:before="0" w:after="0"/>
-        <w:jc w:val="both"/>
-      </w:pPr>
-    </w:p>
-    <w:p>
-      <w:pPr>
-        <w:spacing w:before="0" w:after="0"/>
-        <w:ind w:firstLine="720"/>
-        <w:jc w:val="both"/>
-      </w:pPr>
-      <w:r>
-        <w:rPr>
-          <w:rFonts w:ascii="Times New Roman" w:hAnsi="Times New Roman"/>
-          <w:sz w:val="20"/>
-        </w:rPr>
-        <w:t xml:space="preserve">In most performances, what Parker played in one phrase does not help predict the next: in 80.4% of solos, dissonance carries no predictive information about the complexity that follows, or the reverse. Phrase-to-phrase reaction is therefore the exception, and organization above the phrase, at the level of the chorus, appears to be the rule. Clustering the solos on their complexity, volatility and predictability yields three groups that differ in exactly this respect: the group we call Exploratory shows almost no phrase-to-phrase prediction (3.6%), the Balanced group a moderate amount (11.0%), and the Contrasting group organizes itself through phrase duration instead (23.1%). Where prediction does hold, it runs more often from dissonance to subsequent complexity than the </w:t>
-      </w:r>
-      <w:r>
-        <w:rPr>
-          <w:rFonts w:ascii="Times New Roman" w:hAnsi="Times New Roman"/>
-          <w:sz w:val="20"/>
-        </w:rPr>
-        <w:t>reverse (17.4% versus 8.7%), though this difference is suggestive rather than conclusive (</w:t>
+        <w:t>, the number of complete triads an interval vector contains.</w:t>
+      </w:r>
+    </w:p>
+    <w:p>
+      <w:pPr>
+        <w:spacing w:before="0" w:after="0"/>
+        <w:jc w:val="both"/>
+      </w:pPr>
+    </w:p>
+    <w:p>
+      <w:pPr>
+        <w:spacing w:before="0" w:after="0"/>
+        <w:ind w:left="2551" w:right="2551"/>
+        <w:jc w:val="both"/>
+      </w:pPr>
+      <w:r>
+        <w:rPr>
+          <w:rFonts w:ascii="Times New Roman" w:hAnsi="Times New Roman"/>
+          <w:sz w:val="20"/>
+        </w:rPr>
+        <w:t>In most performances what Parker plays in one phrase does not help predict the next: in 80.4% of solos, dissonance carries no predictive information about the complexity that follows, or the reverse; organization above the phrase appears to be the rule. Clustering on complexity, volatility and predictability yields three groups differing in this respect, from almost no phrase-to-phrase prediction (3.6%) to organization through phrase duration (23.1%). A null model holding the progressions fixed confirms this continuity is Parker's, not the tunes'. Separately, the interval vectors he uses most often contain the fewest complete triads (</w:t>
       </w:r>
       <w:r>
         <w:rPr>
@@ -180,6 +174,21 @@
           <w:i/>
           <w:sz w:val="20"/>
         </w:rPr>
+        <w:t>r</w:t>
+      </w:r>
+      <w:r>
+        <w:rPr>
+          <w:rFonts w:ascii="Times New Roman" w:hAnsi="Times New Roman"/>
+          <w:sz w:val="20"/>
+        </w:rPr>
+        <w:t xml:space="preserve"> = −.350, </w:t>
+      </w:r>
+      <w:r>
+        <w:rPr>
+          <w:rFonts w:ascii="Times New Roman" w:hAnsi="Times New Roman"/>
+          <w:i/>
+          <w:sz w:val="20"/>
+        </w:rPr>
         <w:t>p</w:t>
       </w:r>
       <w:r>
@@ -187,14 +196,59 @@
           <w:rFonts w:ascii="Times New Roman" w:hAnsi="Times New Roman"/>
           <w:sz w:val="20"/>
         </w:rPr>
-        <w:t xml:space="preserve"> = .109). </w:t>
-      </w:r>
-      <w:r>
-        <w:rPr>
-          <w:rFonts w:ascii="Times New Roman" w:hAnsi="Times New Roman"/>
-          <w:sz w:val="20"/>
-        </w:rPr>
-        <w:t>Separately, the interval vectors Parker uses most often contain the fewest complete triads (</w:t>
+        <w:t xml:space="preserve"> &lt; .001), suggesting fluency built on structures that stay open to many continuations.</w:t>
+      </w:r>
+    </w:p>
+    <w:p>
+      <w:pPr>
+        <w:spacing w:before="0" w:after="0"/>
+        <w:jc w:val="both"/>
+      </w:pPr>
+    </w:p>
+    <w:p>
+      <w:pPr>
+        <w:spacing w:before="0" w:after="0"/>
+        <w:jc w:val="both"/>
+      </w:pPr>
+      <w:r>
+        <w:rPr>
+          <w:rFonts w:ascii="Times New Roman" w:hAnsi="Times New Roman"/>
+          <w:sz w:val="20"/>
+        </w:rPr>
+        <w:t>Submitted 2025 Month X; accepted 20XX Month X.</w:t>
+      </w:r>
+    </w:p>
+    <w:p>
+      <w:pPr>
+        <w:spacing w:before="0" w:after="0"/>
+        <w:jc w:val="both"/>
+      </w:pPr>
+      <w:r>
+        <w:rPr>
+          <w:rFonts w:ascii="Times New Roman" w:hAnsi="Times New Roman"/>
+          <w:sz w:val="20"/>
+        </w:rPr>
+        <w:t>Published 20XX Month X; https://doi.org/10.18061/emr.vXXiX-X.XXXX</w:t>
+      </w:r>
+    </w:p>
+    <w:p>
+      <w:pPr>
+        <w:spacing w:before="0" w:after="0"/>
+        <w:jc w:val="both"/>
+      </w:pPr>
+    </w:p>
+    <w:p>
+      <w:pPr>
+        <w:spacing w:before="0" w:after="0"/>
+        <w:jc w:val="both"/>
+      </w:pPr>
+      <w:r>
+        <w:rPr>
+          <w:rFonts w:ascii="Times New Roman" w:hAnsi="Times New Roman"/>
+          <w:b/>
+          <w:sz w:val="20"/>
+        </w:rPr>
+        <w:t xml:space="preserve">KEYWORDS: </w:t>
       </w:r>
       <w:r>
         <w:rPr>
@@ -202,102 +256,6 @@
           <w:i/>
           <w:sz w:val="20"/>
         </w:rPr>
-        <w:t>r</w:t>
-      </w:r>
-      <w:r>
-        <w:rPr>
-          <w:rFonts w:ascii="Times New Roman" w:hAnsi="Times New Roman"/>
-          <w:sz w:val="20"/>
-        </w:rPr>
-        <w:t xml:space="preserve"> = −.350, </w:t>
-      </w:r>
-      <w:r>
-        <w:rPr>
-          <w:rFonts w:ascii="Times New Roman" w:hAnsi="Times New Roman"/>
-          <w:i/>
-          <w:sz w:val="20"/>
-        </w:rPr>
-        <w:t>p</w:t>
-      </w:r>
-      <w:r>
-        <w:rPr>
-          <w:rFonts w:ascii="Times New Roman" w:hAnsi="Times New Roman"/>
-          <w:sz w:val="20"/>
-        </w:rPr>
-        <w:t xml:space="preserve"> &lt; .001, Cohen's </w:t>
-      </w:r>
-      <w:r>
-        <w:rPr>
-          <w:rFonts w:ascii="Times New Roman" w:hAnsi="Times New Roman"/>
-          <w:i/>
-          <w:sz w:val="20"/>
-        </w:rPr>
-        <w:t>d</w:t>
-      </w:r>
-      <w:r>
-        <w:rPr>
-          <w:rFonts w:ascii="Times New Roman" w:hAnsi="Times New Roman"/>
-          <w:sz w:val="20"/>
-        </w:rPr>
-        <w:t xml:space="preserve"> = −0.87), suggesting that his fluency rests on structures that stay open to many continuations rather than on an accumulation of rare material.</w:t>
-      </w:r>
-    </w:p>
-    <w:p>
-      <w:pPr>
-        <w:spacing w:before="0" w:after="0"/>
-        <w:jc w:val="both"/>
-      </w:pPr>
-    </w:p>
-    <w:p>
-      <w:pPr>
-        <w:spacing w:before="0" w:after="0"/>
-        <w:jc w:val="both"/>
-      </w:pPr>
-      <w:r>
-        <w:rPr>
-          <w:rFonts w:ascii="Times New Roman" w:hAnsi="Times New Roman"/>
-          <w:sz w:val="20"/>
-        </w:rPr>
-        <w:t>Submitted 2025 Month X; accepted 20XX Month X.</w:t>
-      </w:r>
-    </w:p>
-    <w:p>
-      <w:pPr>
-        <w:spacing w:before="0" w:after="0"/>
-        <w:jc w:val="both"/>
-      </w:pPr>
-      <w:r>
-        <w:rPr>
-          <w:rFonts w:ascii="Times New Roman" w:hAnsi="Times New Roman"/>
-          <w:sz w:val="20"/>
-        </w:rPr>
-        <w:t>Published 20XX Month X; https://doi.org/10.18061/emr.vXXiX-X.XXXX</w:t>
-      </w:r>
-    </w:p>
-    <w:p>
-      <w:pPr>
-        <w:spacing w:before="0" w:after="0"/>
-        <w:jc w:val="both"/>
-      </w:pPr>
-    </w:p>
-    <w:p>
-      <w:pPr>
-        <w:spacing w:before="0" w:after="0"/>
-        <w:jc w:val="both"/>
-      </w:pPr>
-      <w:r>
-        <w:rPr>
-          <w:rFonts w:ascii="Times New Roman" w:hAnsi="Times New Roman"/>
-          <w:b/>
-          <w:sz w:val="20"/>
-        </w:rPr>
-        <w:t xml:space="preserve">KEYWORDS: </w:t>
-      </w:r>
-      <w:r>
-        <w:rPr>
-          <w:rFonts w:ascii="Times New Roman" w:hAnsi="Times New Roman"/>
-          <w:sz w:val="20"/>
-        </w:rPr>
         <w:t>Charlie Parker, computational musicology, time series analysis, interval vectors, jazz improvisation, Granger causality</w:t>
       </w:r>
     </w:p>
@@ -315,9 +273,16 @@
       <w:r>
         <w:rPr>
           <w:rFonts w:ascii="Times New Roman" w:hAnsi="Times New Roman"/>
-          <w:sz w:val="20"/>
-        </w:rPr>
-        <w:t>HOW</w:t>
+          <w:sz w:val="24"/>
+        </w:rPr>
+        <w:t>H</w:t>
+      </w:r>
+      <w:r>
+        <w:rPr>
+          <w:rFonts w:ascii="Times New Roman" w:hAnsi="Times New Roman"/>
+          <w:sz w:val="20"/>
+        </w:rPr>
+        <w:t>OW</w:t>
       </w:r>
       <w:r>
         <w:rPr>
@@ -847,7 +812,7 @@
       <w:r>
         <w:drawing>
           <wp:inline xmlns:a="http://schemas.openxmlformats.org/drawingml/2006/main" xmlns:pic="http://schemas.openxmlformats.org/drawingml/2006/picture">
-            <wp:extent cx="5029200" cy="6493293"/>
+            <wp:extent cx="5029200" cy="8335945"/>
             <wp:docPr id="1" name="Picture 1"/>
             <wp:cNvGraphicFramePr>
               <a:graphicFrameLocks noChangeAspect="1"/>
@@ -856,7 +821,7 @@
               <a:graphicData uri="http://schemas.openxmlformats.org/drawingml/2006/picture">
                 <pic:pic>
                   <pic:nvPicPr>
-                    <pic:cNvPr id="0" name="fig_1.png"/>
+                    <pic:cNvPr id="0" name="pipeline1_hi.png"/>
                     <pic:cNvPicPr/>
                   </pic:nvPicPr>
                   <pic:blipFill>
@@ -868,7 +833,7 @@
                   <pic:spPr>
                     <a:xfrm>
                       <a:off x="0" y="0"/>
-                      <a:ext cx="5029200" cy="6493293"/>
+                      <a:ext cx="5029200" cy="8335945"/>
                     </a:xfrm>
                     <a:prstGeom prst="rect"/>
                   </pic:spPr>
@@ -1115,7 +1080,7 @@
       <w:r>
         <w:drawing>
           <wp:inline xmlns:a="http://schemas.openxmlformats.org/drawingml/2006/main" xmlns:pic="http://schemas.openxmlformats.org/drawingml/2006/picture">
-            <wp:extent cx="4754880" cy="867875"/>
+            <wp:extent cx="4754880" cy="866504"/>
             <wp:docPr id="3" name="Picture 3"/>
             <wp:cNvGraphicFramePr>
               <a:graphicFrameLocks noChangeAspect="1"/>
@@ -1124,7 +1089,7 @@
               <a:graphicData uri="http://schemas.openxmlformats.org/drawingml/2006/picture">
                 <pic:pic>
                   <pic:nvPicPr>
-                    <pic:cNvPr id="0" name="ex_notation.png"/>
+                    <pic:cNvPr id="0" name="ex_notation_hi.png"/>
                     <pic:cNvPicPr/>
                   </pic:nvPicPr>
                   <pic:blipFill>
@@ -1136,7 +1101,7 @@
                   <pic:spPr>
                     <a:xfrm>
                       <a:off x="0" y="0"/>
-                      <a:ext cx="4754880" cy="867875"/>
+                      <a:ext cx="4754880" cy="866504"/>
                     </a:xfrm>
                     <a:prstGeom prst="rect"/>
                   </pic:spPr>
@@ -3003,7 +2968,7 @@
               <w:rPr>
                 <w:rFonts w:ascii="Times New Roman" w:hAnsi="Times New Roman"/>
                 <w:b/>
-                <w:sz w:val="18"/>
+                <w:sz w:val="20"/>
               </w:rPr>
               <w:t>IV</w:t>
             </w:r>
@@ -3022,7 +2987,7 @@
               <w:rPr>
                 <w:rFonts w:ascii="Times New Roman" w:hAnsi="Times New Roman"/>
                 <w:b/>
-                <w:sz w:val="18"/>
+                <w:sz w:val="20"/>
               </w:rPr>
               <w:t>Forte</w:t>
             </w:r>
@@ -3041,7 +3006,7 @@
               <w:rPr>
                 <w:rFonts w:ascii="Times New Roman" w:hAnsi="Times New Roman"/>
                 <w:b/>
-                <w:sz w:val="18"/>
+                <w:sz w:val="20"/>
               </w:rPr>
               <w:t>Freq.</w:t>
             </w:r>
@@ -3060,7 +3025,7 @@
               <w:rPr>
                 <w:rFonts w:ascii="Times New Roman" w:hAnsi="Times New Roman"/>
                 <w:b/>
-                <w:sz w:val="18"/>
+                <w:sz w:val="20"/>
               </w:rPr>
               <w:t>% of Corpus</w:t>
             </w:r>
@@ -3079,7 +3044,7 @@
               <w:rPr>
                 <w:rFonts w:ascii="Times New Roman" w:hAnsi="Times New Roman"/>
                 <w:b/>
-                <w:sz w:val="18"/>
+                <w:sz w:val="20"/>
               </w:rPr>
               <w:t>Primary Function</w:t>
             </w:r>
@@ -3098,7 +3063,7 @@
               <w:rPr>
                 <w:rFonts w:ascii="Times New Roman" w:hAnsi="Times New Roman"/>
                 <w:b/>
-                <w:sz w:val="18"/>
+                <w:sz w:val="20"/>
               </w:rPr>
               <w:t>Function Distribution</w:t>
             </w:r>
@@ -3118,7 +3083,7 @@
             <w:r>
               <w:rPr>
                 <w:rFonts w:ascii="Times New Roman" w:hAnsi="Times New Roman"/>
-                <w:sz w:val="18"/>
+                <w:sz w:val="20"/>
               </w:rPr>
               <w:t>(111000)</w:t>
             </w:r>
@@ -3136,7 +3101,7 @@
             <w:r>
               <w:rPr>
                 <w:rFonts w:ascii="Times New Roman" w:hAnsi="Times New Roman"/>
-                <w:sz w:val="18"/>
+                <w:sz w:val="20"/>
               </w:rPr>
               <w:t>3-2</w:t>
             </w:r>
@@ -3154,7 +3119,7 @@
             <w:r>
               <w:rPr>
                 <w:rFonts w:ascii="Times New Roman" w:hAnsi="Times New Roman"/>
-                <w:sz w:val="18"/>
+                <w:sz w:val="20"/>
               </w:rPr>
               <w:t>226</w:t>
             </w:r>
@@ -3172,7 +3137,7 @@
             <w:r>
               <w:rPr>
                 <w:rFonts w:ascii="Times New Roman" w:hAnsi="Times New Roman"/>
-                <w:sz w:val="18"/>
+                <w:sz w:val="20"/>
               </w:rPr>
               <w:t>6.70%</w:t>
             </w:r>
@@ -3190,7 +3155,7 @@
             <w:r>
               <w:rPr>
                 <w:rFonts w:ascii="Times New Roman" w:hAnsi="Times New Roman"/>
-                <w:sz w:val="18"/>
+                <w:sz w:val="20"/>
               </w:rPr>
               <w:t>II</w:t>
             </w:r>
@@ -3208,7 +3173,7 @@
             <w:r>
               <w:rPr>
                 <w:rFonts w:ascii="Times New Roman" w:hAnsi="Times New Roman"/>
-                <w:sz w:val="18"/>
+                <w:sz w:val="20"/>
               </w:rPr>
               <w:t>II: 51, I: 48, V: 44, IV: 24, VI: 19, III: 19</w:t>
             </w:r>
@@ -3228,7 +3193,7 @@
             <w:r>
               <w:rPr>
                 <w:rFonts w:ascii="Times New Roman" w:hAnsi="Times New Roman"/>
-                <w:sz w:val="18"/>
+                <w:sz w:val="20"/>
               </w:rPr>
               <w:t>(122010)</w:t>
             </w:r>
@@ -3246,7 +3211,7 @@
             <w:r>
               <w:rPr>
                 <w:rFonts w:ascii="Times New Roman" w:hAnsi="Times New Roman"/>
-                <w:sz w:val="18"/>
+                <w:sz w:val="20"/>
               </w:rPr>
               <w:t>4-10</w:t>
             </w:r>
@@ -3264,7 +3229,7 @@
             <w:r>
               <w:rPr>
                 <w:rFonts w:ascii="Times New Roman" w:hAnsi="Times New Roman"/>
-                <w:sz w:val="18"/>
+                <w:sz w:val="20"/>
               </w:rPr>
               <w:t>163</w:t>
             </w:r>
@@ -3282,7 +3247,7 @@
             <w:r>
               <w:rPr>
                 <w:rFonts w:ascii="Times New Roman" w:hAnsi="Times New Roman"/>
-                <w:sz w:val="18"/>
+                <w:sz w:val="20"/>
               </w:rPr>
               <w:t>4.84%</w:t>
             </w:r>
@@ -3300,7 +3265,7 @@
             <w:r>
               <w:rPr>
                 <w:rFonts w:ascii="Times New Roman" w:hAnsi="Times New Roman"/>
-                <w:sz w:val="18"/>
+                <w:sz w:val="20"/>
               </w:rPr>
               <w:t>I</w:t>
             </w:r>
@@ -3318,7 +3283,7 @@
             <w:r>
               <w:rPr>
                 <w:rFonts w:ascii="Times New Roman" w:hAnsi="Times New Roman"/>
-                <w:sz w:val="18"/>
+                <w:sz w:val="20"/>
               </w:rPr>
               <w:t>I: 45, V: 37, II: 24, IV: 18, III: 14</w:t>
             </w:r>
@@ -3338,7 +3303,7 @@
             <w:r>
               <w:rPr>
                 <w:rFonts w:ascii="Times New Roman" w:hAnsi="Times New Roman"/>
-                <w:sz w:val="18"/>
+                <w:sz w:val="20"/>
               </w:rPr>
               <w:t>(001110)</w:t>
             </w:r>
@@ -3356,7 +3321,7 @@
             <w:r>
               <w:rPr>
                 <w:rFonts w:ascii="Times New Roman" w:hAnsi="Times New Roman"/>
-                <w:sz w:val="18"/>
+                <w:sz w:val="20"/>
               </w:rPr>
               <w:t>3-11</w:t>
             </w:r>
@@ -3374,7 +3339,7 @@
             <w:r>
               <w:rPr>
                 <w:rFonts w:ascii="Times New Roman" w:hAnsi="Times New Roman"/>
-                <w:sz w:val="18"/>
+                <w:sz w:val="20"/>
               </w:rPr>
               <w:t>121</w:t>
             </w:r>
@@ -3392,7 +3357,7 @@
             <w:r>
               <w:rPr>
                 <w:rFonts w:ascii="Times New Roman" w:hAnsi="Times New Roman"/>
-                <w:sz w:val="18"/>
+                <w:sz w:val="20"/>
               </w:rPr>
               <w:t>3.59%</w:t>
             </w:r>
@@ -3410,7 +3375,7 @@
             <w:r>
               <w:rPr>
                 <w:rFonts w:ascii="Times New Roman" w:hAnsi="Times New Roman"/>
-                <w:sz w:val="18"/>
+                <w:sz w:val="20"/>
               </w:rPr>
               <w:t>I</w:t>
             </w:r>
@@ -3428,7 +3393,7 @@
             <w:r>
               <w:rPr>
                 <w:rFonts w:ascii="Times New Roman" w:hAnsi="Times New Roman"/>
-                <w:sz w:val="18"/>
+                <w:sz w:val="20"/>
               </w:rPr>
               <w:t>I: 48, II: 23, V: 18, III: 9, VI: 8, IV: 8</w:t>
             </w:r>
@@ -3448,7 +3413,7 @@
             <w:r>
               <w:rPr>
                 <w:rFonts w:ascii="Times New Roman" w:hAnsi="Times New Roman"/>
-                <w:sz w:val="18"/>
+                <w:sz w:val="20"/>
               </w:rPr>
               <w:t>(122230)</w:t>
             </w:r>
@@ -3466,7 +3431,7 @@
             <w:r>
               <w:rPr>
                 <w:rFonts w:ascii="Times New Roman" w:hAnsi="Times New Roman"/>
-                <w:sz w:val="18"/>
+                <w:sz w:val="20"/>
               </w:rPr>
               <w:t>5-27</w:t>
             </w:r>
@@ -3484,7 +3449,7 @@
             <w:r>
               <w:rPr>
                 <w:rFonts w:ascii="Times New Roman" w:hAnsi="Times New Roman"/>
-                <w:sz w:val="18"/>
+                <w:sz w:val="20"/>
               </w:rPr>
               <w:t>116</w:t>
             </w:r>
@@ -3502,7 +3467,7 @@
             <w:r>
               <w:rPr>
                 <w:rFonts w:ascii="Times New Roman" w:hAnsi="Times New Roman"/>
-                <w:sz w:val="18"/>
+                <w:sz w:val="20"/>
               </w:rPr>
               <w:t>3.44%</w:t>
             </w:r>
@@ -3520,7 +3485,7 @@
             <w:r>
               <w:rPr>
                 <w:rFonts w:ascii="Times New Roman" w:hAnsi="Times New Roman"/>
-                <w:sz w:val="18"/>
+                <w:sz w:val="20"/>
               </w:rPr>
               <w:t>I</w:t>
             </w:r>
@@ -3538,7 +3503,7 @@
             <w:r>
               <w:rPr>
                 <w:rFonts w:ascii="Times New Roman" w:hAnsi="Times New Roman"/>
-                <w:sz w:val="18"/>
+                <w:sz w:val="20"/>
               </w:rPr>
               <w:t>I: 38, II: 29, IV: 15, V: 13, bIII: 10</w:t>
             </w:r>
@@ -3558,7 +3523,7 @@
             <w:r>
               <w:rPr>
                 <w:rFonts w:ascii="Times New Roman" w:hAnsi="Times New Roman"/>
-                <w:sz w:val="18"/>
+                <w:sz w:val="20"/>
               </w:rPr>
               <w:t>(021120)</w:t>
             </w:r>
@@ -3576,7 +3541,7 @@
             <w:r>
               <w:rPr>
                 <w:rFonts w:ascii="Times New Roman" w:hAnsi="Times New Roman"/>
-                <w:sz w:val="18"/>
+                <w:sz w:val="20"/>
               </w:rPr>
               <w:t>4-22</w:t>
             </w:r>
@@ -3594,7 +3559,7 @@
             <w:r>
               <w:rPr>
                 <w:rFonts w:ascii="Times New Roman" w:hAnsi="Times New Roman"/>
-                <w:sz w:val="18"/>
+                <w:sz w:val="20"/>
               </w:rPr>
               <w:t>98</w:t>
             </w:r>
@@ -3612,7 +3577,7 @@
             <w:r>
               <w:rPr>
                 <w:rFonts w:ascii="Times New Roman" w:hAnsi="Times New Roman"/>
-                <w:sz w:val="18"/>
+                <w:sz w:val="20"/>
               </w:rPr>
               <w:t>2.91%</w:t>
             </w:r>
@@ -3630,7 +3595,7 @@
             <w:r>
               <w:rPr>
                 <w:rFonts w:ascii="Times New Roman" w:hAnsi="Times New Roman"/>
-                <w:sz w:val="18"/>
+                <w:sz w:val="20"/>
               </w:rPr>
               <w:t>I</w:t>
             </w:r>
@@ -3648,7 +3613,7 @@
             <w:r>
               <w:rPr>
                 <w:rFonts w:ascii="Times New Roman" w:hAnsi="Times New Roman"/>
-                <w:sz w:val="18"/>
+                <w:sz w:val="20"/>
               </w:rPr>
               <w:t>I: 24, IV: 22, V: 19, II: 17, bVII: 6</w:t>
             </w:r>
@@ -3668,7 +3633,7 @@
             <w:r>
               <w:rPr>
                 <w:rFonts w:ascii="Times New Roman" w:hAnsi="Times New Roman"/>
-                <w:sz w:val="18"/>
+                <w:sz w:val="20"/>
               </w:rPr>
               <w:t>(011010)</w:t>
             </w:r>
@@ -3686,7 +3651,7 @@
             <w:r>
               <w:rPr>
                 <w:rFonts w:ascii="Times New Roman" w:hAnsi="Times New Roman"/>
-                <w:sz w:val="18"/>
+                <w:sz w:val="20"/>
               </w:rPr>
               <w:t>3-7</w:t>
             </w:r>
@@ -3704,7 +3669,7 @@
             <w:r>
               <w:rPr>
                 <w:rFonts w:ascii="Times New Roman" w:hAnsi="Times New Roman"/>
-                <w:sz w:val="18"/>
+                <w:sz w:val="20"/>
               </w:rPr>
               <w:t>94</w:t>
             </w:r>
@@ -3722,7 +3687,7 @@
             <w:r>
               <w:rPr>
                 <w:rFonts w:ascii="Times New Roman" w:hAnsi="Times New Roman"/>
-                <w:sz w:val="18"/>
+                <w:sz w:val="20"/>
               </w:rPr>
               <w:t>2.79%</w:t>
             </w:r>
@@ -3740,7 +3705,7 @@
             <w:r>
               <w:rPr>
                 <w:rFonts w:ascii="Times New Roman" w:hAnsi="Times New Roman"/>
-                <w:sz w:val="18"/>
+                <w:sz w:val="20"/>
               </w:rPr>
               <w:t>I</w:t>
             </w:r>
@@ -3758,7 +3723,7 @@
             <w:r>
               <w:rPr>
                 <w:rFonts w:ascii="Times New Roman" w:hAnsi="Times New Roman"/>
-                <w:sz w:val="18"/>
+                <w:sz w:val="20"/>
               </w:rPr>
               <w:t>I: 39, II: 19, IV: 11, V: 11, bVII: 6</w:t>
             </w:r>
@@ -3778,7 +3743,7 @@
             <w:r>
               <w:rPr>
                 <w:rFonts w:ascii="Times New Roman" w:hAnsi="Times New Roman"/>
-                <w:sz w:val="18"/>
+                <w:sz w:val="20"/>
               </w:rPr>
               <w:t>(121110)</w:t>
             </w:r>
@@ -3796,7 +3761,7 @@
             <w:r>
               <w:rPr>
                 <w:rFonts w:ascii="Times New Roman" w:hAnsi="Times New Roman"/>
-                <w:sz w:val="18"/>
+                <w:sz w:val="20"/>
               </w:rPr>
               <w:t>4-11</w:t>
             </w:r>
@@ -3814,7 +3779,7 @@
             <w:r>
               <w:rPr>
                 <w:rFonts w:ascii="Times New Roman" w:hAnsi="Times New Roman"/>
-                <w:sz w:val="18"/>
+                <w:sz w:val="20"/>
               </w:rPr>
               <w:t>92</w:t>
             </w:r>
@@ -3832,7 +3797,7 @@
             <w:r>
               <w:rPr>
                 <w:rFonts w:ascii="Times New Roman" w:hAnsi="Times New Roman"/>
-                <w:sz w:val="18"/>
+                <w:sz w:val="20"/>
               </w:rPr>
               <w:t>2.73%</w:t>
             </w:r>
@@ -3850,7 +3815,7 @@
             <w:r>
               <w:rPr>
                 <w:rFonts w:ascii="Times New Roman" w:hAnsi="Times New Roman"/>
-                <w:sz w:val="18"/>
+                <w:sz w:val="20"/>
               </w:rPr>
               <w:t>I</w:t>
             </w:r>
@@ -3868,7 +3833,7 @@
             <w:r>
               <w:rPr>
                 <w:rFonts w:ascii="Times New Roman" w:hAnsi="Times New Roman"/>
-                <w:sz w:val="18"/>
+                <w:sz w:val="20"/>
               </w:rPr>
               <w:t>I: 24, V: 22, II: 12, IV: 11, bIII: 8</w:t>
             </w:r>
@@ -3888,7 +3853,7 @@
             <w:r>
               <w:rPr>
                 <w:rFonts w:ascii="Times New Roman" w:hAnsi="Times New Roman"/>
-                <w:sz w:val="18"/>
+                <w:sz w:val="20"/>
               </w:rPr>
               <w:t>(111120)</w:t>
             </w:r>
@@ -3906,7 +3871,7 @@
             <w:r>
               <w:rPr>
                 <w:rFonts w:ascii="Times New Roman" w:hAnsi="Times New Roman"/>
-                <w:sz w:val="18"/>
+                <w:sz w:val="20"/>
               </w:rPr>
               <w:t>4-14</w:t>
             </w:r>
@@ -3924,7 +3889,7 @@
             <w:r>
               <w:rPr>
                 <w:rFonts w:ascii="Times New Roman" w:hAnsi="Times New Roman"/>
-                <w:sz w:val="18"/>
+                <w:sz w:val="20"/>
               </w:rPr>
               <w:t>90</w:t>
             </w:r>
@@ -3942,7 +3907,7 @@
             <w:r>
               <w:rPr>
                 <w:rFonts w:ascii="Times New Roman" w:hAnsi="Times New Roman"/>
-                <w:sz w:val="18"/>
+                <w:sz w:val="20"/>
               </w:rPr>
               <w:t>2.67%</w:t>
             </w:r>
@@ -3960,7 +3925,7 @@
             <w:r>
               <w:rPr>
                 <w:rFonts w:ascii="Times New Roman" w:hAnsi="Times New Roman"/>
-                <w:sz w:val="18"/>
+                <w:sz w:val="20"/>
               </w:rPr>
               <w:t>I</w:t>
             </w:r>
@@ -3978,7 +3943,7 @@
             <w:r>
               <w:rPr>
                 <w:rFonts w:ascii="Times New Roman" w:hAnsi="Times New Roman"/>
-                <w:sz w:val="18"/>
+                <w:sz w:val="20"/>
               </w:rPr>
               <w:t>I: 30, II: 18, VI: 13, IV: 9, V: 9</w:t>
             </w:r>
@@ -3998,7 +3963,7 @@
             <w:r>
               <w:rPr>
                 <w:rFonts w:ascii="Times New Roman" w:hAnsi="Times New Roman"/>
-                <w:sz w:val="18"/>
+                <w:sz w:val="20"/>
               </w:rPr>
               <w:t>(012120)</w:t>
             </w:r>
@@ -4016,7 +3981,7 @@
             <w:r>
               <w:rPr>
                 <w:rFonts w:ascii="Times New Roman" w:hAnsi="Times New Roman"/>
-                <w:sz w:val="18"/>
+                <w:sz w:val="20"/>
               </w:rPr>
               <w:t>4-26</w:t>
             </w:r>
@@ -4034,7 +3999,7 @@
             <w:r>
               <w:rPr>
                 <w:rFonts w:ascii="Times New Roman" w:hAnsi="Times New Roman"/>
-                <w:sz w:val="18"/>
+                <w:sz w:val="20"/>
               </w:rPr>
               <w:t>81</w:t>
             </w:r>
@@ -4052,7 +4017,7 @@
             <w:r>
               <w:rPr>
                 <w:rFonts w:ascii="Times New Roman" w:hAnsi="Times New Roman"/>
-                <w:sz w:val="18"/>
+                <w:sz w:val="20"/>
               </w:rPr>
               <w:t>2.40%</w:t>
             </w:r>
@@ -4070,7 +4035,7 @@
             <w:r>
               <w:rPr>
                 <w:rFonts w:ascii="Times New Roman" w:hAnsi="Times New Roman"/>
-                <w:sz w:val="18"/>
+                <w:sz w:val="20"/>
               </w:rPr>
               <w:t>I</w:t>
             </w:r>
@@ -4088,7 +4053,7 @@
             <w:r>
               <w:rPr>
                 <w:rFonts w:ascii="Times New Roman" w:hAnsi="Times New Roman"/>
-                <w:sz w:val="18"/>
+                <w:sz w:val="20"/>
               </w:rPr>
               <w:t>I: 21, II: 18, IV: 13, V: 8, III: 5, bIII: 5</w:t>
             </w:r>
@@ -4108,7 +4073,7 @@
             <w:r>
               <w:rPr>
                 <w:rFonts w:ascii="Times New Roman" w:hAnsi="Times New Roman"/>
-                <w:sz w:val="18"/>
+                <w:sz w:val="20"/>
               </w:rPr>
               <w:t>(132130)</w:t>
             </w:r>
@@ -4126,7 +4091,7 @@
             <w:r>
               <w:rPr>
                 <w:rFonts w:ascii="Times New Roman" w:hAnsi="Times New Roman"/>
-                <w:sz w:val="18"/>
+                <w:sz w:val="20"/>
               </w:rPr>
               <w:t>5-23</w:t>
             </w:r>
@@ -4144,7 +4109,7 @@
             <w:r>
               <w:rPr>
                 <w:rFonts w:ascii="Times New Roman" w:hAnsi="Times New Roman"/>
-                <w:sz w:val="18"/>
+                <w:sz w:val="20"/>
               </w:rPr>
               <w:t>74</w:t>
             </w:r>
@@ -4162,7 +4127,7 @@
             <w:r>
               <w:rPr>
                 <w:rFonts w:ascii="Times New Roman" w:hAnsi="Times New Roman"/>
-                <w:sz w:val="18"/>
+                <w:sz w:val="20"/>
               </w:rPr>
               <w:t>2.20%</w:t>
             </w:r>
@@ -4180,7 +4145,7 @@
             <w:r>
               <w:rPr>
                 <w:rFonts w:ascii="Times New Roman" w:hAnsi="Times New Roman"/>
-                <w:sz w:val="18"/>
+                <w:sz w:val="20"/>
               </w:rPr>
               <w:t>I</w:t>
             </w:r>
@@ -4198,7 +4163,7 @@
             <w:r>
               <w:rPr>
                 <w:rFonts w:ascii="Times New Roman" w:hAnsi="Times New Roman"/>
-                <w:sz w:val="18"/>
+                <w:sz w:val="20"/>
               </w:rPr>
               <w:t>I: 21, IV: 17, II: 14, bIII: 7, V: 5</w:t>
             </w:r>
@@ -4214,7 +4179,7 @@
         <w:rPr>
           <w:rFonts w:ascii="Times New Roman" w:hAnsi="Times New Roman"/>
           <w:i/>
-          <w:sz w:val="18"/>
+          <w:sz w:val="20"/>
         </w:rPr>
         <w:t>Note. Forte classes are given without inversional suffix (A/B). Percentages are of all 3,371 segments. N = 165 unique interval vectors.</w:t>
       </w:r>
@@ -4296,7 +4261,7 @@
               <w:rPr>
                 <w:rFonts w:ascii="Times New Roman" w:hAnsi="Times New Roman"/>
                 <w:b/>
-                <w:sz w:val="18"/>
+                <w:sz w:val="20"/>
               </w:rPr>
               <w:t>Source IV</w:t>
             </w:r>
@@ -4315,7 +4280,7 @@
               <w:rPr>
                 <w:rFonts w:ascii="Times New Roman" w:hAnsi="Times New Roman"/>
                 <w:b/>
-                <w:sz w:val="18"/>
+                <w:sz w:val="20"/>
               </w:rPr>
               <w:t>Function</w:t>
             </w:r>
@@ -4334,7 +4299,7 @@
               <w:rPr>
                 <w:rFonts w:ascii="Times New Roman" w:hAnsi="Times New Roman"/>
                 <w:b/>
-                <w:sz w:val="18"/>
+                <w:sz w:val="20"/>
               </w:rPr>
               <w:t>→</w:t>
             </w:r>
@@ -4353,7 +4318,7 @@
               <w:rPr>
                 <w:rFonts w:ascii="Times New Roman" w:hAnsi="Times New Roman"/>
                 <w:b/>
-                <w:sz w:val="18"/>
+                <w:sz w:val="20"/>
               </w:rPr>
               <w:t>Target IV</w:t>
             </w:r>
@@ -4372,7 +4337,7 @@
               <w:rPr>
                 <w:rFonts w:ascii="Times New Roman" w:hAnsi="Times New Roman"/>
                 <w:b/>
-                <w:sz w:val="18"/>
+                <w:sz w:val="20"/>
               </w:rPr>
               <w:t>Function</w:t>
             </w:r>
@@ -4391,7 +4356,7 @@
               <w:rPr>
                 <w:rFonts w:ascii="Times New Roman" w:hAnsi="Times New Roman"/>
                 <w:b/>
-                <w:sz w:val="18"/>
+                <w:sz w:val="20"/>
               </w:rPr>
               <w:t>Count</w:t>
             </w:r>
@@ -4411,7 +4376,7 @@
             <w:r>
               <w:rPr>
                 <w:rFonts w:ascii="Times New Roman" w:hAnsi="Times New Roman"/>
-                <w:sz w:val="18"/>
+                <w:sz w:val="20"/>
               </w:rPr>
               <w:t>(111000)</w:t>
             </w:r>
@@ -4429,7 +4394,7 @@
             <w:r>
               <w:rPr>
                 <w:rFonts w:ascii="Times New Roman" w:hAnsi="Times New Roman"/>
-                <w:sz w:val="18"/>
+                <w:sz w:val="20"/>
               </w:rPr>
               <w:t>II</w:t>
             </w:r>
@@ -4447,7 +4412,7 @@
             <w:r>
               <w:rPr>
                 <w:rFonts w:ascii="Times New Roman" w:hAnsi="Times New Roman"/>
-                <w:sz w:val="18"/>
+                <w:sz w:val="20"/>
               </w:rPr>
               <w:t>→</w:t>
             </w:r>
@@ -4465,7 +4430,7 @@
             <w:r>
               <w:rPr>
                 <w:rFonts w:ascii="Times New Roman" w:hAnsi="Times New Roman"/>
-                <w:sz w:val="18"/>
+                <w:sz w:val="20"/>
               </w:rPr>
               <w:t>(122010)</w:t>
             </w:r>
@@ -4483,7 +4448,7 @@
             <w:r>
               <w:rPr>
                 <w:rFonts w:ascii="Times New Roman" w:hAnsi="Times New Roman"/>
-                <w:sz w:val="18"/>
+                <w:sz w:val="20"/>
               </w:rPr>
               <w:t>I</w:t>
             </w:r>
@@ -4501,7 +4466,7 @@
             <w:r>
               <w:rPr>
                 <w:rFonts w:ascii="Times New Roman" w:hAnsi="Times New Roman"/>
-                <w:sz w:val="18"/>
+                <w:sz w:val="20"/>
               </w:rPr>
               <w:t>19</w:t>
             </w:r>
@@ -4521,7 +4486,7 @@
             <w:r>
               <w:rPr>
                 <w:rFonts w:ascii="Times New Roman" w:hAnsi="Times New Roman"/>
-                <w:sz w:val="18"/>
+                <w:sz w:val="20"/>
               </w:rPr>
               <w:t>(111000)</w:t>
             </w:r>
@@ -4539,7 +4504,7 @@
             <w:r>
               <w:rPr>
                 <w:rFonts w:ascii="Times New Roman" w:hAnsi="Times New Roman"/>
-                <w:sz w:val="18"/>
+                <w:sz w:val="20"/>
               </w:rPr>
               <w:t>II</w:t>
             </w:r>
@@ -4557,7 +4522,7 @@
             <w:r>
               <w:rPr>
                 <w:rFonts w:ascii="Times New Roman" w:hAnsi="Times New Roman"/>
-                <w:sz w:val="18"/>
+                <w:sz w:val="20"/>
               </w:rPr>
               <w:t>→</w:t>
             </w:r>
@@ -4575,7 +4540,7 @@
             <w:r>
               <w:rPr>
                 <w:rFonts w:ascii="Times New Roman" w:hAnsi="Times New Roman"/>
-                <w:sz w:val="18"/>
+                <w:sz w:val="20"/>
               </w:rPr>
               <w:t>(111000)</w:t>
             </w:r>
@@ -4593,7 +4558,7 @@
             <w:r>
               <w:rPr>
                 <w:rFonts w:ascii="Times New Roman" w:hAnsi="Times New Roman"/>
-                <w:sz w:val="18"/>
+                <w:sz w:val="20"/>
               </w:rPr>
               <w:t>II</w:t>
             </w:r>
@@ -4611,7 +4576,7 @@
             <w:r>
               <w:rPr>
                 <w:rFonts w:ascii="Times New Roman" w:hAnsi="Times New Roman"/>
-                <w:sz w:val="18"/>
+                <w:sz w:val="20"/>
               </w:rPr>
               <w:t>18</w:t>
             </w:r>
@@ -4631,7 +4596,7 @@
             <w:r>
               <w:rPr>
                 <w:rFonts w:ascii="Times New Roman" w:hAnsi="Times New Roman"/>
-                <w:sz w:val="18"/>
+                <w:sz w:val="20"/>
               </w:rPr>
               <w:t>(122010)</w:t>
             </w:r>
@@ -4649,7 +4614,7 @@
             <w:r>
               <w:rPr>
                 <w:rFonts w:ascii="Times New Roman" w:hAnsi="Times New Roman"/>
-                <w:sz w:val="18"/>
+                <w:sz w:val="20"/>
               </w:rPr>
               <w:t>I</w:t>
             </w:r>
@@ -4667,7 +4632,7 @@
             <w:r>
               <w:rPr>
                 <w:rFonts w:ascii="Times New Roman" w:hAnsi="Times New Roman"/>
-                <w:sz w:val="18"/>
+                <w:sz w:val="20"/>
               </w:rPr>
               <w:t>→</w:t>
             </w:r>
@@ -4685,7 +4650,7 @@
             <w:r>
               <w:rPr>
                 <w:rFonts w:ascii="Times New Roman" w:hAnsi="Times New Roman"/>
-                <w:sz w:val="18"/>
+                <w:sz w:val="20"/>
               </w:rPr>
               <w:t>(111000)</w:t>
             </w:r>
@@ -4703,7 +4668,7 @@
             <w:r>
               <w:rPr>
                 <w:rFonts w:ascii="Times New Roman" w:hAnsi="Times New Roman"/>
-                <w:sz w:val="18"/>
+                <w:sz w:val="20"/>
               </w:rPr>
               <w:t>II</w:t>
             </w:r>
@@ -4721,7 +4686,7 @@
             <w:r>
               <w:rPr>
                 <w:rFonts w:ascii="Times New Roman" w:hAnsi="Times New Roman"/>
-                <w:sz w:val="18"/>
+                <w:sz w:val="20"/>
               </w:rPr>
               <w:t>17</w:t>
             </w:r>
@@ -4741,7 +4706,7 @@
             <w:r>
               <w:rPr>
                 <w:rFonts w:ascii="Times New Roman" w:hAnsi="Times New Roman"/>
-                <w:sz w:val="18"/>
+                <w:sz w:val="20"/>
               </w:rPr>
               <w:t>(001110)</w:t>
             </w:r>
@@ -4759,7 +4724,7 @@
             <w:r>
               <w:rPr>
                 <w:rFonts w:ascii="Times New Roman" w:hAnsi="Times New Roman"/>
-                <w:sz w:val="18"/>
+                <w:sz w:val="20"/>
               </w:rPr>
               <w:t>I</w:t>
             </w:r>
@@ -4777,7 +4742,7 @@
             <w:r>
               <w:rPr>
                 <w:rFonts w:ascii="Times New Roman" w:hAnsi="Times New Roman"/>
-                <w:sz w:val="18"/>
+                <w:sz w:val="20"/>
               </w:rPr>
               <w:t>→</w:t>
             </w:r>
@@ -4795,7 +4760,7 @@
             <w:r>
               <w:rPr>
                 <w:rFonts w:ascii="Times New Roman" w:hAnsi="Times New Roman"/>
-                <w:sz w:val="18"/>
+                <w:sz w:val="20"/>
               </w:rPr>
               <w:t>(111111)</w:t>
             </w:r>
@@ -4813,7 +4778,7 @@
             <w:r>
               <w:rPr>
                 <w:rFonts w:ascii="Times New Roman" w:hAnsi="Times New Roman"/>
-                <w:sz w:val="18"/>
+                <w:sz w:val="20"/>
               </w:rPr>
               <w:t>V</w:t>
             </w:r>
@@ -4831,7 +4796,7 @@
             <w:r>
               <w:rPr>
                 <w:rFonts w:ascii="Times New Roman" w:hAnsi="Times New Roman"/>
-                <w:sz w:val="18"/>
+                <w:sz w:val="20"/>
               </w:rPr>
               <w:t>17</w:t>
             </w:r>
@@ -4851,7 +4816,7 @@
             <w:r>
               <w:rPr>
                 <w:rFonts w:ascii="Times New Roman" w:hAnsi="Times New Roman"/>
-                <w:sz w:val="18"/>
+                <w:sz w:val="20"/>
               </w:rPr>
               <w:t>(122010)</w:t>
             </w:r>
@@ -4869,7 +4834,7 @@
             <w:r>
               <w:rPr>
                 <w:rFonts w:ascii="Times New Roman" w:hAnsi="Times New Roman"/>
-                <w:sz w:val="18"/>
+                <w:sz w:val="20"/>
               </w:rPr>
               <w:t>I</w:t>
             </w:r>
@@ -4887,7 +4852,7 @@
             <w:r>
               <w:rPr>
                 <w:rFonts w:ascii="Times New Roman" w:hAnsi="Times New Roman"/>
-                <w:sz w:val="18"/>
+                <w:sz w:val="20"/>
               </w:rPr>
               <w:t>→</w:t>
             </w:r>
@@ -4905,7 +4870,7 @@
             <w:r>
               <w:rPr>
                 <w:rFonts w:ascii="Times New Roman" w:hAnsi="Times New Roman"/>
-                <w:sz w:val="18"/>
+                <w:sz w:val="20"/>
               </w:rPr>
               <w:t>(122010)</w:t>
             </w:r>
@@ -4923,7 +4888,7 @@
             <w:r>
               <w:rPr>
                 <w:rFonts w:ascii="Times New Roman" w:hAnsi="Times New Roman"/>
-                <w:sz w:val="18"/>
+                <w:sz w:val="20"/>
               </w:rPr>
               <w:t>I</w:t>
             </w:r>
@@ -4941,7 +4906,7 @@
             <w:r>
               <w:rPr>
                 <w:rFonts w:ascii="Times New Roman" w:hAnsi="Times New Roman"/>
-                <w:sz w:val="18"/>
+                <w:sz w:val="20"/>
               </w:rPr>
               <w:t>13</w:t>
             </w:r>
@@ -4961,7 +4926,7 @@
             <w:r>
               <w:rPr>
                 <w:rFonts w:ascii="Times New Roman" w:hAnsi="Times New Roman"/>
-                <w:sz w:val="18"/>
+                <w:sz w:val="20"/>
               </w:rPr>
               <w:t>(111000)</w:t>
             </w:r>
@@ -4979,7 +4944,7 @@
             <w:r>
               <w:rPr>
                 <w:rFonts w:ascii="Times New Roman" w:hAnsi="Times New Roman"/>
-                <w:sz w:val="18"/>
+                <w:sz w:val="20"/>
               </w:rPr>
               <w:t>II</w:t>
             </w:r>
@@ -4997,7 +4962,7 @@
             <w:r>
               <w:rPr>
                 <w:rFonts w:ascii="Times New Roman" w:hAnsi="Times New Roman"/>
-                <w:sz w:val="18"/>
+                <w:sz w:val="20"/>
               </w:rPr>
               <w:t>→</w:t>
             </w:r>
@@ -5015,7 +4980,7 @@
             <w:r>
               <w:rPr>
                 <w:rFonts w:ascii="Times New Roman" w:hAnsi="Times New Roman"/>
-                <w:sz w:val="18"/>
+                <w:sz w:val="20"/>
               </w:rPr>
               <w:t>(122230)</w:t>
             </w:r>
@@ -5033,7 +4998,7 @@
             <w:r>
               <w:rPr>
                 <w:rFonts w:ascii="Times New Roman" w:hAnsi="Times New Roman"/>
-                <w:sz w:val="18"/>
+                <w:sz w:val="20"/>
               </w:rPr>
               <w:t>I</w:t>
             </w:r>
@@ -5051,7 +5016,7 @@
             <w:r>
               <w:rPr>
                 <w:rFonts w:ascii="Times New Roman" w:hAnsi="Times New Roman"/>
-                <w:sz w:val="18"/>
+                <w:sz w:val="20"/>
               </w:rPr>
               <w:t>11</w:t>
             </w:r>
@@ -5071,7 +5036,7 @@
             <w:r>
               <w:rPr>
                 <w:rFonts w:ascii="Times New Roman" w:hAnsi="Times New Roman"/>
-                <w:sz w:val="18"/>
+                <w:sz w:val="20"/>
               </w:rPr>
               <w:t>(111120)</w:t>
             </w:r>
@@ -5089,7 +5054,7 @@
             <w:r>
               <w:rPr>
                 <w:rFonts w:ascii="Times New Roman" w:hAnsi="Times New Roman"/>
-                <w:sz w:val="18"/>
+                <w:sz w:val="20"/>
               </w:rPr>
               <w:t>I</w:t>
             </w:r>
@@ -5107,7 +5072,7 @@
             <w:r>
               <w:rPr>
                 <w:rFonts w:ascii="Times New Roman" w:hAnsi="Times New Roman"/>
-                <w:sz w:val="18"/>
+                <w:sz w:val="20"/>
               </w:rPr>
               <w:t>→</w:t>
             </w:r>
@@ -5125,7 +5090,7 @@
             <w:r>
               <w:rPr>
                 <w:rFonts w:ascii="Times New Roman" w:hAnsi="Times New Roman"/>
-                <w:sz w:val="18"/>
+                <w:sz w:val="20"/>
               </w:rPr>
               <w:t>(111000)</w:t>
             </w:r>
@@ -5143,7 +5108,7 @@
             <w:r>
               <w:rPr>
                 <w:rFonts w:ascii="Times New Roman" w:hAnsi="Times New Roman"/>
-                <w:sz w:val="18"/>
+                <w:sz w:val="20"/>
               </w:rPr>
               <w:t>II</w:t>
             </w:r>
@@ -5161,7 +5126,7 @@
             <w:r>
               <w:rPr>
                 <w:rFonts w:ascii="Times New Roman" w:hAnsi="Times New Roman"/>
-                <w:sz w:val="18"/>
+                <w:sz w:val="20"/>
               </w:rPr>
               <w:t>9</w:t>
             </w:r>
@@ -5181,7 +5146,7 @@
             <w:r>
               <w:rPr>
                 <w:rFonts w:ascii="Times New Roman" w:hAnsi="Times New Roman"/>
-                <w:sz w:val="18"/>
+                <w:sz w:val="20"/>
               </w:rPr>
               <w:t>(121110)</w:t>
             </w:r>
@@ -5199,7 +5164,7 @@
             <w:r>
               <w:rPr>
                 <w:rFonts w:ascii="Times New Roman" w:hAnsi="Times New Roman"/>
-                <w:sz w:val="18"/>
+                <w:sz w:val="20"/>
               </w:rPr>
               <w:t>I</w:t>
             </w:r>
@@ -5217,7 +5182,7 @@
             <w:r>
               <w:rPr>
                 <w:rFonts w:ascii="Times New Roman" w:hAnsi="Times New Roman"/>
-                <w:sz w:val="18"/>
+                <w:sz w:val="20"/>
               </w:rPr>
               <w:t>→</w:t>
             </w:r>
@@ -5235,7 +5200,7 @@
             <w:r>
               <w:rPr>
                 <w:rFonts w:ascii="Times New Roman" w:hAnsi="Times New Roman"/>
-                <w:sz w:val="18"/>
+                <w:sz w:val="20"/>
               </w:rPr>
               <w:t>(111000)</w:t>
             </w:r>
@@ -5253,7 +5218,7 @@
             <w:r>
               <w:rPr>
                 <w:rFonts w:ascii="Times New Roman" w:hAnsi="Times New Roman"/>
-                <w:sz w:val="18"/>
+                <w:sz w:val="20"/>
               </w:rPr>
               <w:t>II</w:t>
             </w:r>
@@ -5271,7 +5236,7 @@
             <w:r>
               <w:rPr>
                 <w:rFonts w:ascii="Times New Roman" w:hAnsi="Times New Roman"/>
-                <w:sz w:val="18"/>
+                <w:sz w:val="20"/>
               </w:rPr>
               <w:t>9</w:t>
             </w:r>
@@ -5291,7 +5256,7 @@
             <w:r>
               <w:rPr>
                 <w:rFonts w:ascii="Times New Roman" w:hAnsi="Times New Roman"/>
-                <w:sz w:val="18"/>
+                <w:sz w:val="20"/>
               </w:rPr>
               <w:t>(122230)</w:t>
             </w:r>
@@ -5309,7 +5274,7 @@
             <w:r>
               <w:rPr>
                 <w:rFonts w:ascii="Times New Roman" w:hAnsi="Times New Roman"/>
-                <w:sz w:val="18"/>
+                <w:sz w:val="20"/>
               </w:rPr>
               <w:t>I</w:t>
             </w:r>
@@ -5327,7 +5292,7 @@
             <w:r>
               <w:rPr>
                 <w:rFonts w:ascii="Times New Roman" w:hAnsi="Times New Roman"/>
-                <w:sz w:val="18"/>
+                <w:sz w:val="20"/>
               </w:rPr>
               <w:t>→</w:t>
             </w:r>
@@ -5345,7 +5310,7 @@
             <w:r>
               <w:rPr>
                 <w:rFonts w:ascii="Times New Roman" w:hAnsi="Times New Roman"/>
-                <w:sz w:val="18"/>
+                <w:sz w:val="20"/>
               </w:rPr>
               <w:t>(111000)</w:t>
             </w:r>
@@ -5363,7 +5328,7 @@
             <w:r>
               <w:rPr>
                 <w:rFonts w:ascii="Times New Roman" w:hAnsi="Times New Roman"/>
-                <w:sz w:val="18"/>
+                <w:sz w:val="20"/>
               </w:rPr>
               <w:t>II</w:t>
             </w:r>
@@ -5381,7 +5346,7 @@
             <w:r>
               <w:rPr>
                 <w:rFonts w:ascii="Times New Roman" w:hAnsi="Times New Roman"/>
-                <w:sz w:val="18"/>
+                <w:sz w:val="20"/>
               </w:rPr>
               <w:t>9</w:t>
             </w:r>
@@ -5401,7 +5366,7 @@
             <w:r>
               <w:rPr>
                 <w:rFonts w:ascii="Times New Roman" w:hAnsi="Times New Roman"/>
-                <w:sz w:val="18"/>
+                <w:sz w:val="20"/>
               </w:rPr>
               <w:t>(112101)</w:t>
             </w:r>
@@ -5419,7 +5384,7 @@
             <w:r>
               <w:rPr>
                 <w:rFonts w:ascii="Times New Roman" w:hAnsi="Times New Roman"/>
-                <w:sz w:val="18"/>
+                <w:sz w:val="20"/>
               </w:rPr>
               <w:t>VI</w:t>
             </w:r>
@@ -5437,7 +5402,7 @@
             <w:r>
               <w:rPr>
                 <w:rFonts w:ascii="Times New Roman" w:hAnsi="Times New Roman"/>
-                <w:sz w:val="18"/>
+                <w:sz w:val="20"/>
               </w:rPr>
               <w:t>→</w:t>
             </w:r>
@@ -5455,7 +5420,7 @@
             <w:r>
               <w:rPr>
                 <w:rFonts w:ascii="Times New Roman" w:hAnsi="Times New Roman"/>
-                <w:sz w:val="18"/>
+                <w:sz w:val="20"/>
               </w:rPr>
               <w:t>(101220)</w:t>
             </w:r>
@@ -5473,7 +5438,7 @@
             <w:r>
               <w:rPr>
                 <w:rFonts w:ascii="Times New Roman" w:hAnsi="Times New Roman"/>
-                <w:sz w:val="18"/>
+                <w:sz w:val="20"/>
               </w:rPr>
               <w:t>II</w:t>
             </w:r>
@@ -5491,7 +5456,7 @@
             <w:r>
               <w:rPr>
                 <w:rFonts w:ascii="Times New Roman" w:hAnsi="Times New Roman"/>
-                <w:sz w:val="18"/>
+                <w:sz w:val="20"/>
               </w:rPr>
               <w:t>8</w:t>
             </w:r>
@@ -7049,7 +7014,7 @@
               <w:rPr>
                 <w:rFonts w:ascii="Times New Roman" w:hAnsi="Times New Roman"/>
                 <w:b/>
-                <w:sz w:val="18"/>
+                <w:sz w:val="20"/>
               </w:rPr>
               <w:t>Weighting (ic₁, ic₂, ic₆)</w:t>
             </w:r>
@@ -7068,7 +7033,7 @@
               <w:rPr>
                 <w:rFonts w:ascii="Times New Roman" w:hAnsi="Times New Roman"/>
                 <w:b/>
-                <w:sz w:val="18"/>
+                <w:sz w:val="20"/>
               </w:rPr>
               <w:t>ARI</w:t>
             </w:r>
@@ -7087,7 +7052,7 @@
               <w:rPr>
                 <w:rFonts w:ascii="Times New Roman" w:hAnsi="Times New Roman"/>
                 <w:b/>
-                <w:sz w:val="18"/>
+                <w:sz w:val="20"/>
               </w:rPr>
               <w:t>Tunes assigned alike</w:t>
             </w:r>
@@ -7107,7 +7072,7 @@
             <w:r>
               <w:rPr>
                 <w:rFonts w:ascii="Times New Roman" w:hAnsi="Times New Roman"/>
-                <w:sz w:val="18"/>
+                <w:sz w:val="20"/>
               </w:rPr>
               <w:t>reported: 1.0, 0.5, 0.8</w:t>
             </w:r>
@@ -7125,7 +7090,7 @@
             <w:r>
               <w:rPr>
                 <w:rFonts w:ascii="Times New Roman" w:hAnsi="Times New Roman"/>
-                <w:sz w:val="18"/>
+                <w:sz w:val="20"/>
               </w:rPr>
               <w:t>—</w:t>
             </w:r>
@@ -7143,7 +7108,7 @@
             <w:r>
               <w:rPr>
                 <w:rFonts w:ascii="Times New Roman" w:hAnsi="Times New Roman"/>
-                <w:sz w:val="18"/>
+                <w:sz w:val="20"/>
               </w:rPr>
               <w:t>—</w:t>
             </w:r>
@@ -7163,7 +7128,7 @@
             <w:r>
               <w:rPr>
                 <w:rFonts w:ascii="Times New Roman" w:hAnsi="Times New Roman"/>
-                <w:sz w:val="18"/>
+                <w:sz w:val="20"/>
               </w:rPr>
               <w:t>1.0, 0.5, 0.6</w:t>
             </w:r>
@@ -7181,7 +7146,7 @@
             <w:r>
               <w:rPr>
                 <w:rFonts w:ascii="Times New Roman" w:hAnsi="Times New Roman"/>
-                <w:sz w:val="18"/>
+                <w:sz w:val="20"/>
               </w:rPr>
               <w:t>1.00</w:t>
             </w:r>
@@ -7199,7 +7164,7 @@
             <w:r>
               <w:rPr>
                 <w:rFonts w:ascii="Times New Roman" w:hAnsi="Times New Roman"/>
-                <w:sz w:val="18"/>
+                <w:sz w:val="20"/>
               </w:rPr>
               <w:t>100%</w:t>
             </w:r>
@@ -7219,7 +7184,7 @@
             <w:r>
               <w:rPr>
                 <w:rFonts w:ascii="Times New Roman" w:hAnsi="Times New Roman"/>
-                <w:sz w:val="18"/>
+                <w:sz w:val="20"/>
               </w:rPr>
               <w:t>1.0, 0.5, 1.0</w:t>
             </w:r>
@@ -7237,7 +7202,7 @@
             <w:r>
               <w:rPr>
                 <w:rFonts w:ascii="Times New Roman" w:hAnsi="Times New Roman"/>
-                <w:sz w:val="18"/>
+                <w:sz w:val="20"/>
               </w:rPr>
               <w:t>0.58</w:t>
             </w:r>
@@ -7255,7 +7220,7 @@
             <w:r>
               <w:rPr>
                 <w:rFonts w:ascii="Times New Roman" w:hAnsi="Times New Roman"/>
-                <w:sz w:val="18"/>
+                <w:sz w:val="20"/>
               </w:rPr>
               <w:t>83%</w:t>
             </w:r>
@@ -7275,7 +7240,7 @@
             <w:r>
               <w:rPr>
                 <w:rFonts w:ascii="Times New Roman" w:hAnsi="Times New Roman"/>
-                <w:sz w:val="18"/>
+                <w:sz w:val="20"/>
               </w:rPr>
               <w:t>1.0, 0.25, 0.8</w:t>
             </w:r>
@@ -7293,7 +7258,7 @@
             <w:r>
               <w:rPr>
                 <w:rFonts w:ascii="Times New Roman" w:hAnsi="Times New Roman"/>
-                <w:sz w:val="18"/>
+                <w:sz w:val="20"/>
               </w:rPr>
               <w:t>0.55</w:t>
             </w:r>
@@ -7311,7 +7276,7 @@
             <w:r>
               <w:rPr>
                 <w:rFonts w:ascii="Times New Roman" w:hAnsi="Times New Roman"/>
-                <w:sz w:val="18"/>
+                <w:sz w:val="20"/>
               </w:rPr>
               <w:t>85%</w:t>
             </w:r>
@@ -7331,7 +7296,7 @@
             <w:r>
               <w:rPr>
                 <w:rFonts w:ascii="Times New Roman" w:hAnsi="Times New Roman"/>
-                <w:sz w:val="18"/>
+                <w:sz w:val="20"/>
               </w:rPr>
               <w:t>1.0, 1.0, 1.0</w:t>
             </w:r>
@@ -7349,7 +7314,7 @@
             <w:r>
               <w:rPr>
                 <w:rFonts w:ascii="Times New Roman" w:hAnsi="Times New Roman"/>
-                <w:sz w:val="18"/>
+                <w:sz w:val="20"/>
               </w:rPr>
               <w:t>1.00</w:t>
             </w:r>
@@ -7367,7 +7332,7 @@
             <w:r>
               <w:rPr>
                 <w:rFonts w:ascii="Times New Roman" w:hAnsi="Times New Roman"/>
-                <w:sz w:val="18"/>
+                <w:sz w:val="20"/>
               </w:rPr>
               <w:t>100%</w:t>
             </w:r>
@@ -7387,7 +7352,7 @@
             <w:r>
               <w:rPr>
                 <w:rFonts w:ascii="Times New Roman" w:hAnsi="Times New Roman"/>
-                <w:sz w:val="18"/>
+                <w:sz w:val="20"/>
               </w:rPr>
               <w:t>1.0, 0.5, 0.8 plus ic₄ at 0.2</w:t>
             </w:r>
@@ -7405,7 +7370,7 @@
             <w:r>
               <w:rPr>
                 <w:rFonts w:ascii="Times New Roman" w:hAnsi="Times New Roman"/>
-                <w:sz w:val="18"/>
+                <w:sz w:val="20"/>
               </w:rPr>
               <w:t>1.00</w:t>
             </w:r>
@@ -7423,7 +7388,7 @@
             <w:r>
               <w:rPr>
                 <w:rFonts w:ascii="Times New Roman" w:hAnsi="Times New Roman"/>
-                <w:sz w:val="18"/>
+                <w:sz w:val="20"/>
               </w:rPr>
               <w:t>100%</w:t>
             </w:r>
@@ -7439,7 +7404,7 @@
         <w:rPr>
           <w:rFonts w:ascii="Times New Roman" w:hAnsi="Times New Roman"/>
           <w:i/>
-          <w:sz w:val="18"/>
+          <w:sz w:val="20"/>
         </w:rPr>
         <w:t>Note. Clustering repeated from scratch under each weighting (k = 4, 20 restarts, standardized features). ARI is the adjusted Rand index against the reported solution, where 1.00 denotes identical grouping.</w:t>
       </w:r>
@@ -7756,7 +7721,7 @@
               <w:rPr>
                 <w:rFonts w:ascii="Times New Roman" w:hAnsi="Times New Roman"/>
                 <w:b/>
-                <w:sz w:val="18"/>
+                <w:sz w:val="20"/>
               </w:rPr>
               <w:t>Statistic</w:t>
             </w:r>
@@ -7775,7 +7740,7 @@
               <w:rPr>
                 <w:rFonts w:ascii="Times New Roman" w:hAnsi="Times New Roman"/>
                 <w:b/>
-                <w:sz w:val="18"/>
+                <w:sz w:val="20"/>
               </w:rPr>
               <w:t>Observed</w:t>
             </w:r>
@@ -7794,7 +7759,7 @@
               <w:rPr>
                 <w:rFonts w:ascii="Times New Roman" w:hAnsi="Times New Roman"/>
                 <w:b/>
-                <w:sz w:val="18"/>
+                <w:sz w:val="20"/>
               </w:rPr>
               <w:t>Null mean</w:t>
             </w:r>
@@ -7813,7 +7778,7 @@
               <w:rPr>
                 <w:rFonts w:ascii="Times New Roman" w:hAnsi="Times New Roman"/>
                 <w:b/>
-                <w:sz w:val="18"/>
+                <w:sz w:val="20"/>
               </w:rPr>
               <w:t>Null 95% interval</w:t>
             </w:r>
@@ -7832,7 +7797,7 @@
               <w:rPr>
                 <w:rFonts w:ascii="Times New Roman" w:hAnsi="Times New Roman"/>
                 <w:b/>
-                <w:sz w:val="18"/>
+                <w:sz w:val="20"/>
               </w:rPr>
               <w:t>Verdict</w:t>
             </w:r>
@@ -7852,7 +7817,7 @@
             <w:r>
               <w:rPr>
                 <w:rFonts w:ascii="Times New Roman" w:hAnsi="Times New Roman"/>
-                <w:sz w:val="18"/>
+                <w:sz w:val="20"/>
               </w:rPr>
               <w:t>Mean complexity</w:t>
             </w:r>
@@ -7870,7 +7835,7 @@
             <w:r>
               <w:rPr>
                 <w:rFonts w:ascii="Times New Roman" w:hAnsi="Times New Roman"/>
-                <w:sz w:val="18"/>
+                <w:sz w:val="20"/>
               </w:rPr>
               <w:t>10.15</w:t>
             </w:r>
@@ -7888,7 +7853,7 @@
             <w:r>
               <w:rPr>
                 <w:rFonts w:ascii="Times New Roman" w:hAnsi="Times New Roman"/>
-                <w:sz w:val="18"/>
+                <w:sz w:val="20"/>
               </w:rPr>
               <w:t>9.70</w:t>
             </w:r>
@@ -7906,7 +7871,7 @@
             <w:r>
               <w:rPr>
                 <w:rFonts w:ascii="Times New Roman" w:hAnsi="Times New Roman"/>
-                <w:sz w:val="18"/>
+                <w:sz w:val="20"/>
               </w:rPr>
               <w:t>[9.49, 9.91]</w:t>
             </w:r>
@@ -7924,7 +7889,7 @@
             <w:r>
               <w:rPr>
                 <w:rFonts w:ascii="Times New Roman" w:hAnsi="Times New Roman"/>
-                <w:sz w:val="18"/>
+                <w:sz w:val="20"/>
               </w:rPr>
               <w:t>exceeds null</w:t>
             </w:r>
@@ -7944,7 +7909,7 @@
             <w:r>
               <w:rPr>
                 <w:rFonts w:ascii="Times New Roman" w:hAnsi="Times New Roman"/>
-                <w:sz w:val="18"/>
+                <w:sz w:val="20"/>
               </w:rPr>
               <w:t>Mean dissonance</w:t>
             </w:r>
@@ -7962,7 +7927,7 @@
             <w:r>
               <w:rPr>
                 <w:rFonts w:ascii="Times New Roman" w:hAnsi="Times New Roman"/>
-                <w:sz w:val="18"/>
+                <w:sz w:val="20"/>
               </w:rPr>
               <w:t>3.16</w:t>
             </w:r>
@@ -7980,7 +7945,7 @@
             <w:r>
               <w:rPr>
                 <w:rFonts w:ascii="Times New Roman" w:hAnsi="Times New Roman"/>
-                <w:sz w:val="18"/>
+                <w:sz w:val="20"/>
               </w:rPr>
               <w:t>2.45</w:t>
             </w:r>
@@ -7998,7 +7963,7 @@
             <w:r>
               <w:rPr>
                 <w:rFonts w:ascii="Times New Roman" w:hAnsi="Times New Roman"/>
-                <w:sz w:val="18"/>
+                <w:sz w:val="20"/>
               </w:rPr>
               <w:t>[2.39, 2.51]</w:t>
             </w:r>
@@ -8016,7 +7981,7 @@
             <w:r>
               <w:rPr>
                 <w:rFonts w:ascii="Times New Roman" w:hAnsi="Times New Roman"/>
-                <w:sz w:val="18"/>
+                <w:sz w:val="20"/>
               </w:rPr>
               <w:t>exceeds null</w:t>
             </w:r>
@@ -8036,7 +8001,7 @@
             <w:r>
               <w:rPr>
                 <w:rFonts w:ascii="Times New Roman" w:hAnsi="Times New Roman"/>
-                <w:sz w:val="18"/>
+                <w:sz w:val="20"/>
               </w:rPr>
               <w:t>Mean lag-1 autocorrelation</w:t>
             </w:r>
@@ -8054,7 +8019,7 @@
             <w:r>
               <w:rPr>
                 <w:rFonts w:ascii="Times New Roman" w:hAnsi="Times New Roman"/>
-                <w:sz w:val="18"/>
+                <w:sz w:val="20"/>
               </w:rPr>
               <w:t>+0.152</w:t>
             </w:r>
@@ -8072,7 +8037,7 @@
             <w:r>
               <w:rPr>
                 <w:rFonts w:ascii="Times New Roman" w:hAnsi="Times New Roman"/>
-                <w:sz w:val="18"/>
+                <w:sz w:val="20"/>
               </w:rPr>
               <w:t>−0.031</w:t>
             </w:r>
@@ -8090,7 +8055,7 @@
             <w:r>
               <w:rPr>
                 <w:rFonts w:ascii="Times New Roman" w:hAnsi="Times New Roman"/>
-                <w:sz w:val="18"/>
+                <w:sz w:val="20"/>
               </w:rPr>
               <w:t>[−0.081, +0.024]</w:t>
             </w:r>
@@ -8108,7 +8073,7 @@
             <w:r>
               <w:rPr>
                 <w:rFonts w:ascii="Times New Roman" w:hAnsi="Times New Roman"/>
-                <w:sz w:val="18"/>
+                <w:sz w:val="20"/>
               </w:rPr>
               <w:t>exceeds null</w:t>
             </w:r>
@@ -8128,7 +8093,7 @@
             <w:r>
               <w:rPr>
                 <w:rFonts w:ascii="Times New Roman" w:hAnsi="Times New Roman"/>
-                <w:sz w:val="18"/>
+                <w:sz w:val="20"/>
               </w:rPr>
               <w:t>Mean volatility (CV)</w:t>
             </w:r>
@@ -8146,7 +8111,7 @@
             <w:r>
               <w:rPr>
                 <w:rFonts w:ascii="Times New Roman" w:hAnsi="Times New Roman"/>
-                <w:sz w:val="18"/>
+                <w:sz w:val="20"/>
               </w:rPr>
               <w:t>0.588</w:t>
             </w:r>
@@ -8164,7 +8129,7 @@
             <w:r>
               <w:rPr>
                 <w:rFonts w:ascii="Times New Roman" w:hAnsi="Times New Roman"/>
-                <w:sz w:val="18"/>
+                <w:sz w:val="20"/>
               </w:rPr>
               <w:t>0.511</w:t>
             </w:r>
@@ -8182,7 +8147,7 @@
             <w:r>
               <w:rPr>
                 <w:rFonts w:ascii="Times New Roman" w:hAnsi="Times New Roman"/>
-                <w:sz w:val="18"/>
+                <w:sz w:val="20"/>
               </w:rPr>
               <w:t>[0.496, 0.527]</w:t>
             </w:r>
@@ -8200,7 +8165,7 @@
             <w:r>
               <w:rPr>
                 <w:rFonts w:ascii="Times New Roman" w:hAnsi="Times New Roman"/>
-                <w:sz w:val="18"/>
+                <w:sz w:val="20"/>
               </w:rPr>
               <w:t>exceeds null</w:t>
             </w:r>
@@ -8220,7 +8185,7 @@
             <w:r>
               <w:rPr>
                 <w:rFonts w:ascii="Times New Roman" w:hAnsi="Times New Roman"/>
-                <w:sz w:val="18"/>
+                <w:sz w:val="20"/>
               </w:rPr>
               <w:t>Dissonance→Complexity rate</w:t>
             </w:r>
@@ -8238,7 +8203,7 @@
             <w:r>
               <w:rPr>
                 <w:rFonts w:ascii="Times New Roman" w:hAnsi="Times New Roman"/>
-                <w:sz w:val="18"/>
+                <w:sz w:val="20"/>
               </w:rPr>
               <w:t>17.4%</w:t>
             </w:r>
@@ -8256,7 +8221,7 @@
             <w:r>
               <w:rPr>
                 <w:rFonts w:ascii="Times New Roman" w:hAnsi="Times New Roman"/>
-                <w:sz w:val="18"/>
+                <w:sz w:val="20"/>
               </w:rPr>
               <w:t>4.8%</w:t>
             </w:r>
@@ -8274,7 +8239,7 @@
             <w:r>
               <w:rPr>
                 <w:rFonts w:ascii="Times New Roman" w:hAnsi="Times New Roman"/>
-                <w:sz w:val="18"/>
+                <w:sz w:val="20"/>
               </w:rPr>
               <w:t>[0.0, 13.0]</w:t>
             </w:r>
@@ -8292,7 +8257,7 @@
             <w:r>
               <w:rPr>
                 <w:rFonts w:ascii="Times New Roman" w:hAnsi="Times New Roman"/>
-                <w:sz w:val="18"/>
+                <w:sz w:val="20"/>
               </w:rPr>
               <w:t>exceeds null</w:t>
             </w:r>
@@ -8312,7 +8277,7 @@
             <w:r>
               <w:rPr>
                 <w:rFonts w:ascii="Times New Roman" w:hAnsi="Times New Roman"/>
-                <w:sz w:val="18"/>
+                <w:sz w:val="20"/>
               </w:rPr>
               <w:t>Complexity→Dissonance rate</w:t>
             </w:r>
@@ -8330,7 +8295,7 @@
             <w:r>
               <w:rPr>
                 <w:rFonts w:ascii="Times New Roman" w:hAnsi="Times New Roman"/>
-                <w:sz w:val="18"/>
+                <w:sz w:val="20"/>
               </w:rPr>
               <w:t>8.7%</w:t>
             </w:r>
@@ -8348,7 +8313,7 @@
             <w:r>
               <w:rPr>
                 <w:rFonts w:ascii="Times New Roman" w:hAnsi="Times New Roman"/>
-                <w:sz w:val="18"/>
+                <w:sz w:val="20"/>
               </w:rPr>
               <w:t>4.9%</w:t>
             </w:r>
@@ -8366,7 +8331,7 @@
             <w:r>
               <w:rPr>
                 <w:rFonts w:ascii="Times New Roman" w:hAnsi="Times New Roman"/>
-                <w:sz w:val="18"/>
+                <w:sz w:val="20"/>
               </w:rPr>
               <w:t>[0.0, 12.0]</w:t>
             </w:r>
@@ -8384,7 +8349,7 @@
             <w:r>
               <w:rPr>
                 <w:rFonts w:ascii="Times New Roman" w:hAnsi="Times New Roman"/>
-                <w:sz w:val="18"/>
+                <w:sz w:val="20"/>
               </w:rPr>
               <w:t>within null</w:t>
             </w:r>
@@ -8400,7 +8365,7 @@
         <w:rPr>
           <w:rFonts w:ascii="Times New Roman" w:hAnsi="Times New Roman"/>
           <w:i/>
-          <w:sz w:val="18"/>
+          <w:sz w:val="20"/>
         </w:rPr>
         <w:t>Note. 500 simulated corpora. Each keeps the observed chord sequence, key and phrase boundaries, and replaces Parker's notes with pitch classes drawn from the scale each chord implies.</w:t>
       </w:r>
@@ -8480,7 +8445,7 @@
               <w:rPr>
                 <w:rFonts w:ascii="Times New Roman" w:hAnsi="Times New Roman"/>
                 <w:b/>
-                <w:sz w:val="18"/>
+                <w:sz w:val="20"/>
               </w:rPr>
               <w:t>Dissonance measure</w:t>
             </w:r>
@@ -8499,7 +8464,7 @@
               <w:rPr>
                 <w:rFonts w:ascii="Times New Roman" w:hAnsi="Times New Roman"/>
                 <w:b/>
-                <w:sz w:val="18"/>
+                <w:sz w:val="20"/>
               </w:rPr>
               <w:t>D → C</w:t>
             </w:r>
@@ -8518,7 +8483,7 @@
               <w:rPr>
                 <w:rFonts w:ascii="Times New Roman" w:hAnsi="Times New Roman"/>
                 <w:b/>
-                <w:sz w:val="18"/>
+                <w:sz w:val="20"/>
               </w:rPr>
               <w:t>C → D</w:t>
             </w:r>
@@ -8537,7 +8502,7 @@
               <w:rPr>
                 <w:rFonts w:ascii="Times New Roman" w:hAnsi="Times New Roman"/>
                 <w:b/>
-                <w:sz w:val="18"/>
+                <w:sz w:val="20"/>
               </w:rPr>
               <w:t>Neither</w:t>
             </w:r>
@@ -8556,7 +8521,7 @@
               <w:rPr>
                 <w:rFonts w:ascii="Times New Roman" w:hAnsi="Times New Roman"/>
                 <w:b/>
-                <w:sz w:val="18"/>
+                <w:sz w:val="20"/>
               </w:rPr>
               <w:t>Mean F (D→C / C→D)</w:t>
             </w:r>
@@ -8576,7 +8541,7 @@
             <w:r>
               <w:rPr>
                 <w:rFonts w:ascii="Times New Roman" w:hAnsi="Times New Roman"/>
-                <w:sz w:val="18"/>
+                <w:sz w:val="20"/>
               </w:rPr>
               <w:t>raw (reported above)</w:t>
             </w:r>
@@ -8594,7 +8559,7 @@
             <w:r>
               <w:rPr>
                 <w:rFonts w:ascii="Times New Roman" w:hAnsi="Times New Roman"/>
-                <w:sz w:val="18"/>
+                <w:sz w:val="20"/>
               </w:rPr>
               <w:t>17.4%</w:t>
             </w:r>
@@ -8612,7 +8577,7 @@
             <w:r>
               <w:rPr>
                 <w:rFonts w:ascii="Times New Roman" w:hAnsi="Times New Roman"/>
-                <w:sz w:val="18"/>
+                <w:sz w:val="20"/>
               </w:rPr>
               <w:t>8.7%</w:t>
             </w:r>
@@ -8630,7 +8595,7 @@
             <w:r>
               <w:rPr>
                 <w:rFonts w:ascii="Times New Roman" w:hAnsi="Times New Roman"/>
-                <w:sz w:val="18"/>
+                <w:sz w:val="20"/>
               </w:rPr>
               <w:t>80.4%</w:t>
             </w:r>
@@ -8648,7 +8613,7 @@
             <w:r>
               <w:rPr>
                 <w:rFonts w:ascii="Times New Roman" w:hAnsi="Times New Roman"/>
-                <w:sz w:val="18"/>
+                <w:sz w:val="20"/>
               </w:rPr>
               <w:t>2.12 / 1.36</w:t>
             </w:r>
@@ -8668,7 +8633,7 @@
             <w:r>
               <w:rPr>
                 <w:rFonts w:ascii="Times New Roman" w:hAnsi="Times New Roman"/>
-                <w:sz w:val="18"/>
+                <w:sz w:val="20"/>
               </w:rPr>
               <w:t>density-independent</w:t>
             </w:r>
@@ -8686,7 +8651,7 @@
             <w:r>
               <w:rPr>
                 <w:rFonts w:ascii="Times New Roman" w:hAnsi="Times New Roman"/>
-                <w:sz w:val="18"/>
+                <w:sz w:val="20"/>
               </w:rPr>
               <w:t>10.9%</w:t>
             </w:r>
@@ -8704,7 +8669,7 @@
             <w:r>
               <w:rPr>
                 <w:rFonts w:ascii="Times New Roman" w:hAnsi="Times New Roman"/>
-                <w:sz w:val="18"/>
+                <w:sz w:val="20"/>
               </w:rPr>
               <w:t>4.3%</w:t>
             </w:r>
@@ -8722,7 +8687,7 @@
             <w:r>
               <w:rPr>
                 <w:rFonts w:ascii="Times New Roman" w:hAnsi="Times New Roman"/>
-                <w:sz w:val="18"/>
+                <w:sz w:val="20"/>
               </w:rPr>
               <w:t>84.8%</w:t>
             </w:r>
@@ -8740,7 +8705,7 @@
             <w:r>
               <w:rPr>
                 <w:rFonts w:ascii="Times New Roman" w:hAnsi="Times New Roman"/>
-                <w:sz w:val="18"/>
+                <w:sz w:val="20"/>
               </w:rPr>
               <w:t>1.77 / 0.90</w:t>
             </w:r>
@@ -8756,7 +8721,7 @@
         <w:rPr>
           <w:rFonts w:ascii="Times New Roman" w:hAnsi="Times New Roman"/>
           <w:i/>
-          <w:sz w:val="18"/>
+          <w:sz w:val="20"/>
         </w:rPr>
         <w:t>Note. Lag 1, p &lt; .05, 46 tunes. D → C denotes dissonance Granger-causing subsequent complexity. The density-independent measure is dissonance divided by complexity, which correlates with complexity at r = .03 against r = .94 for the raw measure.</w:t>
       </w:r>
@@ -9196,7 +9161,7 @@
               <w:rPr>
                 <w:rFonts w:ascii="Times New Roman" w:hAnsi="Times New Roman"/>
                 <w:b/>
-                <w:sz w:val="18"/>
+                <w:sz w:val="20"/>
               </w:rPr>
               <w:t>Frequency Quartile</w:t>
             </w:r>
@@ -9215,7 +9180,7 @@
               <w:rPr>
                 <w:rFonts w:ascii="Times New Roman" w:hAnsi="Times New Roman"/>
                 <w:b/>
-                <w:sz w:val="18"/>
+                <w:sz w:val="20"/>
               </w:rPr>
               <w:t>Mean Triads</w:t>
             </w:r>
@@ -9234,7 +9199,7 @@
               <w:rPr>
                 <w:rFonts w:ascii="Times New Roman" w:hAnsi="Times New Roman"/>
                 <w:b/>
-                <w:sz w:val="18"/>
+                <w:sz w:val="20"/>
               </w:rPr>
               <w:t>SD</w:t>
             </w:r>
@@ -9253,7 +9218,7 @@
               <w:rPr>
                 <w:rFonts w:ascii="Times New Roman" w:hAnsi="Times New Roman"/>
                 <w:b/>
-                <w:sz w:val="18"/>
+                <w:sz w:val="20"/>
               </w:rPr>
               <w:t>N</w:t>
             </w:r>
@@ -9273,7 +9238,7 @@
             <w:r>
               <w:rPr>
                 <w:rFonts w:ascii="Times New Roman" w:hAnsi="Times New Roman"/>
-                <w:sz w:val="18"/>
+                <w:sz w:val="20"/>
               </w:rPr>
               <w:t>Q1 (Rare)</w:t>
             </w:r>
@@ -9291,7 +9256,7 @@
             <w:r>
               <w:rPr>
                 <w:rFonts w:ascii="Times New Roman" w:hAnsi="Times New Roman"/>
-                <w:sz w:val="18"/>
+                <w:sz w:val="20"/>
               </w:rPr>
               <w:t>3.74</w:t>
             </w:r>
@@ -9309,7 +9274,7 @@
             <w:r>
               <w:rPr>
                 <w:rFonts w:ascii="Times New Roman" w:hAnsi="Times New Roman"/>
-                <w:sz w:val="18"/>
+                <w:sz w:val="20"/>
               </w:rPr>
               <w:t>2.94</w:t>
             </w:r>
@@ -9327,7 +9292,7 @@
             <w:r>
               <w:rPr>
                 <w:rFonts w:ascii="Times New Roman" w:hAnsi="Times New Roman"/>
-                <w:sz w:val="18"/>
+                <w:sz w:val="20"/>
               </w:rPr>
               <w:t>45</w:t>
             </w:r>
@@ -9347,7 +9312,7 @@
             <w:r>
               <w:rPr>
                 <w:rFonts w:ascii="Times New Roman" w:hAnsi="Times New Roman"/>
-                <w:sz w:val="18"/>
+                <w:sz w:val="20"/>
               </w:rPr>
               <w:t>Q2</w:t>
             </w:r>
@@ -9365,7 +9330,7 @@
             <w:r>
               <w:rPr>
                 <w:rFonts w:ascii="Times New Roman" w:hAnsi="Times New Roman"/>
-                <w:sz w:val="18"/>
+                <w:sz w:val="20"/>
               </w:rPr>
               <w:t>2.53</w:t>
             </w:r>
@@ -9383,7 +9348,7 @@
             <w:r>
               <w:rPr>
                 <w:rFonts w:ascii="Times New Roman" w:hAnsi="Times New Roman"/>
-                <w:sz w:val="18"/>
+                <w:sz w:val="20"/>
               </w:rPr>
               <w:t>2.26</w:t>
             </w:r>
@@ -9401,7 +9366,7 @@
             <w:r>
               <w:rPr>
                 <w:rFonts w:ascii="Times New Roman" w:hAnsi="Times New Roman"/>
-                <w:sz w:val="18"/>
+                <w:sz w:val="20"/>
               </w:rPr>
               <w:t>38</w:t>
             </w:r>
@@ -9421,7 +9386,7 @@
             <w:r>
               <w:rPr>
                 <w:rFonts w:ascii="Times New Roman" w:hAnsi="Times New Roman"/>
-                <w:sz w:val="18"/>
+                <w:sz w:val="20"/>
               </w:rPr>
               <w:t>Q3</w:t>
             </w:r>
@@ -9439,7 +9404,7 @@
             <w:r>
               <w:rPr>
                 <w:rFonts w:ascii="Times New Roman" w:hAnsi="Times New Roman"/>
-                <w:sz w:val="18"/>
+                <w:sz w:val="20"/>
               </w:rPr>
               <w:t>1.98</w:t>
             </w:r>
@@ -9457,7 +9422,7 @@
             <w:r>
               <w:rPr>
                 <w:rFonts w:ascii="Times New Roman" w:hAnsi="Times New Roman"/>
-                <w:sz w:val="18"/>
+                <w:sz w:val="20"/>
               </w:rPr>
               <w:t>1.91</w:t>
             </w:r>
@@ -9475,7 +9440,7 @@
             <w:r>
               <w:rPr>
                 <w:rFonts w:ascii="Times New Roman" w:hAnsi="Times New Roman"/>
-                <w:sz w:val="18"/>
+                <w:sz w:val="20"/>
               </w:rPr>
               <w:t>41</w:t>
             </w:r>
@@ -9495,7 +9460,7 @@
             <w:r>
               <w:rPr>
                 <w:rFonts w:ascii="Times New Roman" w:hAnsi="Times New Roman"/>
-                <w:sz w:val="18"/>
+                <w:sz w:val="20"/>
               </w:rPr>
               <w:t>Q4 (Most Common)</w:t>
             </w:r>
@@ -9513,7 +9478,7 @@
             <w:r>
               <w:rPr>
                 <w:rFonts w:ascii="Times New Roman" w:hAnsi="Times New Roman"/>
-                <w:sz w:val="18"/>
+                <w:sz w:val="20"/>
               </w:rPr>
               <w:t>0.94</w:t>
             </w:r>
@@ -9531,7 +9496,7 @@
             <w:r>
               <w:rPr>
                 <w:rFonts w:ascii="Times New Roman" w:hAnsi="Times New Roman"/>
-                <w:sz w:val="18"/>
+                <w:sz w:val="20"/>
               </w:rPr>
               <w:t>1.23</w:t>
             </w:r>
@@ -9549,7 +9514,7 @@
             <w:r>
               <w:rPr>
                 <w:rFonts w:ascii="Times New Roman" w:hAnsi="Times New Roman"/>
-                <w:sz w:val="18"/>
+                <w:sz w:val="20"/>
               </w:rPr>
               <w:t>41</w:t>
             </w:r>
@@ -9565,7 +9530,7 @@
         <w:rPr>
           <w:rFonts w:ascii="Times New Roman" w:hAnsi="Times New Roman"/>
           <w:i/>
-          <w:sz w:val="18"/>
+          <w:sz w:val="20"/>
         </w:rPr>
         <w:t>One-way ANOVA: F(3, 161) = 12.13, p &lt; .001</w:t>
       </w:r>
@@ -9583,7 +9548,7 @@
       <w:r>
         <w:drawing>
           <wp:inline xmlns:a="http://schemas.openxmlformats.org/drawingml/2006/main" xmlns:pic="http://schemas.openxmlformats.org/drawingml/2006/picture">
-            <wp:extent cx="5029200" cy="3709811"/>
+            <wp:extent cx="5029200" cy="3185750"/>
             <wp:docPr id="10" name="Picture 10"/>
             <wp:cNvGraphicFramePr>
               <a:graphicFrameLocks noChangeAspect="1"/>
@@ -9592,7 +9557,7 @@
               <a:graphicData uri="http://schemas.openxmlformats.org/drawingml/2006/picture">
                 <pic:pic>
                   <pic:nvPicPr>
-                    <pic:cNvPr id="0" name="fig_14.png"/>
+                    <pic:cNvPr id="0" name="robustness_frequency_scatter.png"/>
                     <pic:cNvPicPr/>
                   </pic:nvPicPr>
                   <pic:blipFill>
@@ -9604,7 +9569,7 @@
                   <pic:spPr>
                     <a:xfrm>
                       <a:off x="0" y="0"/>
-                      <a:ext cx="5029200" cy="3709811"/>
+                      <a:ext cx="5029200" cy="3185750"/>
                     </a:xfrm>
                     <a:prstGeom prst="rect"/>
                   </pic:spPr>
@@ -12195,7 +12160,7 @@
       <w:r>
         <w:drawing>
           <wp:inline xmlns:a="http://schemas.openxmlformats.org/drawingml/2006/main" xmlns:pic="http://schemas.openxmlformats.org/drawingml/2006/picture">
-            <wp:extent cx="5029200" cy="12060977"/>
+            <wp:extent cx="5029200" cy="12212409"/>
             <wp:docPr id="11" name="Picture 11"/>
             <wp:cNvGraphicFramePr>
               <a:graphicFrameLocks noChangeAspect="1"/>
@@ -12204,7 +12169,7 @@
               <a:graphicData uri="http://schemas.openxmlformats.org/drawingml/2006/picture">
                 <pic:pic>
                   <pic:nvPicPr>
-                    <pic:cNvPr id="0" name="pipeline2.png"/>
+                    <pic:cNvPr id="0" name="pipeline2_hi.png"/>
                     <pic:cNvPicPr/>
                   </pic:nvPicPr>
                   <pic:blipFill>
@@ -12216,7 +12181,7 @@
                   <pic:spPr>
                     <a:xfrm>
                       <a:off x="0" y="0"/>
-                      <a:ext cx="5029200" cy="12060977"/>
+                      <a:ext cx="5029200" cy="12212409"/>
                     </a:xfrm>
                     <a:prstGeom prst="rect"/>
                   </pic:spPr>

--- a/EMR/Bird_Over_Time_EMR.docx
+++ b/EMR/Bird_Over_Time_EMR.docx
@@ -9749,7 +9749,7 @@
           <w:rFonts w:ascii="Times New Roman" w:hAnsi="Times New Roman"/>
           <w:sz w:val="20"/>
         </w:rPr>
-        <w:t>Love (2012) identified recurring phrasing and melodic schemata in Parker's blues and argued that they are pre-learned solutions deployed in performance. His schemata operate at roughly the scale our phrase groups occupy, and his account predicts what we observe: if a performer assembles a chorus from pre-learned units, phrase-to-phrase dependencies should be weak, because each unit answers to the plan rather than to its predecessor. Our 80.4% figure is consistent with that prediction, though it does not establish the mechanism. Love's later ecological account (2017) frames improvisation as the continuous perception of affordances rather than the execution of stored plans, which makes the opposite prediction for the minority of tunes where we do find phrase-level dependence. The present data do not adjudicate between these positions; they do suggest that the two may describe different performances rather than competing descriptions of all of them.</w:t>
+        <w:t>Love (2012) identified recurring phrasing and melodic schemata in Parker's blues and argued that they are pre-learned solutions deployed in performance. His schemata operate at roughly the scale our phrase groups occupy, and his account predicts what we observe: if a performer assembles a chorus from pre-learned units, phrase-to-phrase dependencies should be weak, because each unit answers to the plan rather than to its predecessor. Our 80.4% figure is consistent with that prediction, though it does not establish the mechanism. Love (2017) later gave an ecological account, framing improvisation as the continuous perception of affordances rather than the execution of stored plans, which makes the opposite prediction for the minority of tunes where we do find phrase-level dependence. The present data do not adjudicate between these positions; they do suggest that the two may describe different performances rather than competing descriptions of all of them.</w:t>
       </w:r>
     </w:p>
     <w:p>

--- a/EMR/Bird_Over_Time_EMR.docx
+++ b/EMR/Bird_Over_Time_EMR.docx
@@ -1234,7 +1234,7 @@
           <w:rFonts w:ascii="Times New Roman" w:hAnsi="Times New Roman"/>
           <w:sz w:val="20"/>
         </w:rPr>
-        <w:t>The sum of the six entries. For the example above it is 0 + 1 + 2 + 1 + 1 + 1 = 6. Complexity rises with the number of distinct notes played over a chord, since more notes generate more pairs: three notes always give 3, four notes 6, five notes 10. The relation is exact rather than approximate — complexity equals n(n−1)/2 for n distinct pitch classes in every one of the 3,371 segments — so complexity is a re-expression of how many distinct pitch classes a segment contains, and carries no information about which ones. It is therefore a measure of how much distinct pitch material the line uses over one chord, and not a measure of how unusual that material is. A chromatic run would score highly on this measure while being, by other measures such as interval entropy, extremely predictable. We return to this point in the Limitations.</w:t>
+        <w:t>The sum of the six entries. For the example above it is 0 + 1 + 2 + 1 + 1 + 1 = 6. Complexity rises with the number of distinct notes played over a chord, since more notes generate more pairs: three notes always give 3, four notes 6, five notes 10. The relation is exact rather than approximate: complexity equals n(n−1)/2 for n distinct pitch classes in every one of the 3,371 segments, so complexity is a re-expression of how many distinct pitch classes a segment contains, and carries no information about which ones. It is therefore a measure of how much distinct pitch material the line uses over one chord, and not a measure of how unusual that material is. A chromatic run would score highly on this measure while being, by other measures such as interval entropy, extremely predictable. We return to this point in the Limitations.</w:t>
       </w:r>
     </w:p>
     <w:p>
@@ -2504,7 +2504,7 @@
           <w:rFonts w:ascii="Times New Roman" w:hAnsi="Times New Roman"/>
           <w:sz w:val="20"/>
         </w:rPr>
-        <w:t>The weights (1.0, 0.5, 0.8) are defensible but not forced. We recomputed dissonance under four alternatives — ic₆ at 0.6, ic₆ at 1.0, ic₂ at 0.25, and all three weights equal — and under a fifth scheme adding a small penalty on ic₄, then repeated the clustering from scratch in each case and compared the resulting strategy assignments to the published one.</w:t>
+        <w:t>The weights (1.0, 0.5, 0.8) are defensible but not forced. We recomputed dissonance under four alternatives (ic₆ at 0.6, ic₆ at 1.0, ic₂ at 0.25, and all three weights equal), and under a fifth scheme adding a small penalty on ic₄, then repeated the clustering from scratch in each case and compared the resulting strategy assignments to the published one.</w:t>
       </w:r>
     </w:p>
     <w:p>
@@ -7092,7 +7092,7 @@
                 <w:rFonts w:ascii="Times New Roman" w:hAnsi="Times New Roman"/>
                 <w:sz w:val="20"/>
               </w:rPr>
-              <w:t>—</w:t>
+              <w:t>n/a</w:t>
             </w:r>
           </w:p>
         </w:tc>
@@ -7110,7 +7110,7 @@
                 <w:rFonts w:ascii="Times New Roman" w:hAnsi="Times New Roman"/>
                 <w:sz w:val="20"/>
               </w:rPr>
-              <w:t>—</w:t>
+              <w:t>n/a</w:t>
             </w:r>
           </w:p>
         </w:tc>
@@ -10011,7 +10011,7 @@
           <w:rFonts w:ascii="Times New Roman" w:hAnsi="Times New Roman"/>
           <w:sz w:val="20"/>
         </w:rPr>
-        <w:t xml:space="preserve">Among the minority of tunes showing phrase-level Granger causation (19.6%), patterns are consistent with—though do not definitively prove—reactive navigation. When </w:t>
+        <w:t xml:space="preserve">Among the minority of tunes showing phrase-level Granger causation (19.6%), patterns are consistent with, though do not definitively prove, reactive navigation. When </w:t>
       </w:r>
       <w:r>
         <w:rPr>
@@ -10209,7 +10209,7 @@
           <w:rFonts w:ascii="Times New Roman" w:hAnsi="Times New Roman"/>
           <w:sz w:val="20"/>
         </w:rPr>
-        <w:t>The strategy-specific patterns – "Exploratory" showing near-zero effects (3.6%), "Balanced" showing moderate effects (11.0%), "Contrasting" emphasizing phrase-length (23.1%) — demonstrate that organizational modes correlate with broader improvisational strategies identifiable through autocorrelation and volatility analysis. The minority status of phrase-level Granger causation overall (19.6%) suggests that chorus-level architectural planning predominates over moment-to-moment reactive navigation in Parker's mature improvisational practice. Mastery emerges not from consistent application of a single organizational principle but from flexible deployment of multiple temporal logics appropriate to compositional context and improvisational intent.</w:t>
+        <w:t>The strategy-specific patterns – "Exploratory" showing near-zero effects (3.6%), "Balanced" showing moderate effects (11.0%), "Contrasting" emphasizing phrase-length (23.1%), demonstrate that organizational modes correlate with broader improvisational strategies identifiable through autocorrelation and volatility analysis. The minority status of phrase-level Granger causation overall (19.6%) suggests that chorus-level architectural planning predominates over moment-to-moment reactive navigation in Parker's mature improvisational practice. Mastery emerges not from consistent application of a single organizational principle but from flexible deployment of multiple temporal logics appropriate to compositional context and improvisational intent.</w:t>
       </w:r>
     </w:p>
     <w:p>

--- a/EMR/Bird_Over_Time_EMR.docx
+++ b/EMR/Bird_Over_Time_EMR.docx
@@ -100,7 +100,7 @@
     <w:p>
       <w:pPr>
         <w:spacing w:before="0" w:after="0"/>
-        <w:ind w:left="2551" w:right="2551"/>
+        <w:ind w:left="720" w:right="900"/>
         <w:jc w:val="both"/>
       </w:pPr>
       <w:r>
@@ -158,7 +158,7 @@
     <w:p>
       <w:pPr>
         <w:spacing w:before="0" w:after="0"/>
-        <w:ind w:left="2551" w:right="2551"/>
+        <w:ind w:left="720" w:right="900"/>
         <w:jc w:val="both"/>
       </w:pPr>
       <w:r>

--- a/EMR/Bird_Over_Time_EMR.docx
+++ b/EMR/Bird_Over_Time_EMR.docx
@@ -289,7 +289,7 @@
           <w:rFonts w:ascii="Times New Roman" w:hAnsi="Times New Roman"/>
           <w:sz w:val="20"/>
         </w:rPr>
-        <w:t xml:space="preserve"> pitch content of a jazz solo changes over the course of a performance in ways that remain incompletely understood despite extensive theoretical and pedagogical attention. Charlie Parker (1920–1955), the alto saxophonist whose playing did more than any other to establish the bebop idiom of the 1940s, offers an unusually well-documented case. His recorded solos have been transcribed, catalogued, and analyzed more thoroughly than those of almost any other improviser, and they remain a reference point in jazz pedagogy. Yet the great majority of that analytical attention has addressed </w:t>
+        <w:t xml:space="preserve"> the pitch content of a jazz solo changes over the course of a performance remains incompletely understood despite extensive theoretical and pedagogical attention. Charlie Parker (1920–1955), the alto saxophonist whose playing did more than any other to establish the bebop idiom of the 1940s, offers an unusually well-documented case. His recorded solos have been transcribed, catalogued, and analyzed more thoroughly than those of almost any other improviser, and they remain a reference point in jazz pedagogy. Yet the great majority of that analytical attention has addressed </w:t>
       </w:r>
       <w:r>
         <w:rPr>
@@ -565,7 +565,7 @@
           <w:i/>
           <w:sz w:val="20"/>
         </w:rPr>
-        <w:t>gravity</w:t>
+        <w:t>Gravity</w:t>
       </w:r>
       <w:r>
         <w:rPr>
@@ -580,7 +580,7 @@
           <w:i/>
           <w:sz w:val="20"/>
         </w:rPr>
-        <w:t>robustness</w:t>
+        <w:t>Robustness</w:t>
       </w:r>
       <w:r>
         <w:rPr>
@@ -1632,7 +1632,7 @@
           <w:rFonts w:ascii="Times New Roman" w:hAnsi="Times New Roman"/>
           <w:sz w:val="20"/>
         </w:rPr>
-        <w:t>Rests meeting a minimum threshold of 0.5 quarter notes (eighth note or longer) were designated as phrase boundaries. This threshold was selected based on Parker's articulation style: bebop phrasing employs frequent short rests as phrase punctuation rather than breath necessity. Pilot testing with alternative thresholds (0.25, 0.5, and 1.0 quarter notes) revealed that 0.25 captured excessive micro-articulations within continuous melodic lines, while 1.0 missed legitimate phrase boundaries in faster tempos. The 0.5 quarter note threshold balanced sensitivity (capturing meaningful phrase articulation) with specificity (avoiding within-phrase micro-pauses). This threshold yielded 1,507 phrases across 46 tunes (mean = 32.8 phrases per tune), consistent with typical bebop phrase density where solo choruses contain 8-12 phrases per 32-bar form.</w:t>
+        <w:t>Rests meeting a minimum threshold of 0.5 quarter notes (eighth note or longer) were designated as phrase boundaries. This threshold was selected based on Parker's articulation style: bebop phrasing employs frequent short rests as phrase punctuation rather than breath necessity. Pilot testing with alternative thresholds (0.25, 0.5, and 1.0 quarter notes) revealed that 0.25 captured excessive micro-articulations within continuous melodic lines, while 1.0 missed legitimate phrase boundaries in faster tempos. The 0.5 quarter note threshold balanced sensitivity (capturing meaningful phrase articulation) with specificity (avoiding within-phrase micro-pauses). This threshold yielded 1,507 phrases across 46 tunes (mean = 32.8 phrases per tune), consistent with typical bebop phrase density where solo choruses contain 8–12 phrases per 32-bar form.</w:t>
       </w:r>
     </w:p>
     <w:p>
@@ -1646,7 +1646,7 @@
           <w:rFonts w:ascii="Times New Roman" w:hAnsi="Times New Roman"/>
           <w:sz w:val="20"/>
         </w:rPr>
-        <w:t>Two kinds of failure are possible, and both occur. A phrase can run on: the longest in the corpus spans twelve segments across measures 42–48 of "Kim (No. 1)", some seven bars with no notated rest of an eighth note or longer, which on any reading contains more than one gesture. Four further phrases span ten segments ("Celebrity" twice, "Kim (No. 2)", and "Thriving on a Riff"). Conversely a boundary can be spurious, because the threshold sits at the shortest rest we accept: 36.4% of all 1,507 boundaries are generated by a rest of exactly 0.5 quarter notes, so raising the threshold to a single quarter note would dissolve more than a third of the phrases in the corpus. Detection is therefore most reliable in the middle of its range and least reliable at the extremes, and the rolling-window analyses, which average over five consecutive phrases, are correspondingly less exposed to this than the phrase-level tests.</w:t>
+        <w:t>Two kinds of failure are possible, and both occur. A phrase can run on: the longest in the corpus spans twelve segments across measures 42–48 of "Kim (No. 1)", some seven bars with no notated rest of an eighth note or longer, which on any reading contains more than one gesture. Four further phrases span ten segments ("Celebrity" twice, "Kim (No. 2)", and "Thriving on a Riff"). Conversely, a boundary can be spurious, because the threshold sits at the shortest rest we accept: 36.4% of all 1,507 boundaries are generated by a rest of exactly 0.5 quarter notes, so raising the threshold to a single quarter note would dissolve more than a third of the phrases in the corpus. Detection is therefore most reliable in the middle of its range and least reliable at the extremes, and the rolling-window analyses, which average over five consecutive phrases, are correspondingly less exposed to this than the phrase-level tests.</w:t>
       </w:r>
     </w:p>
     <w:p>
@@ -2365,7 +2365,7 @@
           <w:rFonts w:ascii="Times New Roman" w:hAnsi="Times New Roman"/>
           <w:sz w:val="20"/>
         </w:rPr>
-        <w:t>Tests were conducted at lags 1, 2, and 3. Lag-1 captures immediate causal effects (phrase t predicts phrase t + 1), while lags 2–3 capture delayed effects. F-statistics quantify causal strength: higher values indicate stronger predictive relationships.</w:t>
+        <w:t>Tests were conducted at lags 1, 2, and 3. Lag-1 captures immediate effects (phrase t predicts phrase t + 1), while lags 2–3 capture delayed effects. F-statistics quantify predictive strength: higher values indicate stronger relationships.</w:t>
       </w:r>
     </w:p>
     <w:p>
@@ -2379,7 +2379,7 @@
           <w:rFonts w:ascii="Times New Roman" w:hAnsi="Times New Roman"/>
           <w:sz w:val="20"/>
         </w:rPr>
-        <w:t>Results are reported as: (1) percentage of tunes showing significant Granger causation per test, (2) mean F-statistic across corpus, and (3) strategy-specific patterns revealing strategy-dependent causal structures.</w:t>
+        <w:t>Results are reported as: (1) percentage of tunes showing significant Granger causation per test, (2) mean F-statistic across corpus, and (3) strategy-specific patterns of Granger causation.</w:t>
       </w:r>
     </w:p>
     <w:p>
@@ -5545,7 +5545,7 @@
           <w:rFonts w:ascii="Times New Roman" w:hAnsi="Times New Roman"/>
           <w:sz w:val="20"/>
         </w:rPr>
-        <w:t>• Tunes with most complexity:</w:t>
+        <w:t>• Tunes with the most complexity:</w:t>
       </w:r>
     </w:p>
     <w:p>
@@ -5601,7 +5601,7 @@
           <w:rFonts w:ascii="Times New Roman" w:hAnsi="Times New Roman"/>
           <w:sz w:val="20"/>
         </w:rPr>
-        <w:t>• Tunes with least complexity:</w:t>
+        <w:t>• Tunes with the least complexity:</w:t>
       </w:r>
     </w:p>
     <w:p>
@@ -5672,7 +5672,7 @@
           <w:rFonts w:ascii="Times New Roman" w:hAnsi="Times New Roman"/>
           <w:sz w:val="20"/>
         </w:rPr>
-        <w:t xml:space="preserve"> = 0.68): complex tunes tend to show more variation in complexity across their temporal evolution. However, this relationship is not deterministic: some tunes break this pattern, as discussed below.</w:t>
+        <w:t xml:space="preserve"> = .68): complex tunes tend to show more variation in complexity across their temporal evolution. However, this relationship is not deterministic: some tunes break this pattern, as discussed below.</w:t>
       </w:r>
     </w:p>
     <w:p>
@@ -5731,7 +5731,7 @@
           <w:rFonts w:ascii="Times New Roman" w:hAnsi="Times New Roman"/>
           <w:sz w:val="20"/>
         </w:rPr>
-        <w:t xml:space="preserve"> (iv_distance) shows moderate harmonic change is most common, with occasional shifts. The mean of 4 indicates that typical chord-to-chord motion involves changing approximately 4 units across the six-dimensional interval vector space, neither static repetition nor extreme transformation.</w:t>
+        <w:t xml:space="preserve"> (iv_distance) shows moderate harmonic change is most common, with occasional shifts. The mean of 3.81 indicates that typical chord-to-chord motion involves changing roughly four units across the six-dimensional interval vector space, neither static repetition nor extreme transformation.</w:t>
       </w:r>
     </w:p>
     <w:p>
@@ -5837,7 +5837,7 @@
           <w:rFonts w:ascii="Times New Roman" w:hAnsi="Times New Roman"/>
           <w:sz w:val="20"/>
         </w:rPr>
-        <w:t>Cross-chorus analysis revealed the following patterns:</w:t>
+        <w:t>Chorus-level analysis revealed the following patterns:</w:t>
       </w:r>
     </w:p>
     <w:p>
@@ -5893,7 +5893,7 @@
           <w:rFonts w:ascii="Times New Roman" w:hAnsi="Times New Roman"/>
           <w:sz w:val="20"/>
         </w:rPr>
-        <w:t>Composed melodies (heads) are often less complex than improvisation choruses. Parker's first improvised chorus (Chorus 2) already exhibits peak complexity, showing no gradual build within improvisation. Most of the interval vectors that appear anywhere in a performance have already appeared in its head; the solo choruses add few new ones and instead recombine what is already present.</w:t>
+        <w:t>Composed melodies (heads) are often less complex than improvised choruses. Parker's first improvised chorus (Chorus 2) already exhibits peak complexity, showing no gradual build within improvisation. Most of the interval vectors that appear anywhere in a performance have already appeared in its head; the solo choruses add few new ones and instead recombine what is already present.</w:t>
       </w:r>
     </w:p>
     <w:p>
@@ -5936,7 +5936,7 @@
           <w:rFonts w:ascii="Times New Roman" w:hAnsi="Times New Roman"/>
           <w:sz w:val="20"/>
         </w:rPr>
-        <w:t>Two caveats qualify this. The contrafact relationship does not by itself explain the gap: borrowing a progression from a standard says nothing about how dense the melody written over it will be, and the explanation we offer is the melodic one above rather than the harmonic one. The head/solo distinction is also less clean than chorus numbering implies. Some of Parker's compositions carry improvised B-sections, so that part of what we count as a head is itself improvised; and some recordings have no pre-composed head at all, Yamaguchi (2012) arguing that pieces such as "Bird of Paradise" were improvised over a borrowed progression and copyrighted as compositions afterwards. Both cases import solo material into the head category, and would therefore narrow the difference we report rather than produce it.</w:t>
+        <w:t>Two caveats qualify this. The contrafact relationship does not by itself explain the gap: borrowing a progression from a standard says nothing about how dense the melody written over it will be, and the explanation we offer is the melodic one above rather than the harmonic one. The head/solo distinction is also less clean than chorus numbering implies. Some of Parker's compositions carry improvised B-sections, so that part of what we count as a head is itself improvised; and some recordings have no pre-composed head at all, Yamaguchi (2012) arguing that pieces such as "Bird of Paradise" were improvised over a borrowed progression and copyrighted as compositions afterward. Both cases import solo material into the head category, and would therefore narrow the difference we report rather than produce it.</w:t>
       </w:r>
     </w:p>
     <w:p>
@@ -6854,7 +6854,7 @@
           <w:rFonts w:ascii="Times New Roman" w:hAnsi="Times New Roman"/>
           <w:sz w:val="20"/>
         </w:rPr>
-        <w:t>▸ Characteristics: Sustained high harmonic density with dramatic variation. Low autocorrelation suggests episodic structure: phrases organized by chorus-level development arcs rather than local phrase-to-phrase relationships. Composed improvisation.</w:t>
+        <w:t>▸ Characteristics: Sustained high harmonic density with dramatic variation. Low autocorrelation suggests episodic structure: phrases organized by chorus-level development arcs rather than local phrase-to-phrase relationships.</w:t>
       </w:r>
     </w:p>
     <w:p>
@@ -7547,7 +7547,7 @@
           <w:rFonts w:ascii="Times New Roman" w:hAnsi="Times New Roman"/>
           <w:sz w:val="20"/>
         </w:rPr>
-        <w:t xml:space="preserve"> to describe directional causal relationships between harmonic dimensions in improvisation, measured via Granger causality testing. For each tune with ≥10 phrases, we tested whether past values of one variable improve prediction of another variable beyond autoregressive history.</w:t>
+        <w:t xml:space="preserve"> to describe the extent to which one of our measures helps predict another one phrase later, tested with Granger causality. For each tune with ≥10 phrases, we tested whether past values of one variable improve prediction of another variable beyond autoregressive history.</w:t>
       </w:r>
     </w:p>
     <w:p>
@@ -8367,7 +8367,7 @@
           <w:i/>
           <w:sz w:val="20"/>
         </w:rPr>
-        <w:t>Note. 500 simulated corpora. Each keeps the observed chord sequence, key and phrase boundaries, and replaces Parker's notes with pitch classes drawn from the scale each chord implies.</w:t>
+        <w:t>Note. 500 simulated corpora. Each keeps the observed chord sequence, key and phrase boundaries, and replaces Parker's notes with pitch classes drawn from the scale each chord implies. Computed over the 46 MIDI-aligned tunes, so the observed mean complexity of 10.15 here is over 3,024 segments rather than the 3,371 reported in Section 4.3.</w:t>
       </w:r>
     </w:p>
     <w:p>
@@ -8807,7 +8807,7 @@
           <w:rFonts w:ascii="Times New Roman" w:hAnsi="Times New Roman"/>
           <w:sz w:val="20"/>
         </w:rPr>
-        <w:t>This finding reframes improvisation not as uniformly spontaneous but as strategically variable: Parker selects organizational modes, reactive navigation vs. composed architecture vs. phrase-length modulation, appropriate to each tune's character and formal constraints. The "Exploratory" strategy's near-absence of phrase-level Granger causation (1 of 28 significant effects across 7 tunes) suggests that predetermined chorus-level planning can operate independently of local reactive processes. Figure 9 gives the significance rates for all four tests across the 46 tunes.</w:t>
+        <w:t>This finding reframes improvisation not as uniformly spontaneous but as strategically variable: Parker selects organizational modes, reactive navigation vs. pre-planned architecture vs. phrase-length modulation, appropriate to each tune's character and formal constraints. The "Exploratory" strategy's near-absence of phrase-level Granger causation (1 of 28 significant effects across 7 tunes) suggests that predetermined chorus-level planning can operate independently of local reactive processes. Figure 9 gives the significance rates for all four tests across the 46 tunes.</w:t>
       </w:r>
     </w:p>
     <w:p>
@@ -8957,7 +8957,7 @@
           <w:rFonts w:ascii="Times New Roman" w:hAnsi="Times New Roman"/>
           <w:sz w:val="20"/>
         </w:rPr>
-        <w:t xml:space="preserve"> = −0.350, </w:t>
+        <w:t xml:space="preserve"> = −.350, </w:t>
       </w:r>
       <w:r>
         <w:rPr>
@@ -9001,7 +9001,7 @@
           <w:rFonts w:ascii="Times New Roman" w:hAnsi="Times New Roman"/>
           <w:sz w:val="20"/>
         </w:rPr>
-        <w:t>Three means are reported below and they answer different questions, so we define each before giving values. The unweighted mean is the arithmetic mean of triadic content over the 165 distinct interval vectors, counting each vector once however often Parker used it; it describes the vocabulary as an inventory. The frequency-weighted mean weights each vector by its number of occurrences in the corpus before averaging, which is equivalent to the expected triadic content of a segment drawn at random from a performance; it describes the vocabulary as deployed. The comparison mean is the unweighted mean over the 145 vectors outside the top 20, and serves only as the reference group for the top-20 contrast. The practical difference is that the unweighted mean asks what Parker's vocabulary contains and the weighted mean asks what a listener actually hears; a gap between them is itself the finding, since it can arise only if triadically sparse vectors are used disproportionately often.</w:t>
+        <w:t>Three means are reported below, and they answer different questions, so we define each before giving values. The unweighted mean is the arithmetic mean of triadic content over the 165 distinct interval vectors, counting each vector once however often Parker used it; it describes the vocabulary as an inventory. The frequency-weighted mean weights each vector by its number of occurrences in the corpus before averaging, which is equivalent to the expected triadic content of a segment drawn at random from a performance; it describes the vocabulary as deployed. The comparison mean is the unweighted mean over the 145 vectors outside the top 20, and serves only as the reference group for the top-20 contrast. The practical difference is that the unweighted mean asks what Parker's vocabulary contains, and the weighted mean asks what a listener actually hears; a gap between them is itself the finding, since it can arise only if triadically sparse vectors are used disproportionately often.</w:t>
       </w:r>
     </w:p>
     <w:p>
@@ -9916,7 +9916,7 @@
           <w:b w:val="0"/>
           <w:sz w:val="18"/>
         </w:rPr>
-        <w:t>STRATEGY-SPECIFIC CAUSALITY PATTERNS</w:t>
+        <w:t>STRATEGY-SPECIFIC PATTERNS OF GRANGER CAUSATION</w:t>
       </w:r>
     </w:p>
     <w:p>
@@ -10195,7 +10195,7 @@
           <w:rFonts w:ascii="Times New Roman" w:hAnsi="Times New Roman"/>
           <w:sz w:val="20"/>
         </w:rPr>
-        <w:t>Rather than a single organizational mode (reactive vs. composed, spontaneous vs. planned), expert improvisers like Parker operate across a continuum, selecting organizational strategies appropriate to each performance. The term gravity captures this phenomenon: in some performances, harmonic tension exerts directional force on subsequent choices (reactive/algorithmic mode); in others, temporal organization proceeds independently of local conditions (composed/inspirational mode); in still others, phrase-length variation drives temporal structure independently of intervallic content (structural algorithm).</w:t>
+        <w:t>Rather than a single organizational mode (reactive or pre-planned, spontaneous or deliberate), expert improvisers like Parker operate across a continuum, selecting organizational strategies appropriate to each performance. The term gravity captures this phenomenon: in some performances, harmonic tension exerts directional force on subsequent choices (reactive/algorithmic mode); in others, temporal organization proceeds independently of local conditions (pre-planned, or inspirational, mode); in still others, phrase-length variation drives temporal structure independently of intervallic content (structural algorithm).</w:t>
       </w:r>
     </w:p>
     <w:p>
@@ -10209,7 +10209,7 @@
           <w:rFonts w:ascii="Times New Roman" w:hAnsi="Times New Roman"/>
           <w:sz w:val="20"/>
         </w:rPr>
-        <w:t>The strategy-specific patterns – "Exploratory" showing near-zero effects (3.6%), "Balanced" showing moderate effects (11.0%), "Contrasting" emphasizing phrase-length (23.1%), demonstrate that organizational modes correlate with broader improvisational strategies identifiable through autocorrelation and volatility analysis. The minority status of phrase-level Granger causation overall (19.6%) suggests that chorus-level architectural planning predominates over moment-to-moment reactive navigation in Parker's mature improvisational practice. Mastery emerges not from consistent application of a single organizational principle but from flexible deployment of multiple temporal logics appropriate to compositional context and improvisational intent.</w:t>
+        <w:t>The strategy-specific patterns, with "Exploratory" showing near-zero effects (3.6%), "Balanced" moderate effects (11.0%), and "Contrasting" emphasizing phrase-length (23.1%), demonstrate that organizational modes correlate with broader improvisational strategies identifiable through autocorrelation and volatility analysis. The minority status of phrase-level Granger causation overall (19.6%) suggests that chorus-level architectural planning predominates over moment-to-moment reactive navigation in Parker's mature improvisational practice. Mastery emerges not from consistent application of a single organizational principle but from flexible deployment of multiple temporal logics appropriate to compositional context and improvisational intent.</w:t>
       </w:r>
     </w:p>
     <w:p>
@@ -10258,7 +10258,7 @@
           <w:rFonts w:ascii="Times New Roman" w:hAnsi="Times New Roman"/>
           <w:sz w:val="20"/>
         </w:rPr>
-        <w:t xml:space="preserve"> = −0.350, </w:t>
+        <w:t xml:space="preserve"> = −.350, </w:t>
       </w:r>
       <w:r>
         <w:rPr>
@@ -10301,7 +10301,7 @@
           <w:rFonts w:ascii="Times New Roman" w:hAnsi="Times New Roman"/>
           <w:sz w:val="20"/>
         </w:rPr>
-        <w:t>This pattern suggests bebop harmony is organized not around triadic stability but around navigational flexibility. Triadically sparse interval vectors offer more degrees of freedom for continuation: they don't commit to specific triadic implications, enabling pivots to multiple harmonic destinations. This explains why Parker's frequently used interval vectors serve as hubs in temporal networks: they're selected for connectivity rather than harmonic stability. An IV like (111000), containing only one triad despite six interval classes, functions effectively precisely because it avoids triadic commitment.</w:t>
+        <w:t>This pattern suggests bebop harmony is organized not around triadic stability but around navigational flexibility. Triadically sparse interval vectors offer more degrees of freedom for continuation: they don't commit to specific triadic implications, enabling pivots to multiple harmonic destinations. This explains why Parker's frequently used interval vectors serve as hubs in temporal networks: they're selected for connectivity rather than harmonic stability. An IV like (111000), which contains no complete triad at all, functions effectively precisely because it avoids triadic commitment.</w:t>
       </w:r>
     </w:p>
     <w:p>
@@ -10315,7 +10315,7 @@
           <w:rFonts w:ascii="Times New Roman" w:hAnsi="Times New Roman"/>
           <w:sz w:val="20"/>
         </w:rPr>
-        <w:t>Parker's practice instead suggests mastery emerges from navigating between harmonic regions through triadically ambiguous pivot structures rather than from accumulating exotic triadic extensions. The correlation between triadic sparsity and usage frequency (r = −0.350) indicates this is a deliberate preference: Parker systematically selects pivot structures over stable foundations.</w:t>
+        <w:t>Parker's practice instead suggests mastery emerges from navigating between harmonic regions through triadically ambiguous pivot structures rather than from accumulating exotic triadic extensions. The correlation between triadic sparsity and usage frequency (r = −.350) indicates this is a deliberate preference: Parker systematically selects pivot structures over stable foundations.</w:t>
       </w:r>
     </w:p>
     <w:p>
@@ -10555,7 +10555,7 @@
           <w:rFonts w:ascii="Times New Roman" w:hAnsi="Times New Roman"/>
           <w:sz w:val="20"/>
         </w:rPr>
-        <w:t>) across temporal scales from segments through phrases to choruses, we uncover strategic architectures, causal relationships, and hierarchical organization that challenge pedagogical assumptions.</w:t>
+        <w:t>) across temporal scales from segments through phrases to choruses, we uncover strategic architectures, directional prediction between measures, and hierarchical organization that challenge pedagogical assumptions.</w:t>
       </w:r>
     </w:p>
     <w:p>
@@ -10598,7 +10598,7 @@
           <w:rFonts w:ascii="Times New Roman" w:hAnsi="Times New Roman"/>
           <w:sz w:val="20"/>
         </w:rPr>
-        <w:t>majority of performances show no phrase-level Granger causation between dissonance and complexity, suggesting that chorus-level architectural planning, constitutes Parker's primary organizational mode rather than moment-to-moment reactive navigation.</w:t>
+        <w:t>the majority of performances show no phrase-level Granger causation between dissonance and complexity, suggesting that chorus-level architectural planning constitutes Parker's primary organizational mode rather than moment-to-moment reactive navigation.</w:t>
       </w:r>
     </w:p>
     <w:p>
@@ -10685,7 +10685,7 @@
           <w:rFonts w:ascii="Times New Roman" w:hAnsi="Times New Roman"/>
           <w:sz w:val="20"/>
         </w:rPr>
-        <w:t>significant negative correlation between frequency and triadic content (r = −0.350, p &lt; .001) reveals that Parker's most common interval vectors contain less than half the triadic content of corpus average (0.6 vs 2.6 triads, Cohen's d = −0.87). Mastery emerges from navigational flexibility through triadically ambiguous pivot structures rather than accumulation of triadically rich exotic materials.</w:t>
+        <w:t>significant negative correlation between frequency and triadic content (r = −.350, p &lt; .001) reveals that Parker's most common interval vectors contain less than half the triadic content of corpus average (0.6 vs 2.6 triads, Cohen's d = −0.87). Mastery emerges from navigational flexibility through triadically ambiguous pivot structures rather than accumulation of triadically rich exotic materials.</w:t>
       </w:r>
     </w:p>
     <w:p>
@@ -10768,7 +10768,7 @@
           <w:rFonts w:ascii="Times New Roman" w:hAnsi="Times New Roman"/>
           <w:sz w:val="20"/>
         </w:rPr>
-        <w:t xml:space="preserve"> (directional causal relationships measured via Granger testing) and </w:t>
+        <w:t xml:space="preserve"> (the extent to which one measure predicts another one phrase later, tested with Granger causality) and </w:t>
       </w:r>
       <w:r>
         <w:rPr>
@@ -11209,7 +11209,7 @@
           <w:rFonts w:ascii="Times New Roman" w:hAnsi="Times New Roman"/>
           <w:sz w:val="20"/>
         </w:rPr>
-        <w:t>The Charlie Parker Aligned Digital Omnibook dataset combines manual transcriptions (Déguernel, Vincent, &amp; Assayag) with automatic transcription methods and MIDI alignment (Riley &amp; Dixon). MusicXML data provided by Inria and STMS Lab Ircam/CNRS/UPMC. Original copyrights held by Atlantic Music Corp. Data provided under Creative Commons Attribution-NonCommercial-ShareAlike license version 2.0.</w:t>
+        <w:t>The Charlie Parker Aligned Digital Omnibook dataset combines manual transcriptions (Déguernel et al., 2016) with automatic transcription methods and MIDI alignment (Riley &amp; Dixon, 2024). MusicXML data provided by Inria and STMS Lab Ircam/CNRS/UPMC. Original copyrights held by Atlantic Music Corp. Data provided under Creative Commons Attribution-NonCommercial-ShareAlike license version 2.0.</w:t>
       </w:r>
     </w:p>
     <w:p>

--- a/EMR/Bird_Over_Time_EMR.docx
+++ b/EMR/Bird_Over_Time_EMR.docx
@@ -2879,7 +2879,7 @@
           <w:rFonts w:ascii="Times New Roman" w:hAnsi="Times New Roman"/>
           <w:sz w:val="20"/>
         </w:rPr>
-        <w:t xml:space="preserve">The bidirectional nature of these transitions, both II → I (19) and I → II (17) ranking in the top three, reveals a fundamental finding: Parker conceives these structures not as functional progressions but as </w:t>
+        <w:t xml:space="preserve">The bidirectional nature of these transitions, both II → I (19) and I → II (17) ranking in the top three, reveals a fundamental finding: these structures behave less like fixed functional progressions than like </w:t>
       </w:r>
       <w:r>
         <w:rPr>
@@ -6142,7 +6142,7 @@
           <w:rFonts w:ascii="Times New Roman" w:hAnsi="Times New Roman"/>
           <w:sz w:val="20"/>
         </w:rPr>
-        <w:t>This finding suggests Parker conceives each tune's improvisational arc holistically rather than applying a single approach across all contexts. Figure 6 plots the two contours against one another, with the composed head shown alongside the improvised choruses in each case.</w:t>
+        <w:t>This finding suggests that the temporal organization of each tune's improvisational arc differs across compositions rather than following a single approach. Figure 6 plots the two contours against one another, with the composed head shown alongside the improvised choruses in each case.</w:t>
       </w:r>
     </w:p>
     <w:p>
@@ -6434,7 +6434,7 @@
           <w:rFonts w:ascii="Times New Roman" w:hAnsi="Times New Roman"/>
           <w:sz w:val="20"/>
         </w:rPr>
-        <w:t>This finding demonstrates that temporal organization strategies are tune-specific; Parker conceives different architectural approaches for different compositions.</w:t>
+        <w:t>This finding demonstrates that temporal organization strategies are tune-specific; different compositions show different architectural approaches.</w:t>
       </w:r>
     </w:p>
     <w:p>
@@ -8807,7 +8807,7 @@
           <w:rFonts w:ascii="Times New Roman" w:hAnsi="Times New Roman"/>
           <w:sz w:val="20"/>
         </w:rPr>
-        <w:t>This finding reframes improvisation not as uniformly spontaneous but as strategically variable: Parker selects organizational modes, reactive navigation vs. pre-planned architecture vs. phrase-length modulation, appropriate to each tune's character and formal constraints. The "Exploratory" strategy's near-absence of phrase-level Granger causation (1 of 28 significant effects across 7 tunes) suggests that predetermined chorus-level planning can operate independently of local reactive processes. Figure 9 gives the significance rates for all four tests across the 46 tunes.</w:t>
+        <w:t>This finding reframes improvisation not as uniformly spontaneous but as strategically variable: the organizational mode differs by tune, between reactive navigation, pre-planned architecture and phrase-length modulation, in ways that track each tune's character and formal constraints. The "Exploratory" strategy's near-absence of phrase-level Granger causation (1 of 28 significant effects across 7 tunes) suggests that predetermined chorus-level planning can operate independently of local reactive processes. Figure 9 gives the significance rates for all four tests across the 46 tunes.</w:t>
       </w:r>
     </w:p>
     <w:p>
@@ -9783,7 +9783,7 @@
           <w:rFonts w:ascii="Times New Roman" w:hAnsi="Times New Roman"/>
           <w:sz w:val="20"/>
         </w:rPr>
-        <w:t>The three improvisational strategies reveal that temporal organization is tune-specific. Parker does not apply a single approach across all contexts; rather, he conceives distinct temporal architectures for different compositions.</w:t>
+        <w:t>The three improvisational strategies reveal that temporal organization is tune-specific. Parker does not apply a single temporal pattern across all contexts; rather, the data show distinct temporal architectures across compositions.</w:t>
       </w:r>
     </w:p>
     <w:p>

--- a/EMR/Bird_Over_Time_EMR.docx
+++ b/EMR/Bird_Over_Time_EMR.docx
@@ -2865,7 +2865,7 @@
           <w:rFonts w:ascii="Times New Roman" w:hAnsi="Times New Roman"/>
           <w:sz w:val="20"/>
         </w:rPr>
-        <w:t>Transitional patterns reinforce this vocabulary structure (Table 2). The most common transition, (111000) → (122010) (II → I, 19 occurrences), represents Parker navigating from chromatic cluster to shell voicing, paralleling the archetypal II-V-I resolution by moving from chromatic tension to ambiguous stability. However, the corpus also shows substantial same-IV persistence: (111000) → (111000) appears 18 times. Because segments are defined by chord symbols, a repeated interval vector could in principle record a repeated chord rather than a harmonic move, and we checked this directly: 17 of those 18 transitions cross a change of chord symbol, and only one stays on the same chord. The pattern holds corpus-wide, where 83 of 112 same-IV transitions (74.1%) span an actual chord change. Parker is therefore sustaining one pitch-class structure across changing harmony rather than sitting on a static chord, which is what makes the persistence analytically interesting. Reverse motion also appears: (122010) → (111000) (I → II, 17 occurrences) shows Parker generating harmonic tension by moving from stable shell voicings to altered chromatic clusters, contradicting traditional voice-leading pedagogy that emphasizes tension→resolution directionality.</w:t>
+        <w:t>Transitional patterns reinforce this vocabulary structure (Table 2). The most common transition, (111000) → (122010) (II → I, 19 occurrences), represents motion from chromatic cluster to shell voicing, paralleling the archetypal II-V-I resolution by moving from chromatic tension to ambiguous stability. However, the corpus also shows substantial same-IV persistence: (111000) → (111000) appears 18 times. Because segments are defined by chord symbols, a repeated interval vector could in principle record a repeated chord rather than a harmonic move, and we checked this directly: 17 of those 18 transitions cross a change of chord symbol, and only one stays on the same chord. The pattern holds corpus-wide, where 83 of 112 same-IV transitions (74.1%) span an actual chord change. Parker is therefore sustaining one pitch-class structure across changing harmony rather than sitting on a static chord, which is what makes the persistence analytically interesting. Reverse motion also appears: (122010) → (111000) (I → II, 17 occurrences) shows Parker generating harmonic tension by moving from stable shell voicings to altered chromatic clusters, contradicting traditional voice-leading pedagogy that emphasizes tension→resolution directionality.</w:t>
       </w:r>
     </w:p>
     <w:p>
@@ -10315,7 +10315,7 @@
           <w:rFonts w:ascii="Times New Roman" w:hAnsi="Times New Roman"/>
           <w:sz w:val="20"/>
         </w:rPr>
-        <w:t>Parker's practice instead suggests mastery emerges from navigating between harmonic regions through triadically ambiguous pivot structures rather than from accumulating exotic triadic extensions. The correlation between triadic sparsity and usage frequency (r = −.350) indicates this is a deliberate preference: Parker systematically selects pivot structures over stable foundations.</w:t>
+        <w:t>Parker's practice instead suggests mastery emerges from navigating between harmonic regions through triadically ambiguous pivot structures rather than from accumulating exotic triadic extensions. The correlation between triadic sparsity and usage frequency (r = −.350) indicates a systematic bias rather than a chance distribution: pivot structures predominate over stable foundations across the corpus.</w:t>
       </w:r>
     </w:p>
     <w:p>
@@ -10627,7 +10627,7 @@
           <w:rFonts w:ascii="Times New Roman" w:hAnsi="Times New Roman"/>
           <w:sz w:val="20"/>
         </w:rPr>
-        <w:t>"Exploratory" performances (7 tunes) show near-zero phrase-level Granger causation (3.6%), consistent with chorus-level architectural planning; "Balanced" performances (25 tunes) exhibit moderate reactive effects (11.0%); "Contrasting" performances (13 tunes) organize themselves instead through phrase duration, where the length of one phrase predicts the complexity or dissonance of the next (23.1%). Temporal organization is tune-specific, with Parker selecting organizational modes appropriate to compositional context.</w:t>
+        <w:t>"Exploratory" performances (7 tunes) show near-zero phrase-level Granger causation (3.6%), consistent with chorus-level architectural planning; "Balanced" performances (25 tunes) exhibit moderate reactive effects (11.0%); "Contrasting" performances (13 tunes) organize themselves instead through phrase duration, where the length of one phrase predicts the complexity or dissonance of the next (23.1%). Temporal organization is tune-specific, with organizational modes differing by compositional context.</w:t>
       </w:r>
     </w:p>
     <w:p>
